--- a/ТЗ_OX/09_Этап_08_Смарт_контракты/OX_Этап_08_Смарт_контракты_ТЗ_v2.docx
+++ b/ТЗ_OX/09_Этап_08_Смарт_контракты/OX_Этап_08_Смарт_контракты_ТЗ_v2.docx
@@ -4,396 +4,502 @@
   <w:body>
     <w:p>
       <w:pPr>
+        <w:pStyle w:val="Title"/>
+      </w:pPr>
+      <w:r>
+        <w:t xml:space="preserve">OX - Этап 08. Смарт-контракты</w:t>
+      </w:r>
+    </w:p>
+    <w:p>
+      <w:r>
+        <w:t xml:space="preserve"/>
+      </w:r>
+    </w:p>
+    <w:p>
+      <w:r>
+        <w:t xml:space="preserve">Дата: 09.06.2026  </w:t>
+      </w:r>
+    </w:p>
+    <w:p>
+      <w:r>
+        <w:t xml:space="preserve">Версия: v2  </w:t>
+      </w:r>
+    </w:p>
+    <w:p>
+      <w:r>
+        <w:t xml:space="preserve">Проект: OX, спортивный экспресс  </w:t>
+      </w:r>
+    </w:p>
+    <w:p>
+      <w:r>
+        <w:t xml:space="preserve">Стартовый продукт: Суперэкспресс 15  </w:t>
+      </w:r>
+    </w:p>
+    <w:p>
+      <w:r>
+        <w:t xml:space="preserve">Будущий продукт: Мегаэкспресс 16  </w:t>
+      </w:r>
+    </w:p>
+    <w:p>
+      <w:r>
+        <w:t xml:space="preserve">Девиз: Честно. Прозрачно. Мгновенно.</w:t>
+      </w:r>
+    </w:p>
+    <w:p>
+      <w:r>
+        <w:t xml:space="preserve"/>
+      </w:r>
+    </w:p>
+    <w:p>
+      <w:r>
+        <w:br w:type="page"/>
+      </w:r>
+    </w:p>
+    <w:p>
+      <w:r>
+        <w:t xml:space="preserve"/>
+      </w:r>
+    </w:p>
+    <w:p>
+      <w:pPr>
         <w:pStyle w:val="Heading1"/>
       </w:pPr>
       <w:r>
-        <w:t xml:space="preserve">OX - Этап 08. Смарт-контракты</w:t>
-      </w:r>
-    </w:p>
-    <w:p/>
-    <w:p>
-      <w:r>
-        <w:t xml:space="preserve">Дата: 09.06.2026  </w:t>
-      </w:r>
-    </w:p>
-    <w:p>
-      <w:r>
-        <w:t xml:space="preserve">Версия: v2  </w:t>
-      </w:r>
-    </w:p>
-    <w:p>
-      <w:r>
-        <w:t xml:space="preserve">Проект: OX, спортивный экспресс  </w:t>
-      </w:r>
-    </w:p>
-    <w:p>
-      <w:r>
-        <w:t xml:space="preserve">Стартовый продукт: Суперэкспресс 15  </w:t>
-      </w:r>
-    </w:p>
-    <w:p>
-      <w:r>
-        <w:t xml:space="preserve">Будущий продукт: Мегаэкспресс 16  </w:t>
-      </w:r>
-    </w:p>
-    <w:p>
-      <w:r>
-        <w:t xml:space="preserve">Девиз: Честно. Прозрачно. Мгновенно.</w:t>
-      </w:r>
-    </w:p>
-    <w:p/>
-    <w:p/>
+        <w:t xml:space="preserve">1. Назначение этапа</w:t>
+      </w:r>
+    </w:p>
+    <w:p>
+      <w:r>
+        <w:t xml:space="preserve"/>
+      </w:r>
+    </w:p>
+    <w:p>
+      <w:r>
+        <w:t xml:space="preserve">Этап 8 описывает smart contracts (смарт-контракты) OX: состав контрактов, зоны ответственности, роли, функции, события, инварианты, ограничения и требования к аудиту.</w:t>
+      </w:r>
+    </w:p>
+    <w:p>
+      <w:r>
+        <w:t xml:space="preserve"/>
+      </w:r>
+    </w:p>
+    <w:p>
+      <w:r>
+        <w:t xml:space="preserve">Этот этап отвечает на вопросы:</w:t>
+      </w:r>
+    </w:p>
+    <w:p>
+      <w:r>
+        <w:t xml:space="preserve"/>
+      </w:r>
+    </w:p>
+    <w:p>
+      <w:pPr>
+        <w:pStyle w:val="ListParagraph"/>
+      </w:pPr>
+      <w:r>
+        <w:t xml:space="preserve">• какие контракты нужны для MVP;</w:t>
+      </w:r>
+    </w:p>
+    <w:p>
+      <w:pPr>
+        <w:pStyle w:val="ListParagraph"/>
+      </w:pPr>
+      <w:r>
+        <w:t xml:space="preserve">• какие данные хранятся on-chain (в блокчейне);</w:t>
+      </w:r>
+    </w:p>
+    <w:p>
+      <w:pPr>
+        <w:pStyle w:val="ListParagraph"/>
+      </w:pPr>
+      <w:r>
+        <w:t xml:space="preserve">• какие расчеты остаются off-chain (вне блокчейна);</w:t>
+      </w:r>
+    </w:p>
+    <w:p>
+      <w:pPr>
+        <w:pStyle w:val="ListParagraph"/>
+      </w:pPr>
+      <w:r>
+        <w:t xml:space="preserve">• как принимаются USDC за билеты;</w:t>
+      </w:r>
+    </w:p>
+    <w:p>
+      <w:pPr>
+        <w:pStyle w:val="ListParagraph"/>
+      </w:pPr>
+      <w:r>
+        <w:t xml:space="preserve">• как фиксируются параметры тиража;</w:t>
+      </w:r>
+    </w:p>
+    <w:p>
+      <w:pPr>
+        <w:pStyle w:val="ListParagraph"/>
+      </w:pPr>
+      <w:r>
+        <w:t xml:space="preserve">• как учитываются призовой фонд, комиссия, джекпот и gas reserve;</w:t>
+      </w:r>
+    </w:p>
+    <w:p>
+      <w:pPr>
+        <w:pStyle w:val="ListParagraph"/>
+      </w:pPr>
+      <w:r>
+        <w:t xml:space="preserve">• как публикуются result root и payout root;</w:t>
+      </w:r>
+    </w:p>
+    <w:p>
+      <w:pPr>
+        <w:pStyle w:val="ListParagraph"/>
+      </w:pPr>
+      <w:r>
+        <w:t xml:space="preserve">• как выполняются выплаты через Merkle proof;</w:t>
+      </w:r>
+    </w:p>
+    <w:p>
+      <w:pPr>
+        <w:pStyle w:val="ListParagraph"/>
+      </w:pPr>
+      <w:r>
+        <w:t xml:space="preserve">• какие роли и права нужны;</w:t>
+      </w:r>
+    </w:p>
+    <w:p>
+      <w:pPr>
+        <w:pStyle w:val="ListParagraph"/>
+      </w:pPr>
+      <w:r>
+        <w:t xml:space="preserve">• какие действия требуют multisig;</w:t>
+      </w:r>
+    </w:p>
+    <w:p>
+      <w:pPr>
+        <w:pStyle w:val="ListParagraph"/>
+      </w:pPr>
+      <w:r>
+        <w:t xml:space="preserve">• какие проверки должны пройти контракты перед запуском.</w:t>
+      </w:r>
+    </w:p>
+    <w:p>
+      <w:r>
+        <w:t xml:space="preserve"/>
+      </w:r>
+    </w:p>
+    <w:p>
+      <w:r>
+        <w:t xml:space="preserve">Связь с предыдущими этапами:</w:t>
+      </w:r>
+    </w:p>
+    <w:p>
+      <w:r>
+        <w:t xml:space="preserve"/>
+      </w:r>
+    </w:p>
+    <w:p>
+      <w:pPr>
+        <w:pStyle w:val="ListParagraph"/>
+      </w:pPr>
+      <w:r>
+        <w:t xml:space="preserve">• Этап 2 определяет жизненный цикл тиража и статусы.</w:t>
+      </w:r>
+    </w:p>
+    <w:p>
+      <w:pPr>
+        <w:pStyle w:val="ListParagraph"/>
+      </w:pPr>
+      <w:r>
+        <w:t xml:space="preserve">• Этап 3 определяет билеты, системные ставки и лимиты.</w:t>
+      </w:r>
+    </w:p>
+    <w:p>
+      <w:pPr>
+        <w:pStyle w:val="ListParagraph"/>
+      </w:pPr>
+      <w:r>
+        <w:t xml:space="preserve">• Этап 4 определяет экономику 80/10/10, джекпот, gas reserve и refund.</w:t>
+      </w:r>
+    </w:p>
+    <w:p>
+      <w:pPr>
+        <w:pStyle w:val="ListParagraph"/>
+      </w:pPr>
+      <w:r>
+        <w:t xml:space="preserve">• Этап 5 определяет защиту от кита и динамическую цену.</w:t>
+      </w:r>
+    </w:p>
+    <w:p>
+      <w:pPr>
+        <w:pStyle w:val="ListParagraph"/>
+      </w:pPr>
+      <w:r>
+        <w:t xml:space="preserve">• Этап 6 определяет автоматические выплаты через Merkle settlement.</w:t>
+      </w:r>
+    </w:p>
+    <w:p>
+      <w:pPr>
+        <w:pStyle w:val="ListParagraph"/>
+      </w:pPr>
+      <w:r>
+        <w:t xml:space="preserve">• Этап 7 определяет result root/hash спортивных результатов.</w:t>
+      </w:r>
+    </w:p>
+    <w:p>
+      <w:r>
+        <w:t xml:space="preserve"/>
+      </w:r>
+    </w:p>
+    <w:p>
+      <w:r>
+        <w:t xml:space="preserve">Главное правило:</w:t>
+      </w:r>
+    </w:p>
+    <w:p>
+      <w:r>
+        <w:t xml:space="preserve"/>
+      </w:r>
+    </w:p>
+    <w:p>
+      <w:pPr>
+        <w:pStyle w:val="Code"/>
+      </w:pPr>
+      <w:r>
+        <w:t xml:space="preserve">смарт-контракт хранит деньги и проверяемые корни, но не выполняет тяжелые расчеты MVP.</w:t>
+      </w:r>
+    </w:p>
+    <w:p>
+      <w:r>
+        <w:t xml:space="preserve"/>
+      </w:r>
+    </w:p>
+    <w:p>
+      <w:r>
+        <w:t xml:space="preserve">Главное правило доверия:</w:t>
+      </w:r>
+    </w:p>
+    <w:p>
+      <w:r>
+        <w:t xml:space="preserve"/>
+      </w:r>
+    </w:p>
+    <w:p>
+      <w:pPr>
+        <w:pStyle w:val="Code"/>
+      </w:pPr>
+      <w:r>
+        <w:t xml:space="preserve">после публикации payoutRoot корректная выплата не должна зависеть</w:t>
+      </w:r>
+    </w:p>
+    <w:p>
+      <w:pPr>
+        <w:pStyle w:val="Code"/>
+      </w:pPr>
+      <w:r>
+        <w:t xml:space="preserve">от ручного решения оператора.</w:t>
+      </w:r>
+    </w:p>
+    <w:p>
+      <w:r>
+        <w:t xml:space="preserve"/>
+      </w:r>
+    </w:p>
+    <w:p>
+      <w:r>
+        <w:t xml:space="preserve">Смарт-контракты должны быть спроектированы так, чтобы администратор не мог произвольно вывести или удержать prizePool, jackpot, refund funds или средства выплат. Если выплата есть в payoutRoot и не заблокирована заранее описанным статусом KYC/AML, санкций, апелляции или аварийной паузы, она должна быть технически доступна через claimFor(user) или fallback claim.</w:t>
+      </w:r>
+    </w:p>
+    <w:p>
+      <w:r>
+        <w:t xml:space="preserve"/>
+      </w:r>
+    </w:p>
+    <w:p>
+      <w:r>
+        <w:br w:type="page"/>
+      </w:r>
+    </w:p>
+    <w:p>
+      <w:r>
+        <w:t xml:space="preserve"/>
+      </w:r>
+    </w:p>
+    <w:p>
+      <w:pPr>
+        <w:pStyle w:val="Heading1"/>
+      </w:pPr>
+      <w:r>
+        <w:t xml:space="preserve">2. Базовые технологические решения</w:t>
+      </w:r>
+    </w:p>
+    <w:p>
+      <w:r>
+        <w:t xml:space="preserve"/>
+      </w:r>
+    </w:p>
     <w:p>
       <w:pPr>
         <w:pStyle w:val="Heading2"/>
       </w:pPr>
       <w:r>
-        <w:t xml:space="preserve">1. Назначение этапа</w:t>
-      </w:r>
-    </w:p>
-    <w:p/>
-    <w:p>
-      <w:r>
-        <w:t xml:space="preserve">Этап 8 описывает smart contracts (смарт-контракты) OX: состав контрактов, зоны ответственности, роли, функции, события, инварианты, ограничения и требования к аудиту.</w:t>
-      </w:r>
-    </w:p>
-    <w:p/>
-    <w:p>
-      <w:r>
-        <w:t xml:space="preserve">Этот этап отвечает на вопросы:</w:t>
-      </w:r>
-    </w:p>
-    <w:p/>
-    <w:p>
-      <w:pPr>
-        <w:pStyle w:val="Bullet"/>
-      </w:pPr>
-      <w:r>
-        <w:t xml:space="preserve">• какие контракты нужны для MVP;</w:t>
-      </w:r>
-    </w:p>
-    <w:p>
-      <w:pPr>
-        <w:pStyle w:val="Bullet"/>
-      </w:pPr>
-      <w:r>
-        <w:t xml:space="preserve">• какие данные хранятся on-chain (в блокчейне);</w:t>
-      </w:r>
-    </w:p>
-    <w:p>
-      <w:pPr>
-        <w:pStyle w:val="Bullet"/>
-      </w:pPr>
-      <w:r>
-        <w:t xml:space="preserve">• какие расчеты остаются off-chain (вне блокчейна);</w:t>
-      </w:r>
-    </w:p>
-    <w:p>
-      <w:pPr>
-        <w:pStyle w:val="Bullet"/>
-      </w:pPr>
-      <w:r>
-        <w:t xml:space="preserve">• как принимаются USDC за билеты;</w:t>
-      </w:r>
-    </w:p>
-    <w:p>
-      <w:pPr>
-        <w:pStyle w:val="Bullet"/>
-      </w:pPr>
-      <w:r>
-        <w:t xml:space="preserve">• как фиксируются параметры тиража;</w:t>
-      </w:r>
-    </w:p>
-    <w:p>
-      <w:pPr>
-        <w:pStyle w:val="Bullet"/>
-      </w:pPr>
-      <w:r>
-        <w:t xml:space="preserve">• как учитываются призовой фонд, комиссия, джекпот и gas reserve;</w:t>
-      </w:r>
-    </w:p>
-    <w:p>
-      <w:pPr>
-        <w:pStyle w:val="Bullet"/>
-      </w:pPr>
-      <w:r>
-        <w:t xml:space="preserve">• как публикуются result root и payout root;</w:t>
-      </w:r>
-    </w:p>
-    <w:p>
-      <w:pPr>
-        <w:pStyle w:val="Bullet"/>
-      </w:pPr>
-      <w:r>
-        <w:t xml:space="preserve">• как выполняются выплаты через Merkle proof;</w:t>
-      </w:r>
-    </w:p>
-    <w:p>
-      <w:pPr>
-        <w:pStyle w:val="Bullet"/>
-      </w:pPr>
-      <w:r>
-        <w:t xml:space="preserve">• какие роли и права нужны;</w:t>
-      </w:r>
-    </w:p>
-    <w:p>
-      <w:pPr>
-        <w:pStyle w:val="Bullet"/>
-      </w:pPr>
-      <w:r>
-        <w:t xml:space="preserve">• какие действия требуют multisig;</w:t>
-      </w:r>
-    </w:p>
-    <w:p>
-      <w:pPr>
-        <w:pStyle w:val="Bullet"/>
-      </w:pPr>
-      <w:r>
-        <w:t xml:space="preserve">• какие проверки должны пройти контракты перед запуском.</w:t>
-      </w:r>
-    </w:p>
-    <w:p/>
-    <w:p>
-      <w:r>
-        <w:t xml:space="preserve">Связь с предыдущими этапами:</w:t>
-      </w:r>
-    </w:p>
-    <w:p/>
-    <w:p>
-      <w:pPr>
-        <w:pStyle w:val="Bullet"/>
-      </w:pPr>
-      <w:r>
-        <w:t xml:space="preserve">• Этап 2 определяет жизненный цикл тиража и статусы.</w:t>
-      </w:r>
-    </w:p>
-    <w:p>
-      <w:pPr>
-        <w:pStyle w:val="Bullet"/>
-      </w:pPr>
-      <w:r>
-        <w:t xml:space="preserve">• Этап 3 определяет билеты, системные ставки и лимиты.</w:t>
-      </w:r>
-    </w:p>
-    <w:p>
-      <w:pPr>
-        <w:pStyle w:val="Bullet"/>
-      </w:pPr>
-      <w:r>
-        <w:t xml:space="preserve">• Этап 4 определяет экономику 80/10/10, джекпот, gas reserve и refund.</w:t>
-      </w:r>
-    </w:p>
-    <w:p>
-      <w:pPr>
-        <w:pStyle w:val="Bullet"/>
-      </w:pPr>
-      <w:r>
-        <w:t xml:space="preserve">• Этап 5 определяет защиту от кита и динамическую цену.</w:t>
-      </w:r>
-    </w:p>
-    <w:p>
-      <w:pPr>
-        <w:pStyle w:val="Bullet"/>
-      </w:pPr>
-      <w:r>
-        <w:t xml:space="preserve">• Этап 6 определяет автоматические выплаты через Merkle settlement.</w:t>
-      </w:r>
-    </w:p>
-    <w:p>
-      <w:pPr>
-        <w:pStyle w:val="Bullet"/>
-      </w:pPr>
-      <w:r>
-        <w:t xml:space="preserve">• Этап 7 определяет result root/hash спортивных результатов.</w:t>
-      </w:r>
-    </w:p>
-    <w:p/>
-    <w:p>
-      <w:r>
-        <w:t xml:space="preserve">Главное правило:</w:t>
-      </w:r>
-    </w:p>
-    <w:p/>
-    <w:p>
-      <w:pPr>
-        <w:pStyle w:val="Code"/>
-      </w:pPr>
-      <w:r>
-        <w:t xml:space="preserve">смарт-контракт хранит деньги и проверяемые корни, но не выполняет тяжелые расчеты MVP.</w:t>
-      </w:r>
-    </w:p>
-    <w:p/>
-    <w:p>
-      <w:r>
-        <w:t xml:space="preserve">Главное правило доверия:</w:t>
-      </w:r>
-    </w:p>
-    <w:p/>
-    <w:p>
-      <w:pPr>
-        <w:pStyle w:val="Code"/>
-      </w:pPr>
-      <w:r>
-        <w:t xml:space="preserve">после публикации payoutRoot корректная выплата не должна зависеть</w:t>
-      </w:r>
-    </w:p>
-    <w:p>
-      <w:pPr>
-        <w:pStyle w:val="Code"/>
-      </w:pPr>
-      <w:r>
-        <w:t xml:space="preserve">от ручного решения оператора.</w:t>
-      </w:r>
-    </w:p>
-    <w:p/>
-    <w:p>
-      <w:r>
-        <w:t xml:space="preserve">Смарт-контракты должны быть спроектированы так, чтобы администратор не мог произвольно вывести или удержать prizePool, jackpot, refund funds или средства выплат. Если выплата есть в payoutRoot и не заблокирована заранее описанным статусом KYC/AML, санкций, апелляции или аварийной паузы, она должна быть технически доступна через claimFor(user) или fallback claim.</w:t>
-      </w:r>
-    </w:p>
-    <w:p/>
-    <w:p/>
+        <w:t xml:space="preserve">2.1. Сеть</w:t>
+      </w:r>
+    </w:p>
+    <w:p>
+      <w:r>
+        <w:t xml:space="preserve"/>
+      </w:r>
+    </w:p>
+    <w:p>
+      <w:r>
+        <w:t xml:space="preserve">Финальная сеть выбирается отдельным решением перед разработкой.</w:t>
+      </w:r>
+    </w:p>
+    <w:p>
+      <w:r>
+        <w:t xml:space="preserve"/>
+      </w:r>
+    </w:p>
+    <w:p>
+      <w:r>
+        <w:t xml:space="preserve">Кандидаты:</w:t>
+      </w:r>
+    </w:p>
+    <w:p>
+      <w:r>
+        <w:t xml:space="preserve"/>
+      </w:r>
+    </w:p>
+    <w:p>
+      <w:pPr>
+        <w:pStyle w:val="ListParagraph"/>
+      </w:pPr>
+      <w:r>
+        <w:t xml:space="preserve">• Base;</w:t>
+      </w:r>
+    </w:p>
+    <w:p>
+      <w:pPr>
+        <w:pStyle w:val="ListParagraph"/>
+      </w:pPr>
+      <w:r>
+        <w:t xml:space="preserve">• Arbitrum;</w:t>
+      </w:r>
+    </w:p>
+    <w:p>
+      <w:pPr>
+        <w:pStyle w:val="ListParagraph"/>
+      </w:pPr>
+      <w:r>
+        <w:t xml:space="preserve">• Polygon;</w:t>
+      </w:r>
+    </w:p>
+    <w:p>
+      <w:pPr>
+        <w:pStyle w:val="ListParagraph"/>
+      </w:pPr>
+      <w:r>
+        <w:t xml:space="preserve">• другая EVM-сеть с низкими комиссиями и нормальной поддержкой USDC.</w:t>
+      </w:r>
+    </w:p>
+    <w:p>
+      <w:r>
+        <w:t xml:space="preserve"/>
+      </w:r>
+    </w:p>
+    <w:p>
+      <w:r>
+        <w:t xml:space="preserve">Требования к сети:</w:t>
+      </w:r>
+    </w:p>
+    <w:p>
+      <w:r>
+        <w:t xml:space="preserve"/>
+      </w:r>
+    </w:p>
+    <w:p>
+      <w:pPr>
+        <w:pStyle w:val="ListParagraph"/>
+      </w:pPr>
+      <w:r>
+        <w:t xml:space="preserve">• EVM-совместимость;</w:t>
+      </w:r>
+    </w:p>
+    <w:p>
+      <w:pPr>
+        <w:pStyle w:val="ListParagraph"/>
+      </w:pPr>
+      <w:r>
+        <w:t xml:space="preserve">• нативный или надежный bridged USDC;</w:t>
+      </w:r>
+    </w:p>
+    <w:p>
+      <w:pPr>
+        <w:pStyle w:val="ListParagraph"/>
+      </w:pPr>
+      <w:r>
+        <w:t xml:space="preserve">• низкая стоимость claimFor;</w:t>
+      </w:r>
+    </w:p>
+    <w:p>
+      <w:pPr>
+        <w:pStyle w:val="ListParagraph"/>
+      </w:pPr>
+      <w:r>
+        <w:t xml:space="preserve">• стабильный RPC;</w:t>
+      </w:r>
+    </w:p>
+    <w:p>
+      <w:pPr>
+        <w:pStyle w:val="ListParagraph"/>
+      </w:pPr>
+      <w:r>
+        <w:t xml:space="preserve">• поддержка multisig;</w:t>
+      </w:r>
+    </w:p>
+    <w:p>
+      <w:pPr>
+        <w:pStyle w:val="ListParagraph"/>
+      </w:pPr>
+      <w:r>
+        <w:t xml:space="preserve">• поддержка блокчейн-обозревателя;</w:t>
+      </w:r>
+    </w:p>
+    <w:p>
+      <w:pPr>
+        <w:pStyle w:val="ListParagraph"/>
+      </w:pPr>
+      <w:r>
+        <w:t xml:space="preserve">• достаточная ликвидность и доверие пользователей.</w:t>
+      </w:r>
+    </w:p>
+    <w:p>
+      <w:r>
+        <w:t xml:space="preserve"/>
+      </w:r>
+    </w:p>
     <w:p>
       <w:pPr>
         <w:pStyle w:val="Heading2"/>
       </w:pPr>
       <w:r>
-        <w:t xml:space="preserve">2. Базовые технологические решения</w:t>
-      </w:r>
-    </w:p>
-    <w:p/>
-    <w:p>
-      <w:pPr>
-        <w:pStyle w:val="Heading3"/>
-      </w:pPr>
-      <w:r>
-        <w:t xml:space="preserve">2.1. Сеть</w:t>
-      </w:r>
-    </w:p>
-    <w:p/>
-    <w:p>
-      <w:r>
-        <w:t xml:space="preserve">Финальная сеть выбирается отдельным решением перед разработкой.</w:t>
-      </w:r>
-    </w:p>
-    <w:p/>
-    <w:p>
-      <w:r>
-        <w:t xml:space="preserve">Кандидаты:</w:t>
-      </w:r>
-    </w:p>
-    <w:p/>
-    <w:p>
-      <w:pPr>
-        <w:pStyle w:val="Bullet"/>
-      </w:pPr>
-      <w:r>
-        <w:t xml:space="preserve">• Base;</w:t>
-      </w:r>
-    </w:p>
-    <w:p>
-      <w:pPr>
-        <w:pStyle w:val="Bullet"/>
-      </w:pPr>
-      <w:r>
-        <w:t xml:space="preserve">• Arbitrum;</w:t>
-      </w:r>
-    </w:p>
-    <w:p>
-      <w:pPr>
-        <w:pStyle w:val="Bullet"/>
-      </w:pPr>
-      <w:r>
-        <w:t xml:space="preserve">• Polygon;</w:t>
-      </w:r>
-    </w:p>
-    <w:p>
-      <w:pPr>
-        <w:pStyle w:val="Bullet"/>
-      </w:pPr>
-      <w:r>
-        <w:t xml:space="preserve">• другая EVM-сеть с низкими комиссиями и нормальной поддержкой USDC.</w:t>
-      </w:r>
-    </w:p>
-    <w:p/>
-    <w:p>
-      <w:r>
-        <w:t xml:space="preserve">Требования к сети:</w:t>
-      </w:r>
-    </w:p>
-    <w:p/>
-    <w:p>
-      <w:pPr>
-        <w:pStyle w:val="Bullet"/>
-      </w:pPr>
-      <w:r>
-        <w:t xml:space="preserve">• EVM-совместимость;</w:t>
-      </w:r>
-    </w:p>
-    <w:p>
-      <w:pPr>
-        <w:pStyle w:val="Bullet"/>
-      </w:pPr>
-      <w:r>
-        <w:t xml:space="preserve">• нативный или надежный bridged USDC;</w:t>
-      </w:r>
-    </w:p>
-    <w:p>
-      <w:pPr>
-        <w:pStyle w:val="Bullet"/>
-      </w:pPr>
-      <w:r>
-        <w:t xml:space="preserve">• низкая стоимость claimFor;</w:t>
-      </w:r>
-    </w:p>
-    <w:p>
-      <w:pPr>
-        <w:pStyle w:val="Bullet"/>
-      </w:pPr>
-      <w:r>
-        <w:t xml:space="preserve">• стабильный RPC;</w:t>
-      </w:r>
-    </w:p>
-    <w:p>
-      <w:pPr>
-        <w:pStyle w:val="Bullet"/>
-      </w:pPr>
-      <w:r>
-        <w:t xml:space="preserve">• поддержка multisig;</w:t>
-      </w:r>
-    </w:p>
-    <w:p>
-      <w:pPr>
-        <w:pStyle w:val="Bullet"/>
-      </w:pPr>
-      <w:r>
-        <w:t xml:space="preserve">• поддержка блокчейн-обозревателя;</w:t>
-      </w:r>
-    </w:p>
-    <w:p>
-      <w:pPr>
-        <w:pStyle w:val="Bullet"/>
-      </w:pPr>
-      <w:r>
-        <w:t xml:space="preserve">• достаточная ликвидность и доверие пользователей.</w:t>
-      </w:r>
-    </w:p>
-    <w:p/>
-    <w:p>
-      <w:pPr>
-        <w:pStyle w:val="Heading3"/>
-      </w:pPr>
-      <w:r>
         <w:t xml:space="preserve">2.2. Язык и библиотеки</w:t>
       </w:r>
     </w:p>
-    <w:p/>
+    <w:p>
+      <w:r>
+        <w:t xml:space="preserve"/>
+      </w:r>
+    </w:p>
     <w:p>
       <w:r>
         <w:t xml:space="preserve">Предварительно:</w:t>
       </w:r>
     </w:p>
-    <w:p/>
+    <w:p>
+      <w:r>
+        <w:t xml:space="preserve"/>
+      </w:r>
+    </w:p>
     <w:p>
       <w:pPr>
         <w:pStyle w:val="Code"/>
@@ -410,16 +516,24 @@
         <w:t xml:space="preserve">OpenZeppelin Contracts 5.x</w:t>
       </w:r>
     </w:p>
-    <w:p/>
+    <w:p>
+      <w:r>
+        <w:t xml:space="preserve"/>
+      </w:r>
+    </w:p>
     <w:p>
       <w:r>
         <w:t xml:space="preserve">Используемые библиотеки и паттерны:</w:t>
       </w:r>
     </w:p>
-    <w:p/>
-    <w:p>
-      <w:pPr>
-        <w:pStyle w:val="Bullet"/>
+    <w:p>
+      <w:r>
+        <w:t xml:space="preserve"/>
+      </w:r>
+    </w:p>
+    <w:p>
+      <w:pPr>
+        <w:pStyle w:val="ListParagraph"/>
       </w:pPr>
       <w:r>
         <w:t xml:space="preserve">• `SafeERC20 (безопасная работа с ERC-20 токенами)`;</w:t>
@@ -427,7 +541,7 @@
     </w:p>
     <w:p>
       <w:pPr>
-        <w:pStyle w:val="Bullet"/>
+        <w:pStyle w:val="ListParagraph"/>
       </w:pPr>
       <w:r>
         <w:t xml:space="preserve">• `AccessControl (управление ролями)`;</w:t>
@@ -435,7 +549,7 @@
     </w:p>
     <w:p>
       <w:pPr>
-        <w:pStyle w:val="Bullet"/>
+        <w:pStyle w:val="ListParagraph"/>
       </w:pPr>
       <w:r>
         <w:t xml:space="preserve">• `Pausable (пауза контрактов)`;</w:t>
@@ -443,7 +557,7 @@
     </w:p>
     <w:p>
       <w:pPr>
-        <w:pStyle w:val="Bullet"/>
+        <w:pStyle w:val="ListParagraph"/>
       </w:pPr>
       <w:r>
         <w:t xml:space="preserve">• `ReentrancyGuard (защита от повторного входа)`;</w:t>
@@ -451,7 +565,7 @@
     </w:p>
     <w:p>
       <w:pPr>
-        <w:pStyle w:val="Bullet"/>
+        <w:pStyle w:val="ListParagraph"/>
       </w:pPr>
       <w:r>
         <w:t xml:space="preserve">• `MerkleProof (проверка Merkle proof)`;</w:t>
@@ -459,34 +573,50 @@
     </w:p>
     <w:p>
       <w:pPr>
-        <w:pStyle w:val="Bullet"/>
+        <w:pStyle w:val="ListParagraph"/>
       </w:pPr>
       <w:r>
         <w:t xml:space="preserve">• `TimelockController` или собственная timelock-логика, если потребуется.</w:t>
       </w:r>
     </w:p>
-    <w:p/>
+    <w:p>
+      <w:r>
+        <w:t xml:space="preserve"/>
+      </w:r>
+    </w:p>
     <w:p>
       <w:r>
         <w:t xml:space="preserve">Точная версия Solidity и OpenZeppelin фиксируется перед началом кодинга и аудита.</w:t>
       </w:r>
     </w:p>
-    <w:p/>
-    <w:p>
-      <w:pPr>
-        <w:pStyle w:val="Heading3"/>
+    <w:p>
+      <w:r>
+        <w:t xml:space="preserve"/>
+      </w:r>
+    </w:p>
+    <w:p>
+      <w:pPr>
+        <w:pStyle w:val="Heading2"/>
       </w:pPr>
       <w:r>
         <w:t xml:space="preserve">2.3. Валюта</w:t>
       </w:r>
     </w:p>
-    <w:p/>
+    <w:p>
+      <w:r>
+        <w:t xml:space="preserve"/>
+      </w:r>
+    </w:p>
     <w:p>
       <w:r>
         <w:t xml:space="preserve">Базовая валюта MVP:</w:t>
       </w:r>
     </w:p>
-    <w:p/>
+    <w:p>
+      <w:r>
+        <w:t xml:space="preserve"/>
+      </w:r>
+    </w:p>
     <w:p>
       <w:pPr>
         <w:pStyle w:val="Code"/>
@@ -503,13 +633,21 @@
         <w:t xml:space="preserve">decimals = 6</w:t>
       </w:r>
     </w:p>
-    <w:p/>
+    <w:p>
+      <w:r>
+        <w:t xml:space="preserve"/>
+      </w:r>
+    </w:p>
     <w:p>
       <w:r>
         <w:t xml:space="preserve">Все расчеты выполняются в минимальных единицах USDC:</w:t>
       </w:r>
     </w:p>
-    <w:p/>
+    <w:p>
+      <w:r>
+        <w:t xml:space="preserve"/>
+      </w:r>
+    </w:p>
     <w:p>
       <w:pPr>
         <w:pStyle w:val="Code"/>
@@ -518,23 +656,44 @@
         <w:t xml:space="preserve">1 USDC = 1_000_000</w:t>
       </w:r>
     </w:p>
-    <w:p/>
-    <w:p/>
-    <w:p>
-      <w:pPr>
-        <w:pStyle w:val="Heading2"/>
+    <w:p>
+      <w:r>
+        <w:t xml:space="preserve"/>
+      </w:r>
+    </w:p>
+    <w:p>
+      <w:r>
+        <w:br w:type="page"/>
+      </w:r>
+    </w:p>
+    <w:p>
+      <w:r>
+        <w:t xml:space="preserve"/>
+      </w:r>
+    </w:p>
+    <w:p>
+      <w:pPr>
+        <w:pStyle w:val="Heading1"/>
       </w:pPr>
       <w:r>
         <w:t xml:space="preserve">3. Архитектурное решение MVP</w:t>
       </w:r>
     </w:p>
-    <w:p/>
+    <w:p>
+      <w:r>
+        <w:t xml:space="preserve"/>
+      </w:r>
+    </w:p>
     <w:p>
       <w:r>
         <w:t xml:space="preserve">Для MVP фиксируется модульная схема:</w:t>
       </w:r>
     </w:p>
-    <w:p/>
+    <w:p>
+      <w:r>
+        <w:t xml:space="preserve"/>
+      </w:r>
+    </w:p>
     <w:p>
       <w:pPr>
         <w:pStyle w:val="Code"/>
@@ -591,22 +750,31 @@
         <w:t xml:space="preserve">EmergencyController</w:t>
       </w:r>
     </w:p>
-    <w:p/>
+    <w:p>
+      <w:r>
+        <w:t xml:space="preserve"/>
+      </w:r>
+    </w:p>
     <w:p>
       <w:r>
         <w:t xml:space="preserve">Роли:</w:t>
       </w:r>
     </w:p>
-    <w:p/>
+    <w:p>
+      <w:r>
+        <w:t xml:space="preserve"/>
+      </w:r>
+    </w:p>
     <w:tbl>
       <w:tblPr>
+        <w:tblW w:w="0" w:type="auto"/>
         <w:tblBorders>
-          <w:top w:val="single" w:sz="4"/>
-          <w:left w:val="single" w:sz="4"/>
-          <w:bottom w:val="single" w:sz="4"/>
-          <w:right w:val="single" w:sz="4"/>
-          <w:insideH w:val="single" w:sz="4"/>
-          <w:insideV w:val="single" w:sz="4"/>
+          <w:top w:val="single" w:sz="4" w:space="0" w:color="999999"/>
+          <w:left w:val="single" w:sz="4" w:space="0" w:color="999999"/>
+          <w:bottom w:val="single" w:sz="4" w:space="0" w:color="999999"/>
+          <w:right w:val="single" w:sz="4" w:space="0" w:color="999999"/>
+          <w:insideH w:val="single" w:sz="4" w:space="0" w:color="999999"/>
+          <w:insideV w:val="single" w:sz="4" w:space="0" w:color="999999"/>
         </w:tblBorders>
       </w:tblPr>
       <w:tr>
@@ -616,17 +784,17 @@
           </w:tcPr>
           <w:p>
             <w:r>
-              <w:t>Контракт</w:t>
-            </w:r>
-          </w:p>
-        </w:tc>
-        <w:tc>
-          <w:tcPr>
-            <w:tcW w:w="2400" w:type="dxa"/>
-          </w:tcPr>
-          <w:p>
-            <w:r>
-              <w:t>Назначение</w:t>
+              <w:t xml:space="preserve">Контракт</w:t>
+            </w:r>
+          </w:p>
+        </w:tc>
+        <w:tc>
+          <w:tcPr>
+            <w:tcW w:w="2400" w:type="dxa"/>
+          </w:tcPr>
+          <w:p>
+            <w:r>
+              <w:t xml:space="preserve">Назначение</w:t>
             </w:r>
           </w:p>
         </w:tc>
@@ -638,17 +806,17 @@
           </w:tcPr>
           <w:p>
             <w:r>
-              <w:t>AccessController</w:t>
-            </w:r>
-          </w:p>
-        </w:tc>
-        <w:tc>
-          <w:tcPr>
-            <w:tcW w:w="2400" w:type="dxa"/>
-          </w:tcPr>
-          <w:p>
-            <w:r>
-              <w:t>роли, права, multisig-администрирование</w:t>
+              <w:t xml:space="preserve">AccessController</w:t>
+            </w:r>
+          </w:p>
+        </w:tc>
+        <w:tc>
+          <w:tcPr>
+            <w:tcW w:w="2400" w:type="dxa"/>
+          </w:tcPr>
+          <w:p>
+            <w:r>
+              <w:t xml:space="preserve">роли, права, multisig-администрирование</w:t>
             </w:r>
           </w:p>
         </w:tc>
@@ -660,17 +828,17 @@
           </w:tcPr>
           <w:p>
             <w:r>
-              <w:t>DrawManager</w:t>
-            </w:r>
-          </w:p>
-        </w:tc>
-        <w:tc>
-          <w:tcPr>
-            <w:tcW w:w="2400" w:type="dxa"/>
-          </w:tcPr>
-          <w:p>
-            <w:r>
-              <w:t>создание тиража, статусы, параметры, неизменность после Open</w:t>
+              <w:t xml:space="preserve">DrawManager</w:t>
+            </w:r>
+          </w:p>
+        </w:tc>
+        <w:tc>
+          <w:tcPr>
+            <w:tcW w:w="2400" w:type="dxa"/>
+          </w:tcPr>
+          <w:p>
+            <w:r>
+              <w:t xml:space="preserve">создание тиража, статусы, параметры, неизменность после Open</w:t>
             </w:r>
           </w:p>
         </w:tc>
@@ -682,17 +850,17 @@
           </w:tcPr>
           <w:p>
             <w:r>
-              <w:t>TicketVault</w:t>
-            </w:r>
-          </w:p>
-        </w:tc>
-        <w:tc>
-          <w:tcPr>
-            <w:tcW w:w="2400" w:type="dxa"/>
-          </w:tcPr>
-          <w:p>
-            <w:r>
-              <w:t>покупка билетов, прием USDC, события TicketPurchased</w:t>
+              <w:t xml:space="preserve">TicketVault</w:t>
+            </w:r>
+          </w:p>
+        </w:tc>
+        <w:tc>
+          <w:tcPr>
+            <w:tcW w:w="2400" w:type="dxa"/>
+          </w:tcPr>
+          <w:p>
+            <w:r>
+              <w:t xml:space="preserve">покупка билетов, прием USDC, события TicketPurchased</w:t>
             </w:r>
           </w:p>
         </w:tc>
@@ -704,17 +872,17 @@
           </w:tcPr>
           <w:p>
             <w:r>
-              <w:t>TreasuryVault</w:t>
-            </w:r>
-          </w:p>
-        </w:tc>
-        <w:tc>
-          <w:tcPr>
-            <w:tcW w:w="2400" w:type="dxa"/>
-          </w:tcPr>
-          <w:p>
-            <w:r>
-              <w:t>учет 80/10/10, джекпот, platform fee, gas reserve</w:t>
+              <w:t xml:space="preserve">TreasuryVault</w:t>
+            </w:r>
+          </w:p>
+        </w:tc>
+        <w:tc>
+          <w:tcPr>
+            <w:tcW w:w="2400" w:type="dxa"/>
+          </w:tcPr>
+          <w:p>
+            <w:r>
+              <w:t xml:space="preserve">учет 80/10/10, джекпот, platform fee, gas reserve</w:t>
             </w:r>
           </w:p>
         </w:tc>
@@ -726,17 +894,17 @@
           </w:tcPr>
           <w:p>
             <w:r>
-              <w:t>ResultRegistry</w:t>
-            </w:r>
-          </w:p>
-        </w:tc>
-        <w:tc>
-          <w:tcPr>
-            <w:tcW w:w="2400" w:type="dxa"/>
-          </w:tcPr>
-          <w:p>
-            <w:r>
-              <w:t>публикация result root/hash и версий результата</w:t>
+              <w:t xml:space="preserve">ResultRegistry</w:t>
+            </w:r>
+          </w:p>
+        </w:tc>
+        <w:tc>
+          <w:tcPr>
+            <w:tcW w:w="2400" w:type="dxa"/>
+          </w:tcPr>
+          <w:p>
+            <w:r>
+              <w:t xml:space="preserve">публикация result root/hash и версий результата</w:t>
             </w:r>
           </w:p>
         </w:tc>
@@ -748,17 +916,17 @@
           </w:tcPr>
           <w:p>
             <w:r>
-              <w:t>PayoutVault</w:t>
-            </w:r>
-          </w:p>
-        </w:tc>
-        <w:tc>
-          <w:tcPr>
-            <w:tcW w:w="2400" w:type="dxa"/>
-          </w:tcPr>
-          <w:p>
-            <w:r>
-              <w:t>публикация payout root, claim, claimFor, refund</w:t>
+              <w:t xml:space="preserve">PayoutVault</w:t>
+            </w:r>
+          </w:p>
+        </w:tc>
+        <w:tc>
+          <w:tcPr>
+            <w:tcW w:w="2400" w:type="dxa"/>
+          </w:tcPr>
+          <w:p>
+            <w:r>
+              <w:t xml:space="preserve">публикация payout root, claim, claimFor, refund</w:t>
             </w:r>
           </w:p>
         </w:tc>
@@ -770,57 +938,86 @@
           </w:tcPr>
           <w:p>
             <w:r>
-              <w:t>EmergencyController</w:t>
-            </w:r>
-          </w:p>
-        </w:tc>
-        <w:tc>
-          <w:tcPr>
-            <w:tcW w:w="2400" w:type="dxa"/>
-          </w:tcPr>
-          <w:p>
-            <w:r>
-              <w:t>pause/unpause и аварийные сценарии</w:t>
+              <w:t xml:space="preserve">EmergencyController</w:t>
+            </w:r>
+          </w:p>
+        </w:tc>
+        <w:tc>
+          <w:tcPr>
+            <w:tcW w:w="2400" w:type="dxa"/>
+          </w:tcPr>
+          <w:p>
+            <w:r>
+              <w:t xml:space="preserve">pause/unpause и аварийные сценарии</w:t>
             </w:r>
           </w:p>
         </w:tc>
       </w:tr>
     </w:tbl>
-    <w:p/>
+    <w:p>
+      <w:r>
+        <w:t xml:space="preserve"/>
+      </w:r>
+    </w:p>
     <w:p>
       <w:r>
         <w:t xml:space="preserve">Допускается объединение некоторых контрактов на MVP, если аудит покажет, что так безопаснее и дешевле. Но логические зоны ответственности должны остаться разделенными.</w:t>
       </w:r>
     </w:p>
-    <w:p/>
-    <w:p/>
+    <w:p>
+      <w:r>
+        <w:t xml:space="preserve"/>
+      </w:r>
+    </w:p>
+    <w:p>
+      <w:r>
+        <w:br w:type="page"/>
+      </w:r>
+    </w:p>
+    <w:p>
+      <w:r>
+        <w:t xml:space="preserve"/>
+      </w:r>
+    </w:p>
+    <w:p>
+      <w:pPr>
+        <w:pStyle w:val="Heading1"/>
+      </w:pPr>
+      <w:r>
+        <w:t xml:space="preserve">4. Что on-chain, а что off-chain</w:t>
+      </w:r>
+    </w:p>
+    <w:p>
+      <w:r>
+        <w:t xml:space="preserve"/>
+      </w:r>
+    </w:p>
     <w:p>
       <w:pPr>
         <w:pStyle w:val="Heading2"/>
       </w:pPr>
       <w:r>
-        <w:t xml:space="preserve">4. Что on-chain, а что off-chain</w:t>
-      </w:r>
-    </w:p>
-    <w:p/>
-    <w:p>
-      <w:pPr>
-        <w:pStyle w:val="Heading3"/>
-      </w:pPr>
-      <w:r>
         <w:t xml:space="preserve">4.1. On-chain</w:t>
       </w:r>
     </w:p>
-    <w:p/>
+    <w:p>
+      <w:r>
+        <w:t xml:space="preserve"/>
+      </w:r>
+    </w:p>
     <w:p>
       <w:r>
         <w:t xml:space="preserve">В блокчейне фиксируется:</w:t>
       </w:r>
     </w:p>
-    <w:p/>
-    <w:p>
-      <w:pPr>
-        <w:pStyle w:val="Bullet"/>
+    <w:p>
+      <w:r>
+        <w:t xml:space="preserve"/>
+      </w:r>
+    </w:p>
+    <w:p>
+      <w:pPr>
+        <w:pStyle w:val="ListParagraph"/>
       </w:pPr>
       <w:r>
         <w:t xml:space="preserve">• drawId;</w:t>
@@ -828,7 +1025,7 @@
     </w:p>
     <w:p>
       <w:pPr>
-        <w:pStyle w:val="Bullet"/>
+        <w:pStyle w:val="ListParagraph"/>
       </w:pPr>
       <w:r>
         <w:t xml:space="preserve">• статус тиража;</w:t>
@@ -836,7 +1033,7 @@
     </w:p>
     <w:p>
       <w:pPr>
-        <w:pStyle w:val="Bullet"/>
+        <w:pStyle w:val="ListParagraph"/>
       </w:pPr>
       <w:r>
         <w:t xml:space="preserve">• ключевые параметры тиража;</w:t>
@@ -844,7 +1041,7 @@
     </w:p>
     <w:p>
       <w:pPr>
-        <w:pStyle w:val="Bullet"/>
+        <w:pStyle w:val="ListParagraph"/>
       </w:pPr>
       <w:r>
         <w:t xml:space="preserve">• comboPrice;</w:t>
@@ -852,7 +1049,7 @@
     </w:p>
     <w:p>
       <w:pPr>
-        <w:pStyle w:val="Bullet"/>
+        <w:pStyle w:val="ListParagraph"/>
       </w:pPr>
       <w:r>
         <w:t xml:space="preserve">• maxTicketAmount;</w:t>
@@ -860,7 +1057,7 @@
     </w:p>
     <w:p>
       <w:pPr>
-        <w:pStyle w:val="Bullet"/>
+        <w:pStyle w:val="ListParagraph"/>
       </w:pPr>
       <w:r>
         <w:t xml:space="preserve">• maxWalletAmountPerDraw;</w:t>
@@ -868,7 +1065,7 @@
     </w:p>
     <w:p>
       <w:pPr>
-        <w:pStyle w:val="Bullet"/>
+        <w:pStyle w:val="ListParagraph"/>
       </w:pPr>
       <w:r>
         <w:t xml:space="preserve">• activeJackpot;</w:t>
@@ -876,7 +1073,7 @@
     </w:p>
     <w:p>
       <w:pPr>
-        <w:pStyle w:val="Bullet"/>
+        <w:pStyle w:val="ListParagraph"/>
       </w:pPr>
       <w:r>
         <w:t xml:space="preserve">• ticket purchase event;</w:t>
@@ -884,7 +1081,7 @@
     </w:p>
     <w:p>
       <w:pPr>
-        <w:pStyle w:val="Bullet"/>
+        <w:pStyle w:val="ListParagraph"/>
       </w:pPr>
       <w:r>
         <w:t xml:space="preserve">• totalHandle;</w:t>
@@ -892,7 +1089,7 @@
     </w:p>
     <w:p>
       <w:pPr>
-        <w:pStyle w:val="Bullet"/>
+        <w:pStyle w:val="ListParagraph"/>
       </w:pPr>
       <w:r>
         <w:t xml:space="preserve">• распределение 80/10/10;</w:t>
@@ -900,7 +1097,7 @@
     </w:p>
     <w:p>
       <w:pPr>
-        <w:pStyle w:val="Bullet"/>
+        <w:pStyle w:val="ListParagraph"/>
       </w:pPr>
       <w:r>
         <w:t xml:space="preserve">• resultRoot или resultManifestHash;</w:t>
@@ -908,7 +1105,7 @@
     </w:p>
     <w:p>
       <w:pPr>
-        <w:pStyle w:val="Bullet"/>
+        <w:pStyle w:val="ListParagraph"/>
       </w:pPr>
       <w:r>
         <w:t xml:space="preserve">• payoutRoot;</w:t>
@@ -916,7 +1113,7 @@
     </w:p>
     <w:p>
       <w:pPr>
-        <w:pStyle w:val="Bullet"/>
+        <w:pStyle w:val="ListParagraph"/>
       </w:pPr>
       <w:r>
         <w:t xml:space="preserve">• claimed bitmap;</w:t>
@@ -924,7 +1121,7 @@
     </w:p>
     <w:p>
       <w:pPr>
-        <w:pStyle w:val="Bullet"/>
+        <w:pStyle w:val="ListParagraph"/>
       </w:pPr>
       <w:r>
         <w:t xml:space="preserve">• статус pause;</w:t>
@@ -932,7 +1129,7 @@
     </w:p>
     <w:p>
       <w:pPr>
-        <w:pStyle w:val="Bullet"/>
+        <w:pStyle w:val="ListParagraph"/>
       </w:pPr>
       <w:r>
         <w:t xml:space="preserve">• события для аудита.</w:t>
@@ -940,31 +1137,43 @@
     </w:p>
     <w:p>
       <w:pPr>
-        <w:pStyle w:val="Bullet"/>
+        <w:pStyle w:val="ListParagraph"/>
       </w:pPr>
       <w:r>
         <w:t xml:space="preserve">• события jackpot/payout history: drawId, wallet, amount, payoutLevel, tx hash через блокчейн-транзакцию, blockNumber и paidAt на стороне индексатора.</w:t>
       </w:r>
     </w:p>
-    <w:p/>
-    <w:p>
-      <w:pPr>
-        <w:pStyle w:val="Heading3"/>
+    <w:p>
+      <w:r>
+        <w:t xml:space="preserve"/>
+      </w:r>
+    </w:p>
+    <w:p>
+      <w:pPr>
+        <w:pStyle w:val="Heading2"/>
       </w:pPr>
       <w:r>
         <w:t xml:space="preserve">4.2. Off-chain</w:t>
       </w:r>
     </w:p>
-    <w:p/>
+    <w:p>
+      <w:r>
+        <w:t xml:space="preserve"/>
+      </w:r>
+    </w:p>
     <w:p>
       <w:r>
         <w:t xml:space="preserve">Вне блокчейна выполняется:</w:t>
       </w:r>
     </w:p>
-    <w:p/>
-    <w:p>
-      <w:pPr>
-        <w:pStyle w:val="Bullet"/>
+    <w:p>
+      <w:r>
+        <w:t xml:space="preserve"/>
+      </w:r>
+    </w:p>
+    <w:p>
+      <w:pPr>
+        <w:pStyle w:val="ListParagraph"/>
       </w:pPr>
       <w:r>
         <w:t xml:space="preserve">• подбор спортивных событий;</w:t>
@@ -972,7 +1181,7 @@
     </w:p>
     <w:p>
       <w:pPr>
-        <w:pStyle w:val="Bullet"/>
+        <w:pStyle w:val="ListParagraph"/>
       </w:pPr>
       <w:r>
         <w:t xml:space="preserve">• event mapping между API;</w:t>
@@ -980,7 +1189,7 @@
     </w:p>
     <w:p>
       <w:pPr>
-        <w:pStyle w:val="Bullet"/>
+        <w:pStyle w:val="ListParagraph"/>
       </w:pPr>
       <w:r>
         <w:t xml:space="preserve">• сверка спортивных результатов;</w:t>
@@ -988,7 +1197,7 @@
     </w:p>
     <w:p>
       <w:pPr>
-        <w:pStyle w:val="Bullet"/>
+        <w:pStyle w:val="ListParagraph"/>
       </w:pPr>
       <w:r>
         <w:t xml:space="preserve">• расчет системных ставок;</w:t>
@@ -996,7 +1205,7 @@
     </w:p>
     <w:p>
       <w:pPr>
-        <w:pStyle w:val="Bullet"/>
+        <w:pStyle w:val="ListParagraph"/>
       </w:pPr>
       <w:r>
         <w:t xml:space="preserve">• хранение полного ticket payload;</w:t>
@@ -1004,7 +1213,7 @@
     </w:p>
     <w:p>
       <w:pPr>
-        <w:pStyle w:val="Bullet"/>
+        <w:pStyle w:val="ListParagraph"/>
       </w:pPr>
       <w:r>
         <w:t xml:space="preserve">• risk engine против кита;</w:t>
@@ -1012,7 +1221,7 @@
     </w:p>
     <w:p>
       <w:pPr>
-        <w:pStyle w:val="Bullet"/>
+        <w:pStyle w:val="ListParagraph"/>
       </w:pPr>
       <w:r>
         <w:t xml:space="preserve">• расчет победителей;</w:t>
@@ -1020,7 +1229,7 @@
     </w:p>
     <w:p>
       <w:pPr>
-        <w:pStyle w:val="Bullet"/>
+        <w:pStyle w:val="ListParagraph"/>
       </w:pPr>
       <w:r>
         <w:t xml:space="preserve">• формирование payout manifest;</w:t>
@@ -1028,7 +1237,7 @@
     </w:p>
     <w:p>
       <w:pPr>
-        <w:pStyle w:val="Bullet"/>
+        <w:pStyle w:val="ListParagraph"/>
       </w:pPr>
       <w:r>
         <w:t xml:space="preserve">• хранение Merkle tree и Merkle proof;</w:t>
@@ -1036,7 +1245,7 @@
     </w:p>
     <w:p>
       <w:pPr>
-        <w:pStyle w:val="Bullet"/>
+        <w:pStyle w:val="ListParagraph"/>
       </w:pPr>
       <w:r>
         <w:t xml:space="preserve">• мониторинг gas reserve;</w:t>
@@ -1044,56 +1253,90 @@
     </w:p>
     <w:p>
       <w:pPr>
-        <w:pStyle w:val="Bullet"/>
+        <w:pStyle w:val="ListParagraph"/>
       </w:pPr>
       <w:r>
         <w:t xml:space="preserve">• пользовательская аналитика.</w:t>
       </w:r>
     </w:p>
-    <w:p/>
+    <w:p>
+      <w:r>
+        <w:t xml:space="preserve"/>
+      </w:r>
+    </w:p>
     <w:p>
       <w:r>
         <w:t xml:space="preserve">Off-chain расчет не должен быть “черным ящиком”. Его результат должен подтверждаться hash/root и audit log.</w:t>
       </w:r>
     </w:p>
-    <w:p/>
+    <w:p>
+      <w:r>
+        <w:t xml:space="preserve"/>
+      </w:r>
+    </w:p>
     <w:p>
       <w:r>
         <w:t xml:space="preserve">Индексатор OX должен строить долгосрочный публичный архив выплат на основе событий смарт-контрактов. Минимальный срок хранения собственного индекса и резервных копий - 10 лет. Стратегический целевой горизонт - 50 лет.</w:t>
       </w:r>
     </w:p>
-    <w:p/>
-    <w:p/>
-    <w:p>
-      <w:pPr>
-        <w:pStyle w:val="Heading2"/>
+    <w:p>
+      <w:r>
+        <w:t xml:space="preserve"/>
+      </w:r>
+    </w:p>
+    <w:p>
+      <w:r>
+        <w:br w:type="page"/>
+      </w:r>
+    </w:p>
+    <w:p>
+      <w:r>
+        <w:t xml:space="preserve"/>
+      </w:r>
+    </w:p>
+    <w:p>
+      <w:pPr>
+        <w:pStyle w:val="Heading1"/>
       </w:pPr>
       <w:r>
         <w:t xml:space="preserve">5. DrawManager</w:t>
       </w:r>
     </w:p>
-    <w:p/>
+    <w:p>
+      <w:r>
+        <w:t xml:space="preserve"/>
+      </w:r>
+    </w:p>
     <w:p>
       <w:r>
         <w:t xml:space="preserve">DrawManager управляет жизненным циклом тиража.</w:t>
       </w:r>
     </w:p>
-    <w:p/>
+    <w:p>
+      <w:r>
+        <w:t xml:space="preserve"/>
+      </w:r>
+    </w:p>
     <w:p>
       <w:r>
         <w:t xml:space="preserve">Статусы:</w:t>
       </w:r>
     </w:p>
-    <w:p/>
+    <w:p>
+      <w:r>
+        <w:t xml:space="preserve"/>
+      </w:r>
+    </w:p>
     <w:tbl>
       <w:tblPr>
+        <w:tblW w:w="0" w:type="auto"/>
         <w:tblBorders>
-          <w:top w:val="single" w:sz="4"/>
-          <w:left w:val="single" w:sz="4"/>
-          <w:bottom w:val="single" w:sz="4"/>
-          <w:right w:val="single" w:sz="4"/>
-          <w:insideH w:val="single" w:sz="4"/>
-          <w:insideV w:val="single" w:sz="4"/>
+          <w:top w:val="single" w:sz="4" w:space="0" w:color="999999"/>
+          <w:left w:val="single" w:sz="4" w:space="0" w:color="999999"/>
+          <w:bottom w:val="single" w:sz="4" w:space="0" w:color="999999"/>
+          <w:right w:val="single" w:sz="4" w:space="0" w:color="999999"/>
+          <w:insideH w:val="single" w:sz="4" w:space="0" w:color="999999"/>
+          <w:insideV w:val="single" w:sz="4" w:space="0" w:color="999999"/>
         </w:tblBorders>
       </w:tblPr>
       <w:tr>
@@ -1103,17 +1346,17 @@
           </w:tcPr>
           <w:p>
             <w:r>
-              <w:t>Статус</w:t>
-            </w:r>
-          </w:p>
-        </w:tc>
-        <w:tc>
-          <w:tcPr>
-            <w:tcW w:w="2400" w:type="dxa"/>
-          </w:tcPr>
-          <w:p>
-            <w:r>
-              <w:t>Значение</w:t>
+              <w:t xml:space="preserve">Статус</w:t>
+            </w:r>
+          </w:p>
+        </w:tc>
+        <w:tc>
+          <w:tcPr>
+            <w:tcW w:w="2400" w:type="dxa"/>
+          </w:tcPr>
+          <w:p>
+            <w:r>
+              <w:t xml:space="preserve">Значение</w:t>
             </w:r>
           </w:p>
         </w:tc>
@@ -1125,17 +1368,17 @@
           </w:tcPr>
           <w:p>
             <w:r>
-              <w:t>Draft</w:t>
-            </w:r>
-          </w:p>
-        </w:tc>
-        <w:tc>
-          <w:tcPr>
-            <w:tcW w:w="2400" w:type="dxa"/>
-          </w:tcPr>
-          <w:p>
-            <w:r>
-              <w:t>тираж готовится</w:t>
+              <w:t xml:space="preserve">Draft</w:t>
+            </w:r>
+          </w:p>
+        </w:tc>
+        <w:tc>
+          <w:tcPr>
+            <w:tcW w:w="2400" w:type="dxa"/>
+          </w:tcPr>
+          <w:p>
+            <w:r>
+              <w:t xml:space="preserve">тираж готовится</w:t>
             </w:r>
           </w:p>
         </w:tc>
@@ -1147,17 +1390,17 @@
           </w:tcPr>
           <w:p>
             <w:r>
-              <w:t>Prepared</w:t>
-            </w:r>
-          </w:p>
-        </w:tc>
-        <w:tc>
-          <w:tcPr>
-            <w:tcW w:w="2400" w:type="dxa"/>
-          </w:tcPr>
-          <w:p>
-            <w:r>
-              <w:t>параметры готовы</w:t>
+              <w:t xml:space="preserve">Prepared</w:t>
+            </w:r>
+          </w:p>
+        </w:tc>
+        <w:tc>
+          <w:tcPr>
+            <w:tcW w:w="2400" w:type="dxa"/>
+          </w:tcPr>
+          <w:p>
+            <w:r>
+              <w:t xml:space="preserve">параметры готовы</w:t>
             </w:r>
           </w:p>
         </w:tc>
@@ -1169,17 +1412,17 @@
           </w:tcPr>
           <w:p>
             <w:r>
-              <w:t>Open</w:t>
-            </w:r>
-          </w:p>
-        </w:tc>
-        <w:tc>
-          <w:tcPr>
-            <w:tcW w:w="2400" w:type="dxa"/>
-          </w:tcPr>
-          <w:p>
-            <w:r>
-              <w:t>продажи открыты</w:t>
+              <w:t xml:space="preserve">Open</w:t>
+            </w:r>
+          </w:p>
+        </w:tc>
+        <w:tc>
+          <w:tcPr>
+            <w:tcW w:w="2400" w:type="dxa"/>
+          </w:tcPr>
+          <w:p>
+            <w:r>
+              <w:t xml:space="preserve">продажи открыты</w:t>
             </w:r>
           </w:p>
         </w:tc>
@@ -1191,17 +1434,17 @@
           </w:tcPr>
           <w:p>
             <w:r>
-              <w:t>Locked</w:t>
-            </w:r>
-          </w:p>
-        </w:tc>
-        <w:tc>
-          <w:tcPr>
-            <w:tcW w:w="2400" w:type="dxa"/>
-          </w:tcPr>
-          <w:p>
-            <w:r>
-              <w:t>продажи закрыты</w:t>
+              <w:t xml:space="preserve">Locked</w:t>
+            </w:r>
+          </w:p>
+        </w:tc>
+        <w:tc>
+          <w:tcPr>
+            <w:tcW w:w="2400" w:type="dxa"/>
+          </w:tcPr>
+          <w:p>
+            <w:r>
+              <w:t xml:space="preserve">продажи закрыты</w:t>
             </w:r>
           </w:p>
         </w:tc>
@@ -1213,17 +1456,17 @@
           </w:tcPr>
           <w:p>
             <w:r>
-              <w:t>AwaitingResults</w:t>
-            </w:r>
-          </w:p>
-        </w:tc>
-        <w:tc>
-          <w:tcPr>
-            <w:tcW w:w="2400" w:type="dxa"/>
-          </w:tcPr>
-          <w:p>
-            <w:r>
-              <w:t>ожидание результатов</w:t>
+              <w:t xml:space="preserve">AwaitingResults</w:t>
+            </w:r>
+          </w:p>
+        </w:tc>
+        <w:tc>
+          <w:tcPr>
+            <w:tcW w:w="2400" w:type="dxa"/>
+          </w:tcPr>
+          <w:p>
+            <w:r>
+              <w:t xml:space="preserve">ожидание результатов</w:t>
             </w:r>
           </w:p>
         </w:tc>
@@ -1235,17 +1478,17 @@
           </w:tcPr>
           <w:p>
             <w:r>
-              <w:t>ResultsUnderReview</w:t>
-            </w:r>
-          </w:p>
-        </w:tc>
-        <w:tc>
-          <w:tcPr>
-            <w:tcW w:w="2400" w:type="dxa"/>
-          </w:tcPr>
-          <w:p>
-            <w:r>
-              <w:t>результаты на проверке</w:t>
+              <w:t xml:space="preserve">ResultsUnderReview</w:t>
+            </w:r>
+          </w:p>
+        </w:tc>
+        <w:tc>
+          <w:tcPr>
+            <w:tcW w:w="2400" w:type="dxa"/>
+          </w:tcPr>
+          <w:p>
+            <w:r>
+              <w:t xml:space="preserve">результаты на проверке</w:t>
             </w:r>
           </w:p>
         </w:tc>
@@ -1257,17 +1500,17 @@
           </w:tcPr>
           <w:p>
             <w:r>
-              <w:t>Finalized</w:t>
-            </w:r>
-          </w:p>
-        </w:tc>
-        <w:tc>
-          <w:tcPr>
-            <w:tcW w:w="2400" w:type="dxa"/>
-          </w:tcPr>
-          <w:p>
-            <w:r>
-              <w:t>результаты финализированы</w:t>
+              <w:t xml:space="preserve">Finalized</w:t>
+            </w:r>
+          </w:p>
+        </w:tc>
+        <w:tc>
+          <w:tcPr>
+            <w:tcW w:w="2400" w:type="dxa"/>
+          </w:tcPr>
+          <w:p>
+            <w:r>
+              <w:t xml:space="preserve">результаты финализированы</w:t>
             </w:r>
           </w:p>
         </w:tc>
@@ -1279,17 +1522,17 @@
           </w:tcPr>
           <w:p>
             <w:r>
-              <w:t>PayoutsActive</w:t>
-            </w:r>
-          </w:p>
-        </w:tc>
-        <w:tc>
-          <w:tcPr>
-            <w:tcW w:w="2400" w:type="dxa"/>
-          </w:tcPr>
-          <w:p>
-            <w:r>
-              <w:t>выплаты активированы</w:t>
+              <w:t xml:space="preserve">PayoutsActive</w:t>
+            </w:r>
+          </w:p>
+        </w:tc>
+        <w:tc>
+          <w:tcPr>
+            <w:tcW w:w="2400" w:type="dxa"/>
+          </w:tcPr>
+          <w:p>
+            <w:r>
+              <w:t xml:space="preserve">выплаты активированы</w:t>
             </w:r>
           </w:p>
         </w:tc>
@@ -1301,17 +1544,17 @@
           </w:tcPr>
           <w:p>
             <w:r>
-              <w:t>Completed</w:t>
-            </w:r>
-          </w:p>
-        </w:tc>
-        <w:tc>
-          <w:tcPr>
-            <w:tcW w:w="2400" w:type="dxa"/>
-          </w:tcPr>
-          <w:p>
-            <w:r>
-              <w:t>тираж завершен</w:t>
+              <w:t xml:space="preserve">Completed</w:t>
+            </w:r>
+          </w:p>
+        </w:tc>
+        <w:tc>
+          <w:tcPr>
+            <w:tcW w:w="2400" w:type="dxa"/>
+          </w:tcPr>
+          <w:p>
+            <w:r>
+              <w:t xml:space="preserve">тираж завершен</w:t>
             </w:r>
           </w:p>
         </w:tc>
@@ -1323,17 +1566,17 @@
           </w:tcPr>
           <w:p>
             <w:r>
-              <w:t>Paused</w:t>
-            </w:r>
-          </w:p>
-        </w:tc>
-        <w:tc>
-          <w:tcPr>
-            <w:tcW w:w="2400" w:type="dxa"/>
-          </w:tcPr>
-          <w:p>
-            <w:r>
-              <w:t>пауза</w:t>
+              <w:t xml:space="preserve">Paused</w:t>
+            </w:r>
+          </w:p>
+        </w:tc>
+        <w:tc>
+          <w:tcPr>
+            <w:tcW w:w="2400" w:type="dxa"/>
+          </w:tcPr>
+          <w:p>
+            <w:r>
+              <w:t xml:space="preserve">пауза</w:t>
             </w:r>
           </w:p>
         </w:tc>
@@ -1345,29 +1588,37 @@
           </w:tcPr>
           <w:p>
             <w:r>
-              <w:t>Cancelled</w:t>
-            </w:r>
-          </w:p>
-        </w:tc>
-        <w:tc>
-          <w:tcPr>
-            <w:tcW w:w="2400" w:type="dxa"/>
-          </w:tcPr>
-          <w:p>
-            <w:r>
-              <w:t>тираж отменен</w:t>
+              <w:t xml:space="preserve">Cancelled</w:t>
+            </w:r>
+          </w:p>
+        </w:tc>
+        <w:tc>
+          <w:tcPr>
+            <w:tcW w:w="2400" w:type="dxa"/>
+          </w:tcPr>
+          <w:p>
+            <w:r>
+              <w:t xml:space="preserve">тираж отменен</w:t>
             </w:r>
           </w:p>
         </w:tc>
       </w:tr>
     </w:tbl>
-    <w:p/>
+    <w:p>
+      <w:r>
+        <w:t xml:space="preserve"/>
+      </w:r>
+    </w:p>
     <w:p>
       <w:r>
         <w:t xml:space="preserve">Минимальные данные:</w:t>
       </w:r>
     </w:p>
-    <w:p/>
+    <w:p>
+      <w:r>
+        <w:t xml:space="preserve"/>
+      </w:r>
+    </w:p>
     <w:p>
       <w:pPr>
         <w:pStyle w:val="Code"/>
@@ -1461,6 +1712,22 @@
         <w:pStyle w:val="Code"/>
       </w:pPr>
       <w:r>
+        <w:t xml:space="preserve">poolScope</w:t>
+      </w:r>
+    </w:p>
+    <w:p>
+      <w:pPr>
+        <w:pStyle w:val="Code"/>
+      </w:pPr>
+      <w:r>
+        <w:t xml:space="preserve">poolId</w:t>
+      </w:r>
+    </w:p>
+    <w:p>
+      <w:pPr>
+        <w:pStyle w:val="Code"/>
+      </w:pPr>
+      <w:r>
         <w:t xml:space="preserve">status</w:t>
       </w:r>
     </w:p>
@@ -1488,19 +1755,31 @@
         <w:t xml:space="preserve">lockedAt</w:t>
       </w:r>
     </w:p>
-    <w:p/>
+    <w:p>
+      <w:r>
+        <w:t xml:space="preserve"/>
+      </w:r>
+    </w:p>
     <w:p>
       <w:r>
         <w:t xml:space="preserve">`comboPrice` - минимальная цена одной комбинации, рассчитанная по этапу 5 "Защита от кита".</w:t>
       </w:r>
     </w:p>
-    <w:p/>
+    <w:p>
+      <w:r>
+        <w:t xml:space="preserve"/>
+      </w:r>
+    </w:p>
     <w:p>
       <w:r>
         <w:t xml:space="preserve">Правило:</w:t>
       </w:r>
     </w:p>
-    <w:p/>
+    <w:p>
+      <w:r>
+        <w:t xml:space="preserve"/>
+      </w:r>
+    </w:p>
     <w:p>
       <w:pPr>
         <w:pStyle w:val="Code"/>
@@ -1509,13 +1788,21 @@
         <w:t xml:space="preserve">minStakePerCombination = comboPrice</w:t>
       </w:r>
     </w:p>
-    <w:p/>
+    <w:p>
+      <w:r>
+        <w:t xml:space="preserve"/>
+      </w:r>
+    </w:p>
     <w:p>
       <w:r>
         <w:t xml:space="preserve">Функции:</w:t>
       </w:r>
     </w:p>
-    <w:p/>
+    <w:p>
+      <w:r>
+        <w:t xml:space="preserve"/>
+      </w:r>
+    </w:p>
     <w:p>
       <w:pPr>
         <w:pStyle w:val="Code"/>
@@ -1604,16 +1891,24 @@
         <w:t xml:space="preserve">markCompleted(drawId)</w:t>
       </w:r>
     </w:p>
-    <w:p/>
+    <w:p>
+      <w:r>
+        <w:t xml:space="preserve"/>
+      </w:r>
+    </w:p>
     <w:p>
       <w:r>
         <w:t xml:space="preserve">Правила:</w:t>
       </w:r>
     </w:p>
-    <w:p/>
-    <w:p>
-      <w:pPr>
-        <w:pStyle w:val="Bullet"/>
+    <w:p>
+      <w:r>
+        <w:t xml:space="preserve"/>
+      </w:r>
+    </w:p>
+    <w:p>
+      <w:pPr>
+        <w:pStyle w:val="ListParagraph"/>
       </w:pPr>
       <w:r>
         <w:t xml:space="preserve">• после `Open` нельзя менять comboPrice;</w:t>
@@ -1621,7 +1916,7 @@
     </w:p>
     <w:p>
       <w:pPr>
-        <w:pStyle w:val="Bullet"/>
+        <w:pStyle w:val="ListParagraph"/>
       </w:pPr>
       <w:r>
         <w:t xml:space="preserve">• после `Open` нельзя менять activeJackpot;</w:t>
@@ -1629,7 +1924,7 @@
     </w:p>
     <w:p>
       <w:pPr>
-        <w:pStyle w:val="Bullet"/>
+        <w:pStyle w:val="ListParagraph"/>
       </w:pPr>
       <w:r>
         <w:t xml:space="preserve">• после `Open` нельзя менять список событий;</w:t>
@@ -1637,7 +1932,7 @@
     </w:p>
     <w:p>
       <w:pPr>
-        <w:pStyle w:val="Bullet"/>
+        <w:pStyle w:val="ListParagraph"/>
       </w:pPr>
       <w:r>
         <w:t xml:space="preserve">• после `Open` нельзя менять правила распределения;</w:t>
@@ -1645,7 +1940,7 @@
     </w:p>
     <w:p>
       <w:pPr>
-        <w:pStyle w:val="Bullet"/>
+        <w:pStyle w:val="ListParagraph"/>
       </w:pPr>
       <w:r>
         <w:t xml:space="preserve">• `openDraw` запрещен, если risk engine не разрешил открытие;</w:t>
@@ -1653,7 +1948,7 @@
     </w:p>
     <w:p>
       <w:pPr>
-        <w:pStyle w:val="Bullet"/>
+        <w:pStyle w:val="ListParagraph"/>
       </w:pPr>
       <w:r>
         <w:t xml:space="preserve">• `openDraw` запрещен, если параметры джекпота не зафиксированы;</w:t>
@@ -1661,7 +1956,7 @@
     </w:p>
     <w:p>
       <w:pPr>
-        <w:pStyle w:val="Bullet"/>
+        <w:pStyle w:val="ListParagraph"/>
       </w:pPr>
       <w:r>
         <w:t xml:space="preserve">• `openDraw` запрещен, если контракт не готов принимать USDC;</w:t>
@@ -1669,50 +1964,83 @@
     </w:p>
     <w:p>
       <w:pPr>
-        <w:pStyle w:val="Bullet"/>
+        <w:pStyle w:val="ListParagraph"/>
       </w:pPr>
       <w:r>
         <w:t xml:space="preserve">• `cancelDraw` после покупки билетов запускает refund-процедуру.</w:t>
       </w:r>
     </w:p>
-    <w:p/>
+    <w:p>
+      <w:r>
+        <w:t xml:space="preserve"/>
+      </w:r>
+    </w:p>
     <w:p>
       <w:r>
         <w:t xml:space="preserve">`setComboPrice` разрешен только до `Open` и только на основании risk report (отчета о рисках). После `Open` изменение цены запрещено технически.</w:t>
       </w:r>
     </w:p>
-    <w:p/>
-    <w:p/>
+    <w:p>
+      <w:r>
+        <w:t xml:space="preserve"/>
+      </w:r>
+    </w:p>
+    <w:p>
+      <w:r>
+        <w:br w:type="page"/>
+      </w:r>
+    </w:p>
+    <w:p>
+      <w:r>
+        <w:t xml:space="preserve"/>
+      </w:r>
+    </w:p>
+    <w:p>
+      <w:pPr>
+        <w:pStyle w:val="Heading1"/>
+      </w:pPr>
+      <w:r>
+        <w:t xml:space="preserve">6. TicketVault</w:t>
+      </w:r>
+    </w:p>
+    <w:p>
+      <w:r>
+        <w:t xml:space="preserve"/>
+      </w:r>
+    </w:p>
+    <w:p>
+      <w:r>
+        <w:t xml:space="preserve">TicketVault принимает оплату билетов и фиксирует покупку.</w:t>
+      </w:r>
+    </w:p>
+    <w:p>
+      <w:r>
+        <w:t xml:space="preserve"/>
+      </w:r>
+    </w:p>
     <w:p>
       <w:pPr>
         <w:pStyle w:val="Heading2"/>
       </w:pPr>
       <w:r>
-        <w:t xml:space="preserve">6. TicketVault</w:t>
-      </w:r>
-    </w:p>
-    <w:p/>
-    <w:p>
-      <w:r>
-        <w:t xml:space="preserve">TicketVault принимает оплату билетов и фиксирует покупку.</w:t>
-      </w:r>
-    </w:p>
-    <w:p/>
-    <w:p>
-      <w:pPr>
-        <w:pStyle w:val="Heading3"/>
-      </w:pPr>
-      <w:r>
         <w:t xml:space="preserve">6.1. Ticket model</w:t>
       </w:r>
     </w:p>
-    <w:p/>
+    <w:p>
+      <w:r>
+        <w:t xml:space="preserve"/>
+      </w:r>
+    </w:p>
     <w:p>
       <w:r>
         <w:t xml:space="preserve">Минимальная структура:</w:t>
       </w:r>
     </w:p>
-    <w:p/>
+    <w:p>
+      <w:r>
+        <w:t xml:space="preserve"/>
+      </w:r>
+    </w:p>
     <w:p>
       <w:pPr>
         <w:pStyle w:val="Code"/>
@@ -1774,46 +2102,128 @@
         <w:pStyle w:val="Code"/>
       </w:pPr>
       <w:r>
+        <w:t xml:space="preserve">operatorIdHash</w:t>
+      </w:r>
+    </w:p>
+    <w:p>
+      <w:pPr>
+        <w:pStyle w:val="Code"/>
+      </w:pPr>
+      <w:r>
+        <w:t xml:space="preserve">partnerIdHash</w:t>
+      </w:r>
+    </w:p>
+    <w:p>
+      <w:pPr>
+        <w:pStyle w:val="Code"/>
+      </w:pPr>
+      <w:r>
+        <w:t xml:space="preserve">jurisdictionIdHash</w:t>
+      </w:r>
+    </w:p>
+    <w:p>
+      <w:pPr>
+        <w:pStyle w:val="Code"/>
+      </w:pPr>
+      <w:r>
+        <w:t xml:space="preserve">licenseScopeHash</w:t>
+      </w:r>
+    </w:p>
+    <w:p>
+      <w:pPr>
+        <w:pStyle w:val="Code"/>
+      </w:pPr>
+      <w:r>
+        <w:t xml:space="preserve">poolScope</w:t>
+      </w:r>
+    </w:p>
+    <w:p>
+      <w:pPr>
+        <w:pStyle w:val="Code"/>
+      </w:pPr>
+      <w:r>
+        <w:t xml:space="preserve">poolId</w:t>
+      </w:r>
+    </w:p>
+    <w:p>
+      <w:pPr>
+        <w:pStyle w:val="Code"/>
+      </w:pPr>
+      <w:r>
         <w:t xml:space="preserve">purchasedAt</w:t>
       </w:r>
     </w:p>
-    <w:p/>
+    <w:p>
+      <w:r>
+        <w:t xml:space="preserve"/>
+      </w:r>
+    </w:p>
     <w:p>
       <w:r>
         <w:t xml:space="preserve">`ticketHash` - hash полного off-chain описания билета:</w:t>
       </w:r>
     </w:p>
-    <w:p/>
-    <w:p>
-      <w:pPr>
-        <w:pStyle w:val="Code"/>
-      </w:pPr>
-      <w:r>
-        <w:t xml:space="preserve">hash(drawId, buyer, selections, combinationsCount, stakePerCombination, ticketNonce)</w:t>
-      </w:r>
-    </w:p>
-    <w:p/>
+    <w:p>
+      <w:r>
+        <w:t xml:space="preserve"/>
+      </w:r>
+    </w:p>
+    <w:p>
+      <w:pPr>
+        <w:pStyle w:val="Code"/>
+      </w:pPr>
+      <w:r>
+        <w:t xml:space="preserve">hash(drawId, buyer, selections, combinationsCount, stakePerCombination, operatorIdHash, jurisdictionIdHash, poolScope, ticketNonce)</w:t>
+      </w:r>
+    </w:p>
+    <w:p>
+      <w:r>
+        <w:t xml:space="preserve"/>
+      </w:r>
+    </w:p>
     <w:p>
       <w:r>
         <w:t xml:space="preserve">Полный список selections (выборов пользователя) может храниться off-chain, но hash должен позволять проверить, что билет не изменился после покупки.</w:t>
       </w:r>
     </w:p>
-    <w:p/>
-    <w:p>
-      <w:pPr>
-        <w:pStyle w:val="Heading3"/>
+    <w:p>
+      <w:r>
+        <w:t xml:space="preserve"/>
+      </w:r>
+    </w:p>
+    <w:p>
+      <w:r>
+        <w:t xml:space="preserve">`operatorIdHash`, `partnerIdHash`, `jurisdictionIdHash` и `licenseScopeHash` нужны для будущей B2B/B2B2C-модели. Они не должны раскрывать персональные данные игрока и не означают, что контракт сам проверяет локальную лицензию. Контракт принимает эти поля только как часть signed quote / purchase permit.</w:t>
+      </w:r>
+    </w:p>
+    <w:p>
+      <w:r>
+        <w:t xml:space="preserve"/>
+      </w:r>
+    </w:p>
+    <w:p>
+      <w:pPr>
+        <w:pStyle w:val="Heading2"/>
       </w:pPr>
       <w:r>
         <w:t xml:space="preserve">6.2. Покупка билета</w:t>
       </w:r>
     </w:p>
-    <w:p/>
+    <w:p>
+      <w:r>
+        <w:t xml:space="preserve"/>
+      </w:r>
+    </w:p>
     <w:p>
       <w:r>
         <w:t xml:space="preserve">Функция:</w:t>
       </w:r>
     </w:p>
-    <w:p/>
+    <w:p>
+      <w:r>
+        <w:t xml:space="preserve"/>
+      </w:r>
+    </w:p>
     <w:p>
       <w:pPr>
         <w:pStyle w:val="Code"/>
@@ -1822,16 +2232,111 @@
         <w:t xml:space="preserve">buyTicket(drawId, ticketHash, combinationsCount, stakePerCombination, ticketPrice)</w:t>
       </w:r>
     </w:p>
-    <w:p/>
+    <w:p>
+      <w:r>
+        <w:t xml:space="preserve"/>
+      </w:r>
+    </w:p>
+    <w:p>
+      <w:r>
+        <w:t xml:space="preserve">Для B2B-совместимости фактическая реализация должна принимать signed quote payload, где зафиксированы:</w:t>
+      </w:r>
+    </w:p>
+    <w:p>
+      <w:r>
+        <w:t xml:space="preserve"/>
+      </w:r>
+    </w:p>
+    <w:p>
+      <w:pPr>
+        <w:pStyle w:val="Code"/>
+      </w:pPr>
+      <w:r>
+        <w:t xml:space="preserve">operatorIdHash</w:t>
+      </w:r>
+    </w:p>
+    <w:p>
+      <w:pPr>
+        <w:pStyle w:val="Code"/>
+      </w:pPr>
+      <w:r>
+        <w:t xml:space="preserve">partnerIdHash</w:t>
+      </w:r>
+    </w:p>
+    <w:p>
+      <w:pPr>
+        <w:pStyle w:val="Code"/>
+      </w:pPr>
+      <w:r>
+        <w:t xml:space="preserve">jurisdictionIdHash</w:t>
+      </w:r>
+    </w:p>
+    <w:p>
+      <w:pPr>
+        <w:pStyle w:val="Code"/>
+      </w:pPr>
+      <w:r>
+        <w:t xml:space="preserve">licenseScopeHash</w:t>
+      </w:r>
+    </w:p>
+    <w:p>
+      <w:pPr>
+        <w:pStyle w:val="Code"/>
+      </w:pPr>
+      <w:r>
+        <w:t xml:space="preserve">poolScope</w:t>
+      </w:r>
+    </w:p>
+    <w:p>
+      <w:pPr>
+        <w:pStyle w:val="Code"/>
+      </w:pPr>
+      <w:r>
+        <w:t xml:space="preserve">poolId</w:t>
+      </w:r>
+    </w:p>
+    <w:p>
+      <w:pPr>
+        <w:pStyle w:val="Code"/>
+      </w:pPr>
+      <w:r>
+        <w:t xml:space="preserve">quoteId</w:t>
+      </w:r>
+    </w:p>
+    <w:p>
+      <w:pPr>
+        <w:pStyle w:val="Code"/>
+      </w:pPr>
+      <w:r>
+        <w:t xml:space="preserve">quoteExpiry</w:t>
+      </w:r>
+    </w:p>
+    <w:p>
+      <w:pPr>
+        <w:pStyle w:val="Code"/>
+      </w:pPr>
+      <w:r>
+        <w:t xml:space="preserve">quoteSignature</w:t>
+      </w:r>
+    </w:p>
+    <w:p>
+      <w:r>
+        <w:t xml:space="preserve"/>
+      </w:r>
+    </w:p>
     <w:p>
       <w:r>
         <w:t xml:space="preserve">Проверки:</w:t>
       </w:r>
     </w:p>
-    <w:p/>
-    <w:p>
-      <w:pPr>
-        <w:pStyle w:val="Bullet"/>
+    <w:p>
+      <w:r>
+        <w:t xml:space="preserve"/>
+      </w:r>
+    </w:p>
+    <w:p>
+      <w:pPr>
+        <w:pStyle w:val="ListParagraph"/>
       </w:pPr>
       <w:r>
         <w:t xml:space="preserve">• drawId существует;</w:t>
@@ -1839,7 +2344,7 @@
     </w:p>
     <w:p>
       <w:pPr>
-        <w:pStyle w:val="Bullet"/>
+        <w:pStyle w:val="ListParagraph"/>
       </w:pPr>
       <w:r>
         <w:t xml:space="preserve">• draw status = Open;</w:t>
@@ -1847,7 +2352,7 @@
     </w:p>
     <w:p>
       <w:pPr>
-        <w:pStyle w:val="Bullet"/>
+        <w:pStyle w:val="ListParagraph"/>
       </w:pPr>
       <w:r>
         <w:t xml:space="preserve">• текущий timestamp внутри окна продаж;</w:t>
@@ -1855,7 +2360,7 @@
     </w:p>
     <w:p>
       <w:pPr>
-        <w:pStyle w:val="Bullet"/>
+        <w:pStyle w:val="ListParagraph"/>
       </w:pPr>
       <w:r>
         <w:t xml:space="preserve">• ticketPrice = combinationsCount * stakePerCombination;</w:t>
@@ -1863,7 +2368,7 @@
     </w:p>
     <w:p>
       <w:pPr>
-        <w:pStyle w:val="Bullet"/>
+        <w:pStyle w:val="ListParagraph"/>
       </w:pPr>
       <w:r>
         <w:t xml:space="preserve">• stakePerCombination &gt;= comboPrice;</w:t>
@@ -1871,7 +2376,7 @@
     </w:p>
     <w:p>
       <w:pPr>
-        <w:pStyle w:val="Bullet"/>
+        <w:pStyle w:val="ListParagraph"/>
       </w:pPr>
       <w:r>
         <w:t xml:space="preserve">• combinationsCount &lt;= maxCombinationsPerTicket;</w:t>
@@ -1879,7 +2384,7 @@
     </w:p>
     <w:p>
       <w:pPr>
-        <w:pStyle w:val="Bullet"/>
+        <w:pStyle w:val="ListParagraph"/>
       </w:pPr>
       <w:r>
         <w:t xml:space="preserve">• ticketPrice &lt;= maxTicketAmount;</w:t>
@@ -1887,7 +2392,7 @@
     </w:p>
     <w:p>
       <w:pPr>
-        <w:pStyle w:val="Bullet"/>
+        <w:pStyle w:val="ListParagraph"/>
       </w:pPr>
       <w:r>
         <w:t xml:space="preserve">• walletSpentInDraw + ticketPrice &lt;= maxWalletAmountPerDraw;</w:t>
@@ -1895,7 +2400,7 @@
     </w:p>
     <w:p>
       <w:pPr>
-        <w:pStyle w:val="Bullet"/>
+        <w:pStyle w:val="ListParagraph"/>
       </w:pPr>
       <w:r>
         <w:t xml:space="preserve">• USDC allowance достаточный;</w:t>
@@ -1903,7 +2408,7 @@
     </w:p>
     <w:p>
       <w:pPr>
-        <w:pStyle w:val="Bullet"/>
+        <w:pStyle w:val="ListParagraph"/>
       </w:pPr>
       <w:r>
         <w:t xml:space="preserve">• USDC transferFrom успешен;</w:t>
@@ -1911,19 +2416,59 @@
     </w:p>
     <w:p>
       <w:pPr>
-        <w:pStyle w:val="Bullet"/>
-      </w:pPr>
-      <w:r>
-        <w:t xml:space="preserve">• ticketHash не использовался ранее.</w:t>
-      </w:r>
-    </w:p>
-    <w:p/>
+        <w:pStyle w:val="ListParagraph"/>
+      </w:pPr>
+      <w:r>
+        <w:t xml:space="preserve">• ticketHash не использовался ранее;</w:t>
+      </w:r>
+    </w:p>
+    <w:p>
+      <w:pPr>
+        <w:pStyle w:val="ListParagraph"/>
+      </w:pPr>
+      <w:r>
+        <w:t xml:space="preserve">• signed quote валиден;</w:t>
+      </w:r>
+    </w:p>
+    <w:p>
+      <w:pPr>
+        <w:pStyle w:val="ListParagraph"/>
+      </w:pPr>
+      <w:r>
+        <w:t xml:space="preserve">• signed quote не истек;</w:t>
+      </w:r>
+    </w:p>
+    <w:p>
+      <w:pPr>
+        <w:pStyle w:val="ListParagraph"/>
+      </w:pPr>
+      <w:r>
+        <w:t xml:space="preserve">• quoteId не использовался ранее;</w:t>
+      </w:r>
+    </w:p>
+    <w:p>
+      <w:pPr>
+        <w:pStyle w:val="ListParagraph"/>
+      </w:pPr>
+      <w:r>
+        <w:t xml:space="preserve">• operatorIdHash/jurisdictionIdHash/poolScope совпадают с подписанными значениями.</w:t>
+      </w:r>
+    </w:p>
+    <w:p>
+      <w:r>
+        <w:t xml:space="preserve"/>
+      </w:r>
+    </w:p>
     <w:p>
       <w:r>
         <w:t xml:space="preserve">Контрактная проверка минимальной цены:</w:t>
       </w:r>
     </w:p>
-    <w:p/>
+    <w:p>
+      <w:r>
+        <w:t xml:space="preserve"/>
+      </w:r>
+    </w:p>
     <w:p>
       <w:pPr>
         <w:pStyle w:val="Code"/>
@@ -1932,19 +2477,27 @@
         <w:t xml:space="preserve">require(stakePerCombination &gt;= drawManager.comboPrice(drawId), "Stake below comboPrice");</w:t>
       </w:r>
     </w:p>
-    <w:p/>
+    <w:p>
+      <w:r>
+        <w:t xml:space="preserve"/>
+      </w:r>
+    </w:p>
     <w:p>
       <w:r>
         <w:t xml:space="preserve">События:</w:t>
       </w:r>
     </w:p>
-    <w:p/>
-    <w:p>
-      <w:pPr>
-        <w:pStyle w:val="Code"/>
-      </w:pPr>
-      <w:r>
-        <w:t xml:space="preserve">TicketPurchased(drawId, ticketId, buyer, ticketHash, combinationsCount, ticketPrice)</w:t>
+    <w:p>
+      <w:r>
+        <w:t xml:space="preserve"/>
+      </w:r>
+    </w:p>
+    <w:p>
+      <w:pPr>
+        <w:pStyle w:val="Code"/>
+      </w:pPr>
+      <w:r>
+        <w:t xml:space="preserve">TicketPurchased(drawId, ticketId, buyer, ticketHash, combinationsCount, ticketPrice, operatorIdHash, jurisdictionIdHash, poolScope)</w:t>
       </w:r>
     </w:p>
     <w:p>
@@ -1955,31 +2508,47 @@
         <w:t xml:space="preserve">WalletDrawSpendUpdated(drawId, buyer, totalSpent)</w:t>
       </w:r>
     </w:p>
-    <w:p/>
-    <w:p>
-      <w:pPr>
-        <w:pStyle w:val="Heading3"/>
+    <w:p>
+      <w:r>
+        <w:t xml:space="preserve"/>
+      </w:r>
+    </w:p>
+    <w:p>
+      <w:pPr>
+        <w:pStyle w:val="Heading2"/>
       </w:pPr>
       <w:r>
         <w:t xml:space="preserve">6.3. Важное ограничение</w:t>
       </w:r>
     </w:p>
-    <w:p/>
+    <w:p>
+      <w:r>
+        <w:t xml:space="preserve"/>
+      </w:r>
+    </w:p>
     <w:p>
       <w:r>
         <w:t xml:space="preserve">Смарт-контракт MVP не обязан раскладывать системную ставку в каждую комбинацию. Это делает off-chain ticket engine.</w:t>
       </w:r>
     </w:p>
-    <w:p/>
+    <w:p>
+      <w:r>
+        <w:t xml:space="preserve"/>
+      </w:r>
+    </w:p>
     <w:p>
       <w:r>
         <w:t xml:space="preserve">Контракт должен проверить:</w:t>
       </w:r>
     </w:p>
-    <w:p/>
-    <w:p>
-      <w:pPr>
-        <w:pStyle w:val="Bullet"/>
+    <w:p>
+      <w:r>
+        <w:t xml:space="preserve"/>
+      </w:r>
+    </w:p>
+    <w:p>
+      <w:pPr>
+        <w:pStyle w:val="ListParagraph"/>
       </w:pPr>
       <w:r>
         <w:t xml:space="preserve">• количество комбинаций;</w:t>
@@ -1987,7 +2556,7 @@
     </w:p>
     <w:p>
       <w:pPr>
-        <w:pStyle w:val="Bullet"/>
+        <w:pStyle w:val="ListParagraph"/>
       </w:pPr>
       <w:r>
         <w:t xml:space="preserve">• цену;</w:t>
@@ -1995,7 +2564,7 @@
     </w:p>
     <w:p>
       <w:pPr>
-        <w:pStyle w:val="Bullet"/>
+        <w:pStyle w:val="ListParagraph"/>
       </w:pPr>
       <w:r>
         <w:t xml:space="preserve">• лимиты;</w:t>
@@ -2003,7 +2572,7 @@
     </w:p>
     <w:p>
       <w:pPr>
-        <w:pStyle w:val="Bullet"/>
+        <w:pStyle w:val="ListParagraph"/>
       </w:pPr>
       <w:r>
         <w:t xml:space="preserve">• hash билета;</w:t>
@@ -2011,35 +2580,60 @@
     </w:p>
     <w:p>
       <w:pPr>
-        <w:pStyle w:val="Bullet"/>
+        <w:pStyle w:val="ListParagraph"/>
       </w:pPr>
       <w:r>
         <w:t xml:space="preserve">• оплату.</w:t>
       </w:r>
     </w:p>
-    <w:p/>
-    <w:p/>
-    <w:p>
-      <w:pPr>
-        <w:pStyle w:val="Heading2"/>
+    <w:p>
+      <w:r>
+        <w:t xml:space="preserve"/>
+      </w:r>
+    </w:p>
+    <w:p>
+      <w:r>
+        <w:br w:type="page"/>
+      </w:r>
+    </w:p>
+    <w:p>
+      <w:r>
+        <w:t xml:space="preserve"/>
+      </w:r>
+    </w:p>
+    <w:p>
+      <w:pPr>
+        <w:pStyle w:val="Heading1"/>
       </w:pPr>
       <w:r>
         <w:t xml:space="preserve">7. TreasuryVault</w:t>
       </w:r>
     </w:p>
-    <w:p/>
+    <w:p>
+      <w:r>
+        <w:t xml:space="preserve"/>
+      </w:r>
+    </w:p>
     <w:p>
       <w:r>
         <w:t xml:space="preserve">TreasuryVault отвечает за учет средств.</w:t>
       </w:r>
     </w:p>
-    <w:p/>
+    <w:p>
+      <w:r>
+        <w:t xml:space="preserve"/>
+      </w:r>
+    </w:p>
     <w:p>
       <w:r>
         <w:t xml:space="preserve">Базовое распределение:</w:t>
       </w:r>
     </w:p>
-    <w:p/>
+    <w:p>
+      <w:r>
+        <w:t xml:space="preserve"/>
+      </w:r>
+    </w:p>
     <w:p>
       <w:pPr>
         <w:pStyle w:val="Code"/>
@@ -2080,13 +2674,21 @@
         <w:t xml:space="preserve">platformOperatingFee = handle * 8%</w:t>
       </w:r>
     </w:p>
-    <w:p/>
+    <w:p>
+      <w:r>
+        <w:t xml:space="preserve"/>
+      </w:r>
+    </w:p>
     <w:p>
       <w:r>
         <w:t xml:space="preserve">Важно:</w:t>
       </w:r>
     </w:p>
-    <w:p/>
+    <w:p>
+      <w:r>
+        <w:t xml:space="preserve"/>
+      </w:r>
+    </w:p>
     <w:p>
       <w:pPr>
         <w:pStyle w:val="Code"/>
@@ -2103,13 +2705,21 @@
         <w:t xml:space="preserve">а не дополнительным удержанием сверх 80/10/10.</w:t>
       </w:r>
     </w:p>
-    <w:p/>
+    <w:p>
+      <w:r>
+        <w:t xml:space="preserve"/>
+      </w:r>
+    </w:p>
     <w:p>
       <w:r>
         <w:t xml:space="preserve">Gas reserve должен учитываться отдельно от prizePool и jackpot. Для MVP допускаются три варианта реализации:</w:t>
       </w:r>
     </w:p>
-    <w:p/>
+    <w:p>
+      <w:r>
+        <w:t xml:space="preserve"/>
+      </w:r>
+    </w:p>
     <w:p>
       <w:r>
         <w:t xml:space="preserve">1. отдельный `GasReserveWallet` (кошелек резерва газа);</w:t>
@@ -2125,19 +2735,31 @@
         <w:t xml:space="preserve">3. пополнение executor wallet из операционного кошелька с обязательным учетом gas reserve.</w:t>
       </w:r>
     </w:p>
-    <w:p/>
+    <w:p>
+      <w:r>
+        <w:t xml:space="preserve"/>
+      </w:r>
+    </w:p>
     <w:p>
       <w:r>
         <w:t xml:space="preserve">Финальный вариант выбирается на этапе инфраструктуры. В любом варианте prizePool и jackpot не используются для оплаты газа.</w:t>
       </w:r>
     </w:p>
-    <w:p/>
+    <w:p>
+      <w:r>
+        <w:t xml:space="preserve"/>
+      </w:r>
+    </w:p>
     <w:p>
       <w:r>
         <w:t xml:space="preserve">Функции:</w:t>
       </w:r>
     </w:p>
-    <w:p/>
+    <w:p>
+      <w:r>
+        <w:t xml:space="preserve"/>
+      </w:r>
+    </w:p>
     <w:p>
       <w:pPr>
         <w:pStyle w:val="Code"/>
@@ -2186,16 +2808,24 @@
         <w:t xml:space="preserve">applyJackpotSupportTopUp(drawId, amount)</w:t>
       </w:r>
     </w:p>
-    <w:p/>
+    <w:p>
+      <w:r>
+        <w:t xml:space="preserve"/>
+      </w:r>
+    </w:p>
     <w:p>
       <w:r>
         <w:t xml:space="preserve">Правила:</w:t>
       </w:r>
     </w:p>
-    <w:p/>
-    <w:p>
-      <w:pPr>
-        <w:pStyle w:val="Bullet"/>
+    <w:p>
+      <w:r>
+        <w:t xml:space="preserve"/>
+      </w:r>
+    </w:p>
+    <w:p>
+      <w:pPr>
+        <w:pStyle w:val="ListParagraph"/>
       </w:pPr>
       <w:r>
         <w:t xml:space="preserve">• prizePool нельзя использовать для gas reserve;</w:t>
@@ -2203,7 +2833,7 @@
     </w:p>
     <w:p>
       <w:pPr>
-        <w:pStyle w:val="Bullet"/>
+        <w:pStyle w:val="ListParagraph"/>
       </w:pPr>
       <w:r>
         <w:t xml:space="preserve">• jackpot нельзя использовать для gas reserve;</w:t>
@@ -2211,7 +2841,7 @@
     </w:p>
     <w:p>
       <w:pPr>
-        <w:pStyle w:val="Bullet"/>
+        <w:pStyle w:val="ListParagraph"/>
       </w:pPr>
       <w:r>
         <w:t xml:space="preserve">• jackpotContribution текущего тиража идет в следующий тираж;</w:t>
@@ -2219,7 +2849,7 @@
     </w:p>
     <w:p>
       <w:pPr>
-        <w:pStyle w:val="Bullet"/>
+        <w:pStyle w:val="ListParagraph"/>
       </w:pPr>
       <w:r>
         <w:t xml:space="preserve">• activeJackpot фиксируется до Open;</w:t>
@@ -2227,7 +2857,7 @@
     </w:p>
     <w:p>
       <w:pPr>
-        <w:pStyle w:val="Bullet"/>
+        <w:pStyle w:val="ListParagraph"/>
       </w:pPr>
       <w:r>
         <w:t xml:space="preserve">• минимальный публичный джекпот MVP = 5 000 USDC;</w:t>
@@ -2235,7 +2865,7 @@
     </w:p>
     <w:p>
       <w:pPr>
-        <w:pStyle w:val="Bullet"/>
+        <w:pStyle w:val="ListParagraph"/>
       </w:pPr>
       <w:r>
         <w:t xml:space="preserve">• top-up до минимального джекпота идет из jackpot support reserve или операционных средств;</w:t>
@@ -2243,7 +2873,7 @@
     </w:p>
     <w:p>
       <w:pPr>
-        <w:pStyle w:val="Bullet"/>
+        <w:pStyle w:val="ListParagraph"/>
       </w:pPr>
       <w:r>
         <w:t xml:space="preserve">• неиспользованные доли и rounding dust идут в jackpot reserve следующего тиража;</w:t>
@@ -2251,19 +2881,27 @@
     </w:p>
     <w:p>
       <w:pPr>
-        <w:pStyle w:val="Bullet"/>
+        <w:pStyle w:val="ListParagraph"/>
       </w:pPr>
       <w:r>
         <w:t xml:space="preserve">• каждый перевод средств должен иметь событие.</w:t>
       </w:r>
     </w:p>
-    <w:p/>
+    <w:p>
+      <w:r>
+        <w:t xml:space="preserve"/>
+      </w:r>
+    </w:p>
     <w:p>
       <w:r>
         <w:t xml:space="preserve">События:</w:t>
       </w:r>
     </w:p>
-    <w:p/>
+    <w:p>
+      <w:r>
+        <w:t xml:space="preserve"/>
+      </w:r>
+    </w:p>
     <w:p>
       <w:pPr>
         <w:pStyle w:val="Code"/>
@@ -2320,29 +2958,54 @@
         <w:t xml:space="preserve">RefundVaultFunded(drawId, amount)</w:t>
       </w:r>
     </w:p>
-    <w:p/>
-    <w:p/>
-    <w:p>
-      <w:pPr>
-        <w:pStyle w:val="Heading2"/>
+    <w:p>
+      <w:r>
+        <w:t xml:space="preserve"/>
+      </w:r>
+    </w:p>
+    <w:p>
+      <w:r>
+        <w:br w:type="page"/>
+      </w:r>
+    </w:p>
+    <w:p>
+      <w:r>
+        <w:t xml:space="preserve"/>
+      </w:r>
+    </w:p>
+    <w:p>
+      <w:pPr>
+        <w:pStyle w:val="Heading1"/>
       </w:pPr>
       <w:r>
         <w:t xml:space="preserve">8. ResultRegistry</w:t>
       </w:r>
     </w:p>
-    <w:p/>
+    <w:p>
+      <w:r>
+        <w:t xml:space="preserve"/>
+      </w:r>
+    </w:p>
     <w:p>
       <w:r>
         <w:t xml:space="preserve">ResultRegistry фиксирует финальный результат тиража.</w:t>
       </w:r>
     </w:p>
-    <w:p/>
+    <w:p>
+      <w:r>
+        <w:t xml:space="preserve"/>
+      </w:r>
+    </w:p>
     <w:p>
       <w:r>
         <w:t xml:space="preserve">Минимальные данные:</w:t>
       </w:r>
     </w:p>
-    <w:p/>
+    <w:p>
+      <w:r>
+        <w:t xml:space="preserve"/>
+      </w:r>
+    </w:p>
     <w:p>
       <w:pPr>
         <w:pStyle w:val="Code"/>
@@ -2407,13 +3070,21 @@
         <w:t xml:space="preserve">status</w:t>
       </w:r>
     </w:p>
-    <w:p/>
+    <w:p>
+      <w:r>
+        <w:t xml:space="preserve"/>
+      </w:r>
+    </w:p>
     <w:p>
       <w:r>
         <w:t xml:space="preserve">Функции:</w:t>
       </w:r>
     </w:p>
-    <w:p/>
+    <w:p>
+      <w:r>
+        <w:t xml:space="preserve"/>
+      </w:r>
+    </w:p>
     <w:p>
       <w:pPr>
         <w:pStyle w:val="Code"/>
@@ -2446,28 +3117,44 @@
         <w:t xml:space="preserve">getResultRoot(drawId)</w:t>
       </w:r>
     </w:p>
-    <w:p/>
+    <w:p>
+      <w:r>
+        <w:t xml:space="preserve"/>
+      </w:r>
+    </w:p>
     <w:p>
       <w:r>
         <w:t xml:space="preserve">Публичный on-chain challenge (оспаривание результата в контракте) в MVP не реализуется.</w:t>
       </w:r>
     </w:p>
-    <w:p/>
+    <w:p>
+      <w:r>
+        <w:t xml:space="preserve"/>
+      </w:r>
+    </w:p>
     <w:p>
       <w:r>
         <w:t xml:space="preserve">Причина: в этапе 7 апелляции пользователей обрабатываются off-chain через интерфейс, ResultOperator и multisig. Контракт не должен открывать публичный спам-вектор для оспаривания root.</w:t>
       </w:r>
     </w:p>
-    <w:p/>
+    <w:p>
+      <w:r>
+        <w:t xml:space="preserve"/>
+      </w:r>
+    </w:p>
     <w:p>
       <w:r>
         <w:t xml:space="preserve">Правила:</w:t>
       </w:r>
     </w:p>
-    <w:p/>
-    <w:p>
-      <w:pPr>
-        <w:pStyle w:val="Bullet"/>
+    <w:p>
+      <w:r>
+        <w:t xml:space="preserve"/>
+      </w:r>
+    </w:p>
+    <w:p>
+      <w:pPr>
+        <w:pStyle w:val="ListParagraph"/>
       </w:pPr>
       <w:r>
         <w:t xml:space="preserve">• result root нельзя публиковать до закрытия продаж;</w:t>
@@ -2475,7 +3162,7 @@
     </w:p>
     <w:p>
       <w:pPr>
-        <w:pStyle w:val="Bullet"/>
+        <w:pStyle w:val="ListParagraph"/>
       </w:pPr>
       <w:r>
         <w:t xml:space="preserve">• settlement нельзя запускать до финализации result root;</w:t>
@@ -2483,7 +3170,7 @@
     </w:p>
     <w:p>
       <w:pPr>
-        <w:pStyle w:val="Bullet"/>
+        <w:pStyle w:val="ListParagraph"/>
       </w:pPr>
       <w:r>
         <w:t xml:space="preserve">• новая версия результата должна увеличивать resultVersion;</w:t>
@@ -2491,7 +3178,7 @@
     </w:p>
     <w:p>
       <w:pPr>
-        <w:pStyle w:val="Bullet"/>
+        <w:pStyle w:val="ListParagraph"/>
       </w:pPr>
       <w:r>
         <w:t xml:space="preserve">• отмена root после финализации допускается только через аварийную процедуру;</w:t>
@@ -2499,7 +3186,7 @@
     </w:p>
     <w:p>
       <w:pPr>
-        <w:pStyle w:val="Bullet"/>
+        <w:pStyle w:val="ListParagraph"/>
       </w:pPr>
       <w:r>
         <w:t xml:space="preserve">• решения, влияющие на выплаты, требуют multisig 2 из 3;</w:t>
@@ -2507,19 +3194,27 @@
     </w:p>
     <w:p>
       <w:pPr>
-        <w:pStyle w:val="Bullet"/>
+        <w:pStyle w:val="ListParagraph"/>
       </w:pPr>
       <w:r>
         <w:t xml:space="preserve">• validEventsCount может быть только 15, 14, 13 или 0 для void/refund.</w:t>
       </w:r>
     </w:p>
-    <w:p/>
+    <w:p>
+      <w:r>
+        <w:t xml:space="preserve"/>
+      </w:r>
+    </w:p>
     <w:p>
       <w:r>
         <w:t xml:space="preserve">События:</w:t>
       </w:r>
     </w:p>
-    <w:p/>
+    <w:p>
+      <w:r>
+        <w:t xml:space="preserve"/>
+      </w:r>
+    </w:p>
     <w:p>
       <w:pPr>
         <w:pStyle w:val="Code"/>
@@ -2544,29 +3239,54 @@
         <w:t xml:space="preserve">ResultRootCancelled(drawId, resultVersion, reasonCode)</w:t>
       </w:r>
     </w:p>
-    <w:p/>
-    <w:p/>
-    <w:p>
-      <w:pPr>
-        <w:pStyle w:val="Heading2"/>
+    <w:p>
+      <w:r>
+        <w:t xml:space="preserve"/>
+      </w:r>
+    </w:p>
+    <w:p>
+      <w:r>
+        <w:br w:type="page"/>
+      </w:r>
+    </w:p>
+    <w:p>
+      <w:r>
+        <w:t xml:space="preserve"/>
+      </w:r>
+    </w:p>
+    <w:p>
+      <w:pPr>
+        <w:pStyle w:val="Heading1"/>
       </w:pPr>
       <w:r>
         <w:t xml:space="preserve">9. PayoutVault</w:t>
       </w:r>
     </w:p>
-    <w:p/>
+    <w:p>
+      <w:r>
+        <w:t xml:space="preserve"/>
+      </w:r>
+    </w:p>
     <w:p>
       <w:r>
         <w:t xml:space="preserve">PayoutVault реализует выплаты через Merkle proof.</w:t>
       </w:r>
     </w:p>
-    <w:p/>
+    <w:p>
+      <w:r>
+        <w:t xml:space="preserve"/>
+      </w:r>
+    </w:p>
     <w:p>
       <w:r>
         <w:t xml:space="preserve">Архитектура из этапа 6:</w:t>
       </w:r>
     </w:p>
-    <w:p/>
+    <w:p>
+      <w:r>
+        <w:t xml:space="preserve"/>
+      </w:r>
+    </w:p>
     <w:p>
       <w:pPr>
         <w:pStyle w:val="Code"/>
@@ -2575,13 +3295,21 @@
         <w:t xml:space="preserve">Merkle settlement + sponsored claim + automatic executor + fallback claim</w:t>
       </w:r>
     </w:p>
-    <w:p/>
+    <w:p>
+      <w:r>
+        <w:t xml:space="preserve"/>
+      </w:r>
+    </w:p>
     <w:p>
       <w:r>
         <w:t xml:space="preserve">Функции:</w:t>
       </w:r>
     </w:p>
-    <w:p/>
+    <w:p>
+      <w:r>
+        <w:t xml:space="preserve"/>
+      </w:r>
+    </w:p>
     <w:p>
       <w:pPr>
         <w:pStyle w:val="Code"/>
@@ -2638,13 +3366,21 @@
         <w:t xml:space="preserve">cancelPayoutRoot(drawId, rootVersion, reasonCode)</w:t>
       </w:r>
     </w:p>
-    <w:p/>
+    <w:p>
+      <w:r>
+        <w:t xml:space="preserve"/>
+      </w:r>
+    </w:p>
     <w:p>
       <w:r>
         <w:t xml:space="preserve">Leaf data:</w:t>
       </w:r>
     </w:p>
-    <w:p/>
+    <w:p>
+      <w:r>
+        <w:t xml:space="preserve"/>
+      </w:r>
+    </w:p>
     <w:p>
       <w:pPr>
         <w:pStyle w:val="Code"/>
@@ -2706,25 +3442,69 @@
         <w:pStyle w:val="Code"/>
       </w:pPr>
       <w:r>
+        <w:t xml:space="preserve">operatorIdHash</w:t>
+      </w:r>
+    </w:p>
+    <w:p>
+      <w:pPr>
+        <w:pStyle w:val="Code"/>
+      </w:pPr>
+      <w:r>
+        <w:t xml:space="preserve">jurisdictionIdHash</w:t>
+      </w:r>
+    </w:p>
+    <w:p>
+      <w:pPr>
+        <w:pStyle w:val="Code"/>
+      </w:pPr>
+      <w:r>
+        <w:t xml:space="preserve">poolScope</w:t>
+      </w:r>
+    </w:p>
+    <w:p>
+      <w:pPr>
+        <w:pStyle w:val="Code"/>
+      </w:pPr>
+      <w:r>
+        <w:t xml:space="preserve">poolId</w:t>
+      </w:r>
+    </w:p>
+    <w:p>
+      <w:pPr>
+        <w:pStyle w:val="Code"/>
+      </w:pPr>
+      <w:r>
         <w:t xml:space="preserve">claimDeadline</w:t>
       </w:r>
     </w:p>
-    <w:p/>
+    <w:p>
+      <w:r>
+        <w:t xml:space="preserve"/>
+      </w:r>
+    </w:p>
     <w:p>
       <w:r>
         <w:t xml:space="preserve">`claimDeadline` - timestamp, после которого claim невозможен, если срок не продлен контролируемой процедурой.</w:t>
       </w:r>
     </w:p>
-    <w:p/>
+    <w:p>
+      <w:r>
+        <w:t xml:space="preserve"/>
+      </w:r>
+    </w:p>
     <w:p>
       <w:r>
         <w:t xml:space="preserve">Проверки:</w:t>
       </w:r>
     </w:p>
-    <w:p/>
-    <w:p>
-      <w:pPr>
-        <w:pStyle w:val="Bullet"/>
+    <w:p>
+      <w:r>
+        <w:t xml:space="preserve"/>
+      </w:r>
+    </w:p>
+    <w:p>
+      <w:pPr>
+        <w:pStyle w:val="ListParagraph"/>
       </w:pPr>
       <w:r>
         <w:t xml:space="preserve">• drawId совпадает;</w:t>
@@ -2732,7 +3512,7 @@
     </w:p>
     <w:p>
       <w:pPr>
-        <w:pStyle w:val="Bullet"/>
+        <w:pStyle w:val="ListParagraph"/>
       </w:pPr>
       <w:r>
         <w:t xml:space="preserve">• rootVersion актуальна;</w:t>
@@ -2740,7 +3520,7 @@
     </w:p>
     <w:p>
       <w:pPr>
-        <w:pStyle w:val="Bullet"/>
+        <w:pStyle w:val="ListParagraph"/>
       </w:pPr>
       <w:r>
         <w:t xml:space="preserve">• Merkle proof валиден;</w:t>
@@ -2748,7 +3528,7 @@
     </w:p>
     <w:p>
       <w:pPr>
-        <w:pStyle w:val="Bullet"/>
+        <w:pStyle w:val="ListParagraph"/>
       </w:pPr>
       <w:r>
         <w:t xml:space="preserve">• leafIndex еще не claimed;</w:t>
@@ -2756,7 +3536,7 @@
     </w:p>
     <w:p>
       <w:pPr>
-        <w:pStyle w:val="Bullet"/>
+        <w:pStyle w:val="ListParagraph"/>
       </w:pPr>
       <w:r>
         <w:t xml:space="preserve">• tokenAddress = USDC;</w:t>
@@ -2764,7 +3544,7 @@
     </w:p>
     <w:p>
       <w:pPr>
-        <w:pStyle w:val="Bullet"/>
+        <w:pStyle w:val="ListParagraph"/>
       </w:pPr>
       <w:r>
         <w:t xml:space="preserve">• amount &gt; 0;</w:t>
@@ -2772,7 +3552,7 @@
     </w:p>
     <w:p>
       <w:pPr>
-        <w:pStyle w:val="Bullet"/>
+        <w:pStyle w:val="ListParagraph"/>
       </w:pPr>
       <w:r>
         <w:t xml:space="preserve">• claimDeadline не истек;</w:t>
@@ -2780,7 +3560,7 @@
     </w:p>
     <w:p>
       <w:pPr>
-        <w:pStyle w:val="Bullet"/>
+        <w:pStyle w:val="ListParagraph"/>
       </w:pPr>
       <w:r>
         <w:t xml:space="preserve">• выплаты активированы;</w:t>
@@ -2788,7 +3568,7 @@
     </w:p>
     <w:p>
       <w:pPr>
-        <w:pStyle w:val="Bullet"/>
+        <w:pStyle w:val="ListParagraph"/>
       </w:pPr>
       <w:r>
         <w:t xml:space="preserve">• контракт не на паузе;</w:t>
@@ -2796,19 +3576,74 @@
     </w:p>
     <w:p>
       <w:pPr>
-        <w:pStyle w:val="Bullet"/>
-      </w:pPr>
-      <w:r>
-        <w:t xml:space="preserve">• KYC/compliance блокировка учтена off-chain до claimFor.</w:t>
-      </w:r>
-    </w:p>
-    <w:p/>
+        <w:pStyle w:val="ListParagraph"/>
+      </w:pPr>
+      <w:r>
+        <w:t xml:space="preserve">• KYC/compliance блокировка не позволяет исполнить claim/claimFor.</w:t>
+      </w:r>
+    </w:p>
+    <w:p>
+      <w:r>
+        <w:t xml:space="preserve"/>
+      </w:r>
+    </w:p>
+    <w:p>
+      <w:r>
+        <w:t xml:space="preserve">Техническая модель блокировки:</w:t>
+      </w:r>
+    </w:p>
+    <w:p>
+      <w:r>
+        <w:t xml:space="preserve"/>
+      </w:r>
+    </w:p>
+    <w:p>
+      <w:pPr>
+        <w:pStyle w:val="ListParagraph"/>
+      </w:pPr>
+      <w:r>
+        <w:t xml:space="preserve">• базовый вариант MVP: blocked payout остается в settlement report / payout manifest как pending entitlement, но не включается в активный claimable payoutRoot;</w:t>
+      </w:r>
+    </w:p>
+    <w:p>
+      <w:pPr>
+        <w:pStyle w:val="ListParagraph"/>
+      </w:pPr>
+      <w:r>
+        <w:t xml:space="preserve">• если blocked leaf заранее включен в опубликованный root ради аудита, PayoutVault обязан хранить блокирующий статус leaf и отклонять claim/claimFor до unblock или reissueRoot;</w:t>
+      </w:r>
+    </w:p>
+    <w:p>
+      <w:pPr>
+        <w:pStyle w:val="ListParagraph"/>
+      </w:pPr>
+      <w:r>
+        <w:t xml:space="preserve">• backend, frontend и executor не должны показывать blocked leaf как claimable;</w:t>
+      </w:r>
+    </w:p>
+    <w:p>
+      <w:pPr>
+        <w:pStyle w:val="ListParagraph"/>
+      </w:pPr>
+      <w:r>
+        <w:t xml:space="preserve">• KYC/compliance не меняет amount и не используется как скрытый отказ от выплаты.</w:t>
+      </w:r>
+    </w:p>
+    <w:p>
+      <w:r>
+        <w:t xml:space="preserve"/>
+      </w:r>
+    </w:p>
     <w:p>
       <w:r>
         <w:t xml:space="preserve">Контрактная проверка срока claim:</w:t>
       </w:r>
     </w:p>
-    <w:p/>
+    <w:p>
+      <w:r>
+        <w:t xml:space="preserve"/>
+      </w:r>
+    </w:p>
     <w:p>
       <w:pPr>
         <w:pStyle w:val="Code"/>
@@ -2817,13 +3652,21 @@
         <w:t xml:space="preserve">require(block.timestamp &lt;= claimDeadline, "Claim deadline passed");</w:t>
       </w:r>
     </w:p>
-    <w:p/>
+    <w:p>
+      <w:r>
+        <w:t xml:space="preserve"/>
+      </w:r>
+    </w:p>
     <w:p>
       <w:r>
         <w:t xml:space="preserve">Защита от повторной выплаты:</w:t>
       </w:r>
     </w:p>
-    <w:p/>
+    <w:p>
+      <w:r>
+        <w:t xml:space="preserve"/>
+      </w:r>
+    </w:p>
     <w:p>
       <w:pPr>
         <w:pStyle w:val="Code"/>
@@ -2832,13 +3675,21 @@
         <w:t xml:space="preserve">claimedBitmap[drawId][rootVersion][leafIndex] = true</w:t>
       </w:r>
     </w:p>
-    <w:p/>
+    <w:p>
+      <w:r>
+        <w:t xml:space="preserve"/>
+      </w:r>
+    </w:p>
     <w:p>
       <w:r>
         <w:t xml:space="preserve">События:</w:t>
       </w:r>
     </w:p>
-    <w:p/>
+    <w:p>
+      <w:r>
+        <w:t xml:space="preserve"/>
+      </w:r>
+    </w:p>
     <w:p>
       <w:pPr>
         <w:pStyle w:val="Code"/>
@@ -2903,29 +3754,54 @@
         <w:t xml:space="preserve">RefundClaimed(drawId, rootVersion, leafIndex, user, amount, executor)</w:t>
       </w:r>
     </w:p>
-    <w:p/>
-    <w:p/>
-    <w:p>
-      <w:pPr>
-        <w:pStyle w:val="Heading2"/>
+    <w:p>
+      <w:r>
+        <w:t xml:space="preserve"/>
+      </w:r>
+    </w:p>
+    <w:p>
+      <w:r>
+        <w:br w:type="page"/>
+      </w:r>
+    </w:p>
+    <w:p>
+      <w:r>
+        <w:t xml:space="preserve"/>
+      </w:r>
+    </w:p>
+    <w:p>
+      <w:pPr>
+        <w:pStyle w:val="Heading1"/>
       </w:pPr>
       <w:r>
         <w:t xml:space="preserve">10. Refund</w:t>
       </w:r>
     </w:p>
-    <w:p/>
+    <w:p>
+      <w:r>
+        <w:t xml:space="preserve"/>
+      </w:r>
+    </w:p>
     <w:p>
       <w:r>
         <w:t xml:space="preserve">Если 3+ события исключены, тираж становится void.</w:t>
       </w:r>
     </w:p>
-    <w:p/>
+    <w:p>
+      <w:r>
+        <w:t xml:space="preserve"/>
+      </w:r>
+    </w:p>
     <w:p>
       <w:r>
         <w:t xml:space="preserve">Правило:</w:t>
       </w:r>
     </w:p>
-    <w:p/>
+    <w:p>
+      <w:r>
+        <w:t xml:space="preserve"/>
+      </w:r>
+    </w:p>
     <w:p>
       <w:pPr>
         <w:pStyle w:val="Code"/>
@@ -2950,13 +3826,21 @@
         <w:t xml:space="preserve">jackpotContribution = 0</w:t>
       </w:r>
     </w:p>
-    <w:p/>
+    <w:p>
+      <w:r>
+        <w:t xml:space="preserve"/>
+      </w:r>
+    </w:p>
     <w:p>
       <w:r>
         <w:t xml:space="preserve">Refund выполняется через ту же архитектуру:</w:t>
       </w:r>
     </w:p>
-    <w:p/>
+    <w:p>
+      <w:r>
+        <w:t xml:space="preserve"/>
+      </w:r>
+    </w:p>
     <w:p>
       <w:pPr>
         <w:pStyle w:val="Code"/>
@@ -2965,16 +3849,24 @@
         <w:t xml:space="preserve">Refund manifest -&gt; Merkle root -&gt; sponsored claim -&gt; fallback claim</w:t>
       </w:r>
     </w:p>
-    <w:p/>
+    <w:p>
+      <w:r>
+        <w:t xml:space="preserve"/>
+      </w:r>
+    </w:p>
     <w:p>
       <w:r>
         <w:t xml:space="preserve">Смарт-контракт не должен смешивать refund и выигрыш:</w:t>
       </w:r>
     </w:p>
-    <w:p/>
-    <w:p>
-      <w:pPr>
-        <w:pStyle w:val="Bullet"/>
+    <w:p>
+      <w:r>
+        <w:t xml:space="preserve"/>
+      </w:r>
+    </w:p>
+    <w:p>
+      <w:pPr>
+        <w:pStyle w:val="ListParagraph"/>
       </w:pPr>
       <w:r>
         <w:t xml:space="preserve">• refund имеет payoutLevel = Refund;</w:t>
@@ -2982,7 +3874,7 @@
     </w:p>
     <w:p>
       <w:pPr>
-        <w:pStyle w:val="Bullet"/>
+        <w:pStyle w:val="ListParagraph"/>
       </w:pPr>
       <w:r>
         <w:t xml:space="preserve">• refund не создает jackpotContribution;</w:t>
@@ -2990,7 +3882,7 @@
     </w:p>
     <w:p>
       <w:pPr>
-        <w:pStyle w:val="Bullet"/>
+        <w:pStyle w:val="ListParagraph"/>
       </w:pPr>
       <w:r>
         <w:t xml:space="preserve">• refund не участвует в prizePool;</w:t>
@@ -2998,38 +3890,63 @@
     </w:p>
     <w:p>
       <w:pPr>
-        <w:pStyle w:val="Bullet"/>
+        <w:pStyle w:val="ListParagraph"/>
       </w:pPr>
       <w:r>
         <w:t xml:space="preserve">• refund должен быть проверяемым через Merkle proof.</w:t>
       </w:r>
     </w:p>
-    <w:p/>
-    <w:p/>
-    <w:p>
-      <w:pPr>
-        <w:pStyle w:val="Heading2"/>
+    <w:p>
+      <w:r>
+        <w:t xml:space="preserve"/>
+      </w:r>
+    </w:p>
+    <w:p>
+      <w:r>
+        <w:br w:type="page"/>
+      </w:r>
+    </w:p>
+    <w:p>
+      <w:r>
+        <w:t xml:space="preserve"/>
+      </w:r>
+    </w:p>
+    <w:p>
+      <w:pPr>
+        <w:pStyle w:val="Heading1"/>
       </w:pPr>
       <w:r>
         <w:t xml:space="preserve">11. Сокращенные тиражи 14/13</w:t>
       </w:r>
     </w:p>
-    <w:p/>
+    <w:p>
+      <w:r>
+        <w:t xml:space="preserve"/>
+      </w:r>
+    </w:p>
     <w:p>
       <w:r>
         <w:t xml:space="preserve">Если исключено 1-2 события, тираж может быть валидным сокращенным тиражом.</w:t>
       </w:r>
     </w:p>
-    <w:p/>
+    <w:p>
+      <w:r>
+        <w:t xml:space="preserve"/>
+      </w:r>
+    </w:p>
     <w:p>
       <w:r>
         <w:t xml:space="preserve">Правила:</w:t>
       </w:r>
     </w:p>
-    <w:p/>
-    <w:p>
-      <w:pPr>
-        <w:pStyle w:val="Bullet"/>
+    <w:p>
+      <w:r>
+        <w:t xml:space="preserve"/>
+      </w:r>
+    </w:p>
+    <w:p>
+      <w:pPr>
+        <w:pStyle w:val="ListParagraph"/>
       </w:pPr>
       <w:r>
         <w:t xml:space="preserve">• при 14/13 activeJackpot 15/15 не разыгрывается;</w:t>
@@ -3037,7 +3954,7 @@
     </w:p>
     <w:p>
       <w:pPr>
-        <w:pStyle w:val="Bullet"/>
+        <w:pStyle w:val="ListParagraph"/>
       </w:pPr>
       <w:r>
         <w:t xml:space="preserve">• activeJackpot переносится дальше;</w:t>
@@ -3045,7 +3962,7 @@
     </w:p>
     <w:p>
       <w:pPr>
-        <w:pStyle w:val="Bullet"/>
+        <w:pStyle w:val="ListParagraph"/>
       </w:pPr>
       <w:r>
         <w:t xml:space="preserve">• 10% текущего оборота идет в джекпот следующего тиража;</w:t>
@@ -3053,7 +3970,7 @@
     </w:p>
     <w:p>
       <w:pPr>
-        <w:pStyle w:val="Bullet"/>
+        <w:pStyle w:val="ListParagraph"/>
       </w:pPr>
       <w:r>
         <w:t xml:space="preserve">• 80% prizePool распределяется по сокращенной сетке;</w:t>
@@ -3061,7 +3978,7 @@
     </w:p>
     <w:p>
       <w:pPr>
-        <w:pStyle w:val="Bullet"/>
+        <w:pStyle w:val="ListParagraph"/>
       </w:pPr>
       <w:r>
         <w:t xml:space="preserve">• payout manifest должен содержать validEventsCount;</w:t>
@@ -3069,44 +3986,70 @@
     </w:p>
     <w:p>
       <w:pPr>
-        <w:pStyle w:val="Bullet"/>
+        <w:pStyle w:val="ListParagraph"/>
       </w:pPr>
       <w:r>
         <w:t xml:space="preserve">• payout root публикуется уже по сокращенной сетке.</w:t>
       </w:r>
     </w:p>
-    <w:p/>
+    <w:p>
+      <w:r>
+        <w:t xml:space="preserve"/>
+      </w:r>
+    </w:p>
     <w:p>
       <w:r>
         <w:t xml:space="preserve">Контракт PayoutVault не обязан знать все формулы сокращенной сетки. Он проверяет Merkle proof и сумму из утвержденного payout root.</w:t>
       </w:r>
     </w:p>
-    <w:p/>
-    <w:p/>
-    <w:p>
-      <w:pPr>
-        <w:pStyle w:val="Heading2"/>
+    <w:p>
+      <w:r>
+        <w:t xml:space="preserve"/>
+      </w:r>
+    </w:p>
+    <w:p>
+      <w:r>
+        <w:br w:type="page"/>
+      </w:r>
+    </w:p>
+    <w:p>
+      <w:r>
+        <w:t xml:space="preserve"/>
+      </w:r>
+    </w:p>
+    <w:p>
+      <w:pPr>
+        <w:pStyle w:val="Heading1"/>
       </w:pPr>
       <w:r>
         <w:t xml:space="preserve">12. AccessControl и роли</w:t>
       </w:r>
     </w:p>
-    <w:p/>
+    <w:p>
+      <w:r>
+        <w:t xml:space="preserve"/>
+      </w:r>
+    </w:p>
     <w:p>
       <w:r>
         <w:t xml:space="preserve">Роли:</w:t>
       </w:r>
     </w:p>
-    <w:p/>
+    <w:p>
+      <w:r>
+        <w:t xml:space="preserve"/>
+      </w:r>
+    </w:p>
     <w:tbl>
       <w:tblPr>
+        <w:tblW w:w="0" w:type="auto"/>
         <w:tblBorders>
-          <w:top w:val="single" w:sz="4"/>
-          <w:left w:val="single" w:sz="4"/>
-          <w:bottom w:val="single" w:sz="4"/>
-          <w:right w:val="single" w:sz="4"/>
-          <w:insideH w:val="single" w:sz="4"/>
-          <w:insideV w:val="single" w:sz="4"/>
+          <w:top w:val="single" w:sz="4" w:space="0" w:color="999999"/>
+          <w:left w:val="single" w:sz="4" w:space="0" w:color="999999"/>
+          <w:bottom w:val="single" w:sz="4" w:space="0" w:color="999999"/>
+          <w:right w:val="single" w:sz="4" w:space="0" w:color="999999"/>
+          <w:insideH w:val="single" w:sz="4" w:space="0" w:color="999999"/>
+          <w:insideV w:val="single" w:sz="4" w:space="0" w:color="999999"/>
         </w:tblBorders>
       </w:tblPr>
       <w:tr>
@@ -3116,17 +4059,17 @@
           </w:tcPr>
           <w:p>
             <w:r>
-              <w:t>Роль</w:t>
-            </w:r>
-          </w:p>
-        </w:tc>
-        <w:tc>
-          <w:tcPr>
-            <w:tcW w:w="2400" w:type="dxa"/>
-          </w:tcPr>
-          <w:p>
-            <w:r>
-              <w:t>Назначение</w:t>
+              <w:t xml:space="preserve">Роль</w:t>
+            </w:r>
+          </w:p>
+        </w:tc>
+        <w:tc>
+          <w:tcPr>
+            <w:tcW w:w="2400" w:type="dxa"/>
+          </w:tcPr>
+          <w:p>
+            <w:r>
+              <w:t xml:space="preserve">Назначение</w:t>
             </w:r>
           </w:p>
         </w:tc>
@@ -3138,17 +4081,17 @@
           </w:tcPr>
           <w:p>
             <w:r>
-              <w:t>DEFAULT_ADMIN_ROLE</w:t>
-            </w:r>
-          </w:p>
-        </w:tc>
-        <w:tc>
-          <w:tcPr>
-            <w:tcW w:w="2400" w:type="dxa"/>
-          </w:tcPr>
-          <w:p>
-            <w:r>
-              <w:t>настройка ролей, должен быть multisig</w:t>
+              <w:t xml:space="preserve">DEFAULT_ADMIN_ROLE</w:t>
+            </w:r>
+          </w:p>
+        </w:tc>
+        <w:tc>
+          <w:tcPr>
+            <w:tcW w:w="2400" w:type="dxa"/>
+          </w:tcPr>
+          <w:p>
+            <w:r>
+              <w:t xml:space="preserve">настройка ролей, должен быть multisig</w:t>
             </w:r>
           </w:p>
         </w:tc>
@@ -3160,17 +4103,17 @@
           </w:tcPr>
           <w:p>
             <w:r>
-              <w:t>DRAW_ADMIN_ROLE</w:t>
-            </w:r>
-          </w:p>
-        </w:tc>
-        <w:tc>
-          <w:tcPr>
-            <w:tcW w:w="2400" w:type="dxa"/>
-          </w:tcPr>
-          <w:p>
-            <w:r>
-              <w:t>создание и подготовка тиражей</w:t>
+              <w:t xml:space="preserve">DRAW_ADMIN_ROLE</w:t>
+            </w:r>
+          </w:p>
+        </w:tc>
+        <w:tc>
+          <w:tcPr>
+            <w:tcW w:w="2400" w:type="dxa"/>
+          </w:tcPr>
+          <w:p>
+            <w:r>
+              <w:t xml:space="preserve">создание и подготовка тиражей</w:t>
             </w:r>
           </w:p>
         </w:tc>
@@ -3182,17 +4125,17 @@
           </w:tcPr>
           <w:p>
             <w:r>
-              <w:t>DRAW_OPERATOR_ROLE</w:t>
-            </w:r>
-          </w:p>
-        </w:tc>
-        <w:tc>
-          <w:tcPr>
-            <w:tcW w:w="2400" w:type="dxa"/>
-          </w:tcPr>
-          <w:p>
-            <w:r>
-              <w:t>открытие/закрытие продаж по готовым параметрам</w:t>
+              <w:t xml:space="preserve">DRAW_OPERATOR_ROLE</w:t>
+            </w:r>
+          </w:p>
+        </w:tc>
+        <w:tc>
+          <w:tcPr>
+            <w:tcW w:w="2400" w:type="dxa"/>
+          </w:tcPr>
+          <w:p>
+            <w:r>
+              <w:t xml:space="preserve">открытие/закрытие продаж по готовым параметрам</w:t>
             </w:r>
           </w:p>
         </w:tc>
@@ -3204,17 +4147,17 @@
           </w:tcPr>
           <w:p>
             <w:r>
-              <w:t>RISK_MANAGER_ROLE</w:t>
-            </w:r>
-          </w:p>
-        </w:tc>
-        <w:tc>
-          <w:tcPr>
-            <w:tcW w:w="2400" w:type="dxa"/>
-          </w:tcPr>
-          <w:p>
-            <w:r>
-              <w:t>публикация risk params до Open</w:t>
+              <w:t xml:space="preserve">RISK_MANAGER_ROLE</w:t>
+            </w:r>
+          </w:p>
+        </w:tc>
+        <w:tc>
+          <w:tcPr>
+            <w:tcW w:w="2400" w:type="dxa"/>
+          </w:tcPr>
+          <w:p>
+            <w:r>
+              <w:t xml:space="preserve">публикация risk params до Open</w:t>
             </w:r>
           </w:p>
         </w:tc>
@@ -3226,17 +4169,17 @@
           </w:tcPr>
           <w:p>
             <w:r>
-              <w:t>RESULT_PUBLISHER_ROLE</w:t>
-            </w:r>
-          </w:p>
-        </w:tc>
-        <w:tc>
-          <w:tcPr>
-            <w:tcW w:w="2400" w:type="dxa"/>
-          </w:tcPr>
-          <w:p>
-            <w:r>
-              <w:t>публикация result root</w:t>
+              <w:t xml:space="preserve">RESULT_PUBLISHER_ROLE</w:t>
+            </w:r>
+          </w:p>
+        </w:tc>
+        <w:tc>
+          <w:tcPr>
+            <w:tcW w:w="2400" w:type="dxa"/>
+          </w:tcPr>
+          <w:p>
+            <w:r>
+              <w:t xml:space="preserve">публикация result root</w:t>
             </w:r>
           </w:p>
         </w:tc>
@@ -3248,17 +4191,17 @@
           </w:tcPr>
           <w:p>
             <w:r>
-              <w:t>RESULT_FINALIZER_ROLE</w:t>
-            </w:r>
-          </w:p>
-        </w:tc>
-        <w:tc>
-          <w:tcPr>
-            <w:tcW w:w="2400" w:type="dxa"/>
-          </w:tcPr>
-          <w:p>
-            <w:r>
-              <w:t>финализация result root</w:t>
+              <w:t xml:space="preserve">RESULT_FINALIZER_ROLE</w:t>
+            </w:r>
+          </w:p>
+        </w:tc>
+        <w:tc>
+          <w:tcPr>
+            <w:tcW w:w="2400" w:type="dxa"/>
+          </w:tcPr>
+          <w:p>
+            <w:r>
+              <w:t xml:space="preserve">финализация result root</w:t>
             </w:r>
           </w:p>
         </w:tc>
@@ -3270,17 +4213,17 @@
           </w:tcPr>
           <w:p>
             <w:r>
-              <w:t>PAYOUT_ROOT_PUBLISHER_ROLE</w:t>
-            </w:r>
-          </w:p>
-        </w:tc>
-        <w:tc>
-          <w:tcPr>
-            <w:tcW w:w="2400" w:type="dxa"/>
-          </w:tcPr>
-          <w:p>
-            <w:r>
-              <w:t>публикация payout root</w:t>
+              <w:t xml:space="preserve">PAYOUT_ROOT_PUBLISHER_ROLE</w:t>
+            </w:r>
+          </w:p>
+        </w:tc>
+        <w:tc>
+          <w:tcPr>
+            <w:tcW w:w="2400" w:type="dxa"/>
+          </w:tcPr>
+          <w:p>
+            <w:r>
+              <w:t xml:space="preserve">публикация payout root</w:t>
             </w:r>
           </w:p>
         </w:tc>
@@ -3292,17 +4235,17 @@
           </w:tcPr>
           <w:p>
             <w:r>
-              <w:t>EXECUTOR_ROLE</w:t>
-            </w:r>
-          </w:p>
-        </w:tc>
-        <w:tc>
-          <w:tcPr>
-            <w:tcW w:w="2400" w:type="dxa"/>
-          </w:tcPr>
-          <w:p>
-            <w:r>
-              <w:t>вызов claimFor</w:t>
+              <w:t xml:space="preserve">EXECUTOR_ROLE</w:t>
+            </w:r>
+          </w:p>
+        </w:tc>
+        <w:tc>
+          <w:tcPr>
+            <w:tcW w:w="2400" w:type="dxa"/>
+          </w:tcPr>
+          <w:p>
+            <w:r>
+              <w:t xml:space="preserve">вызов claimFor</w:t>
             </w:r>
           </w:p>
         </w:tc>
@@ -3314,17 +4257,17 @@
           </w:tcPr>
           <w:p>
             <w:r>
-              <w:t>PAUSER_ROLE</w:t>
-            </w:r>
-          </w:p>
-        </w:tc>
-        <w:tc>
-          <w:tcPr>
-            <w:tcW w:w="2400" w:type="dxa"/>
-          </w:tcPr>
-          <w:p>
-            <w:r>
-              <w:t>pause/unpause</w:t>
+              <w:t xml:space="preserve">PAUSER_ROLE</w:t>
+            </w:r>
+          </w:p>
+        </w:tc>
+        <w:tc>
+          <w:tcPr>
+            <w:tcW w:w="2400" w:type="dxa"/>
+          </w:tcPr>
+          <w:p>
+            <w:r>
+              <w:t xml:space="preserve">pause/unpause</w:t>
             </w:r>
           </w:p>
         </w:tc>
@@ -3336,17 +4279,17 @@
           </w:tcPr>
           <w:p>
             <w:r>
-              <w:t>TREASURY_ROLE</w:t>
-            </w:r>
-          </w:p>
-        </w:tc>
-        <w:tc>
-          <w:tcPr>
-            <w:tcW w:w="2400" w:type="dxa"/>
-          </w:tcPr>
-          <w:p>
-            <w:r>
-              <w:t>учет и перемещение средств по утвержденным правилам</w:t>
+              <w:t xml:space="preserve">TREASURY_ROLE</w:t>
+            </w:r>
+          </w:p>
+        </w:tc>
+        <w:tc>
+          <w:tcPr>
+            <w:tcW w:w="2400" w:type="dxa"/>
+          </w:tcPr>
+          <w:p>
+            <w:r>
+              <w:t xml:space="preserve">учет и перемещение средств по утвержденным правилам</w:t>
             </w:r>
           </w:p>
         </w:tc>
@@ -3358,32 +4301,40 @@
           </w:tcPr>
           <w:p>
             <w:r>
-              <w:t>AUDITOR_ROLE</w:t>
-            </w:r>
-          </w:p>
-        </w:tc>
-        <w:tc>
-          <w:tcPr>
-            <w:tcW w:w="2400" w:type="dxa"/>
-          </w:tcPr>
-          <w:p>
-            <w:r>
-              <w:t>read-only доступ через backend/индексатор</w:t>
+              <w:t xml:space="preserve">AUDITOR_ROLE</w:t>
+            </w:r>
+          </w:p>
+        </w:tc>
+        <w:tc>
+          <w:tcPr>
+            <w:tcW w:w="2400" w:type="dxa"/>
+          </w:tcPr>
+          <w:p>
+            <w:r>
+              <w:t xml:space="preserve">read-only доступ через backend/индексатор</w:t>
             </w:r>
           </w:p>
         </w:tc>
       </w:tr>
     </w:tbl>
-    <w:p/>
+    <w:p>
+      <w:r>
+        <w:t xml:space="preserve"/>
+      </w:r>
+    </w:p>
     <w:p>
       <w:r>
         <w:t xml:space="preserve">Критические действия через multisig 2 из 3:</w:t>
       </w:r>
     </w:p>
-    <w:p/>
-    <w:p>
-      <w:pPr>
-        <w:pStyle w:val="Bullet"/>
+    <w:p>
+      <w:r>
+        <w:t xml:space="preserve"/>
+      </w:r>
+    </w:p>
+    <w:p>
+      <w:pPr>
+        <w:pStyle w:val="ListParagraph"/>
       </w:pPr>
       <w:r>
         <w:t xml:space="preserve">• смена ролей;</w:t>
@@ -3391,7 +4342,7 @@
     </w:p>
     <w:p>
       <w:pPr>
-        <w:pStyle w:val="Bullet"/>
+        <w:pStyle w:val="ListParagraph"/>
       </w:pPr>
       <w:r>
         <w:t xml:space="preserve">• cancelDraw после покупки билетов;</w:t>
@@ -3399,7 +4350,7 @@
     </w:p>
     <w:p>
       <w:pPr>
-        <w:pStyle w:val="Bullet"/>
+        <w:pStyle w:val="ListParagraph"/>
       </w:pPr>
       <w:r>
         <w:t xml:space="preserve">• cancelResultRoot;</w:t>
@@ -3407,7 +4358,7 @@
     </w:p>
     <w:p>
       <w:pPr>
-        <w:pStyle w:val="Bullet"/>
+        <w:pStyle w:val="ListParagraph"/>
       </w:pPr>
       <w:r>
         <w:t xml:space="preserve">• cancelPayoutRoot;</w:t>
@@ -3415,7 +4366,7 @@
     </w:p>
     <w:p>
       <w:pPr>
-        <w:pStyle w:val="Bullet"/>
+        <w:pStyle w:val="ListParagraph"/>
       </w:pPr>
       <w:r>
         <w:t xml:space="preserve">• изменение адресов контрактов;</w:t>
@@ -3423,7 +4374,7 @@
     </w:p>
     <w:p>
       <w:pPr>
-        <w:pStyle w:val="Bullet"/>
+        <w:pStyle w:val="ListParagraph"/>
       </w:pPr>
       <w:r>
         <w:t xml:space="preserve">• изменение лимитов MVP;</w:t>
@@ -3431,7 +4382,7 @@
     </w:p>
     <w:p>
       <w:pPr>
-        <w:pStyle w:val="Bullet"/>
+        <w:pStyle w:val="ListParagraph"/>
       </w:pPr>
       <w:r>
         <w:t xml:space="preserve">• изменение адреса USDC;</w:t>
@@ -3439,28 +4390,40 @@
     </w:p>
     <w:p>
       <w:pPr>
-        <w:pStyle w:val="Bullet"/>
+        <w:pStyle w:val="ListParagraph"/>
       </w:pPr>
       <w:r>
         <w:t xml:space="preserve">• миграция средств.</w:t>
       </w:r>
     </w:p>
-    <w:p/>
+    <w:p>
+      <w:r>
+        <w:t xml:space="preserve"/>
+      </w:r>
+    </w:p>
     <w:p>
       <w:r>
         <w:t xml:space="preserve">Для MVP emergency withdrawal из пользовательских средств запрещен.</w:t>
       </w:r>
     </w:p>
-    <w:p/>
+    <w:p>
+      <w:r>
+        <w:t xml:space="preserve"/>
+      </w:r>
+    </w:p>
     <w:p>
       <w:r>
         <w:t xml:space="preserve">Запрещенные источники для emergency withdrawal:</w:t>
       </w:r>
     </w:p>
-    <w:p/>
-    <w:p>
-      <w:pPr>
-        <w:pStyle w:val="Bullet"/>
+    <w:p>
+      <w:r>
+        <w:t xml:space="preserve"/>
+      </w:r>
+    </w:p>
+    <w:p>
+      <w:pPr>
+        <w:pStyle w:val="ListParagraph"/>
       </w:pPr>
       <w:r>
         <w:t xml:space="preserve">• prizePool;</w:t>
@@ -3468,7 +4431,7 @@
     </w:p>
     <w:p>
       <w:pPr>
-        <w:pStyle w:val="Bullet"/>
+        <w:pStyle w:val="ListParagraph"/>
       </w:pPr>
       <w:r>
         <w:t xml:space="preserve">• activeJackpot;</w:t>
@@ -3476,7 +4439,7 @@
     </w:p>
     <w:p>
       <w:pPr>
-        <w:pStyle w:val="Bullet"/>
+        <w:pStyle w:val="ListParagraph"/>
       </w:pPr>
       <w:r>
         <w:t xml:space="preserve">• jackpot reserve;</w:t>
@@ -3484,7 +4447,7 @@
     </w:p>
     <w:p>
       <w:pPr>
-        <w:pStyle w:val="Bullet"/>
+        <w:pStyle w:val="ListParagraph"/>
       </w:pPr>
       <w:r>
         <w:t xml:space="preserve">• refund funds;</w:t>
@@ -3492,28 +4455,40 @@
     </w:p>
     <w:p>
       <w:pPr>
-        <w:pStyle w:val="Bullet"/>
+        <w:pStyle w:val="ListParagraph"/>
       </w:pPr>
       <w:r>
         <w:t xml:space="preserve">• funded payout vault.</w:t>
       </w:r>
     </w:p>
-    <w:p/>
+    <w:p>
+      <w:r>
+        <w:t xml:space="preserve"/>
+      </w:r>
+    </w:p>
     <w:p>
       <w:r>
         <w:t xml:space="preserve">Если в будущем потребуется аварийная миграция средств, она должна быть вынесена в отдельное решение: multisig, timelock, публичное событие, юридическое основание и заранее описанная процедура.</w:t>
       </w:r>
     </w:p>
-    <w:p/>
+    <w:p>
+      <w:r>
+        <w:t xml:space="preserve"/>
+      </w:r>
+    </w:p>
     <w:p>
       <w:r>
         <w:t xml:space="preserve">Executor не должен иметь права:</w:t>
       </w:r>
     </w:p>
-    <w:p/>
-    <w:p>
-      <w:pPr>
-        <w:pStyle w:val="Bullet"/>
+    <w:p>
+      <w:r>
+        <w:t xml:space="preserve"/>
+      </w:r>
+    </w:p>
+    <w:p>
+      <w:pPr>
+        <w:pStyle w:val="ListParagraph"/>
       </w:pPr>
       <w:r>
         <w:t xml:space="preserve">• публиковать payout root;</w:t>
@@ -3521,7 +4496,7 @@
     </w:p>
     <w:p>
       <w:pPr>
-        <w:pStyle w:val="Bullet"/>
+        <w:pStyle w:val="ListParagraph"/>
       </w:pPr>
       <w:r>
         <w:t xml:space="preserve">• активировать выплаты;</w:t>
@@ -3529,7 +4504,7 @@
     </w:p>
     <w:p>
       <w:pPr>
-        <w:pStyle w:val="Bullet"/>
+        <w:pStyle w:val="ListParagraph"/>
       </w:pPr>
       <w:r>
         <w:t xml:space="preserve">• менять суммы;</w:t>
@@ -3537,7 +4512,7 @@
     </w:p>
     <w:p>
       <w:pPr>
-        <w:pStyle w:val="Bullet"/>
+        <w:pStyle w:val="ListParagraph"/>
       </w:pPr>
       <w:r>
         <w:t xml:space="preserve">• выводить средства;</w:t>
@@ -3545,38 +4520,60 @@
     </w:p>
     <w:p>
       <w:pPr>
-        <w:pStyle w:val="Bullet"/>
+        <w:pStyle w:val="ListParagraph"/>
       </w:pPr>
       <w:r>
         <w:t xml:space="preserve">• менять роли.</w:t>
       </w:r>
     </w:p>
-    <w:p/>
-    <w:p/>
-    <w:p>
-      <w:pPr>
-        <w:pStyle w:val="Heading2"/>
+    <w:p>
+      <w:r>
+        <w:t xml:space="preserve"/>
+      </w:r>
+    </w:p>
+    <w:p>
+      <w:r>
+        <w:br w:type="page"/>
+      </w:r>
+    </w:p>
+    <w:p>
+      <w:r>
+        <w:t xml:space="preserve"/>
+      </w:r>
+    </w:p>
+    <w:p>
+      <w:pPr>
+        <w:pStyle w:val="Heading1"/>
       </w:pPr>
       <w:r>
         <w:t xml:space="preserve">13. Pause и аварийные сценарии</w:t>
       </w:r>
     </w:p>
-    <w:p/>
+    <w:p>
+      <w:r>
+        <w:t xml:space="preserve"/>
+      </w:r>
+    </w:p>
     <w:p>
       <w:r>
         <w:t xml:space="preserve">Нужны разные типы pause:</w:t>
       </w:r>
     </w:p>
-    <w:p/>
+    <w:p>
+      <w:r>
+        <w:t xml:space="preserve"/>
+      </w:r>
+    </w:p>
     <w:tbl>
       <w:tblPr>
+        <w:tblW w:w="0" w:type="auto"/>
         <w:tblBorders>
-          <w:top w:val="single" w:sz="4"/>
-          <w:left w:val="single" w:sz="4"/>
-          <w:bottom w:val="single" w:sz="4"/>
-          <w:right w:val="single" w:sz="4"/>
-          <w:insideH w:val="single" w:sz="4"/>
-          <w:insideV w:val="single" w:sz="4"/>
+          <w:top w:val="single" w:sz="4" w:space="0" w:color="999999"/>
+          <w:left w:val="single" w:sz="4" w:space="0" w:color="999999"/>
+          <w:bottom w:val="single" w:sz="4" w:space="0" w:color="999999"/>
+          <w:right w:val="single" w:sz="4" w:space="0" w:color="999999"/>
+          <w:insideH w:val="single" w:sz="4" w:space="0" w:color="999999"/>
+          <w:insideV w:val="single" w:sz="4" w:space="0" w:color="999999"/>
         </w:tblBorders>
       </w:tblPr>
       <w:tr>
@@ -3586,17 +4583,17 @@
           </w:tcPr>
           <w:p>
             <w:r>
-              <w:t>Пауза</w:t>
-            </w:r>
-          </w:p>
-        </w:tc>
-        <w:tc>
-          <w:tcPr>
-            <w:tcW w:w="2400" w:type="dxa"/>
-          </w:tcPr>
-          <w:p>
-            <w:r>
-              <w:t>Что блокирует</w:t>
+              <w:t xml:space="preserve">Пауза</w:t>
+            </w:r>
+          </w:p>
+        </w:tc>
+        <w:tc>
+          <w:tcPr>
+            <w:tcW w:w="2400" w:type="dxa"/>
+          </w:tcPr>
+          <w:p>
+            <w:r>
+              <w:t xml:space="preserve">Что блокирует</w:t>
             </w:r>
           </w:p>
         </w:tc>
@@ -3608,17 +4605,17 @@
           </w:tcPr>
           <w:p>
             <w:r>
-              <w:t>Draw pause</w:t>
-            </w:r>
-          </w:p>
-        </w:tc>
-        <w:tc>
-          <w:tcPr>
-            <w:tcW w:w="2400" w:type="dxa"/>
-          </w:tcPr>
-          <w:p>
-            <w:r>
-              <w:t>открытие/покупку билетов</w:t>
+              <w:t xml:space="preserve">Draw pause</w:t>
+            </w:r>
+          </w:p>
+        </w:tc>
+        <w:tc>
+          <w:tcPr>
+            <w:tcW w:w="2400" w:type="dxa"/>
+          </w:tcPr>
+          <w:p>
+            <w:r>
+              <w:t xml:space="preserve">открытие/покупку билетов</w:t>
             </w:r>
           </w:p>
         </w:tc>
@@ -3630,17 +4627,17 @@
           </w:tcPr>
           <w:p>
             <w:r>
-              <w:t>Ticket pause</w:t>
-            </w:r>
-          </w:p>
-        </w:tc>
-        <w:tc>
-          <w:tcPr>
-            <w:tcW w:w="2400" w:type="dxa"/>
-          </w:tcPr>
-          <w:p>
-            <w:r>
-              <w:t>покупку билетов</w:t>
+              <w:t xml:space="preserve">Ticket pause</w:t>
+            </w:r>
+          </w:p>
+        </w:tc>
+        <w:tc>
+          <w:tcPr>
+            <w:tcW w:w="2400" w:type="dxa"/>
+          </w:tcPr>
+          <w:p>
+            <w:r>
+              <w:t xml:space="preserve">покупку билетов</w:t>
             </w:r>
           </w:p>
         </w:tc>
@@ -3652,17 +4649,17 @@
           </w:tcPr>
           <w:p>
             <w:r>
-              <w:t>Result pause</w:t>
-            </w:r>
-          </w:p>
-        </w:tc>
-        <w:tc>
-          <w:tcPr>
-            <w:tcW w:w="2400" w:type="dxa"/>
-          </w:tcPr>
-          <w:p>
-            <w:r>
-              <w:t>публикацию/финализацию результатов</w:t>
+              <w:t xml:space="preserve">Result pause</w:t>
+            </w:r>
+          </w:p>
+        </w:tc>
+        <w:tc>
+          <w:tcPr>
+            <w:tcW w:w="2400" w:type="dxa"/>
+          </w:tcPr>
+          <w:p>
+            <w:r>
+              <w:t xml:space="preserve">публикацию/финализацию результатов</w:t>
             </w:r>
           </w:p>
         </w:tc>
@@ -3674,17 +4671,17 @@
           </w:tcPr>
           <w:p>
             <w:r>
-              <w:t>Payout pause</w:t>
-            </w:r>
-          </w:p>
-        </w:tc>
-        <w:tc>
-          <w:tcPr>
-            <w:tcW w:w="2400" w:type="dxa"/>
-          </w:tcPr>
-          <w:p>
-            <w:r>
-              <w:t>claim и claimFor</w:t>
+              <w:t xml:space="preserve">Payout pause</w:t>
+            </w:r>
+          </w:p>
+        </w:tc>
+        <w:tc>
+          <w:tcPr>
+            <w:tcW w:w="2400" w:type="dxa"/>
+          </w:tcPr>
+          <w:p>
+            <w:r>
+              <w:t xml:space="preserve">claim и claimFor</w:t>
             </w:r>
           </w:p>
         </w:tc>
@@ -3696,38 +4693,50 @@
           </w:tcPr>
           <w:p>
             <w:r>
-              <w:t>Global pause</w:t>
-            </w:r>
-          </w:p>
-        </w:tc>
-        <w:tc>
-          <w:tcPr>
-            <w:tcW w:w="2400" w:type="dxa"/>
-          </w:tcPr>
-          <w:p>
-            <w:r>
-              <w:t>критическая остановка системы</w:t>
+              <w:t xml:space="preserve">Global pause</w:t>
+            </w:r>
+          </w:p>
+        </w:tc>
+        <w:tc>
+          <w:tcPr>
+            <w:tcW w:w="2400" w:type="dxa"/>
+          </w:tcPr>
+          <w:p>
+            <w:r>
+              <w:t xml:space="preserve">критическая остановка системы</w:t>
             </w:r>
           </w:p>
         </w:tc>
       </w:tr>
     </w:tbl>
-    <w:p/>
+    <w:p>
+      <w:r>
+        <w:t xml:space="preserve"/>
+      </w:r>
+    </w:p>
     <w:p>
       <w:r>
         <w:t xml:space="preserve">Pause не дает право менять правила открытого тиража.</w:t>
       </w:r>
     </w:p>
-    <w:p/>
+    <w:p>
+      <w:r>
+        <w:t xml:space="preserve"/>
+      </w:r>
+    </w:p>
     <w:p>
       <w:r>
         <w:t xml:space="preserve">Причины pause:</w:t>
       </w:r>
     </w:p>
-    <w:p/>
-    <w:p>
-      <w:pPr>
-        <w:pStyle w:val="Bullet"/>
+    <w:p>
+      <w:r>
+        <w:t xml:space="preserve"/>
+      </w:r>
+    </w:p>
+    <w:p>
+      <w:pPr>
+        <w:pStyle w:val="ListParagraph"/>
       </w:pPr>
       <w:r>
         <w:t xml:space="preserve">• ошибка контракта;</w:t>
@@ -3735,7 +4744,7 @@
     </w:p>
     <w:p>
       <w:pPr>
-        <w:pStyle w:val="Bullet"/>
+        <w:pStyle w:val="ListParagraph"/>
       </w:pPr>
       <w:r>
         <w:t xml:space="preserve">• неверный result root;</w:t>
@@ -3743,7 +4752,7 @@
     </w:p>
     <w:p>
       <w:pPr>
-        <w:pStyle w:val="Bullet"/>
+        <w:pStyle w:val="ListParagraph"/>
       </w:pPr>
       <w:r>
         <w:t xml:space="preserve">• неверный payout root;</w:t>
@@ -3751,7 +4760,7 @@
     </w:p>
     <w:p>
       <w:pPr>
-        <w:pStyle w:val="Bullet"/>
+        <w:pStyle w:val="ListParagraph"/>
       </w:pPr>
       <w:r>
         <w:t xml:space="preserve">• атака на claim;</w:t>
@@ -3759,7 +4768,7 @@
     </w:p>
     <w:p>
       <w:pPr>
-        <w:pStyle w:val="Bullet"/>
+        <w:pStyle w:val="ListParagraph"/>
       </w:pPr>
       <w:r>
         <w:t xml:space="preserve">• сбой USDC transfer;</w:t>
@@ -3767,7 +4776,7 @@
     </w:p>
     <w:p>
       <w:pPr>
-        <w:pStyle w:val="Bullet"/>
+        <w:pStyle w:val="ListParagraph"/>
       </w:pPr>
       <w:r>
         <w:t xml:space="preserve">• критическая ошибка API/оракула;</w:t>
@@ -3775,7 +4784,7 @@
     </w:p>
     <w:p>
       <w:pPr>
-        <w:pStyle w:val="Bullet"/>
+        <w:pStyle w:val="ListParagraph"/>
       </w:pPr>
       <w:r>
         <w:t xml:space="preserve">• подозрение на компрометацию роли;</w:t>
@@ -3783,35 +4792,60 @@
     </w:p>
     <w:p>
       <w:pPr>
-        <w:pStyle w:val="Bullet"/>
+        <w:pStyle w:val="ListParagraph"/>
       </w:pPr>
       <w:r>
         <w:t xml:space="preserve">• аномальная активность кита.</w:t>
       </w:r>
     </w:p>
-    <w:p/>
+    <w:p>
+      <w:r>
+        <w:t xml:space="preserve"/>
+      </w:r>
+    </w:p>
     <w:p>
       <w:r>
         <w:t xml:space="preserve">Каждый pause должен иметь `reasonCode` и событие.</w:t>
       </w:r>
     </w:p>
-    <w:p/>
-    <w:p/>
-    <w:p>
-      <w:pPr>
-        <w:pStyle w:val="Heading2"/>
+    <w:p>
+      <w:r>
+        <w:t xml:space="preserve"/>
+      </w:r>
+    </w:p>
+    <w:p>
+      <w:r>
+        <w:br w:type="page"/>
+      </w:r>
+    </w:p>
+    <w:p>
+      <w:r>
+        <w:t xml:space="preserve"/>
+      </w:r>
+    </w:p>
+    <w:p>
+      <w:pPr>
+        <w:pStyle w:val="Heading1"/>
       </w:pPr>
       <w:r>
         <w:t xml:space="preserve">14. Upgradeability</w:t>
       </w:r>
     </w:p>
-    <w:p/>
+    <w:p>
+      <w:r>
+        <w:t xml:space="preserve"/>
+      </w:r>
+    </w:p>
     <w:p>
       <w:r>
         <w:t xml:space="preserve">Для MVP фиксируется базовое решение:</w:t>
       </w:r>
     </w:p>
-    <w:p/>
+    <w:p>
+      <w:r>
+        <w:t xml:space="preserve"/>
+      </w:r>
+    </w:p>
     <w:p>
       <w:pPr>
         <w:pStyle w:val="Code"/>
@@ -3820,28 +4854,44 @@
         <w:t xml:space="preserve">MVP contracts = non-upgradeable</w:t>
       </w:r>
     </w:p>
-    <w:p/>
+    <w:p>
+      <w:r>
+        <w:t xml:space="preserve"/>
+      </w:r>
+    </w:p>
     <w:p>
       <w:r>
         <w:t xml:space="preserve">То есть стартовые контракты не должны обновляться через proxy (прокси).</w:t>
       </w:r>
     </w:p>
-    <w:p/>
+    <w:p>
+      <w:r>
+        <w:t xml:space="preserve"/>
+      </w:r>
+    </w:p>
     <w:p>
       <w:r>
         <w:t xml:space="preserve">Вариант A: non-upgradeable contracts (необновляемые контракты).</w:t>
       </w:r>
     </w:p>
-    <w:p/>
+    <w:p>
+      <w:r>
+        <w:t xml:space="preserve"/>
+      </w:r>
+    </w:p>
     <w:p>
       <w:r>
         <w:t xml:space="preserve">Плюсы:</w:t>
       </w:r>
     </w:p>
-    <w:p/>
-    <w:p>
-      <w:pPr>
-        <w:pStyle w:val="Bullet"/>
+    <w:p>
+      <w:r>
+        <w:t xml:space="preserve"/>
+      </w:r>
+    </w:p>
+    <w:p>
+      <w:pPr>
+        <w:pStyle w:val="ListParagraph"/>
       </w:pPr>
       <w:r>
         <w:t xml:space="preserve">• проще доверие;</w:t>
@@ -3849,7 +4899,7 @@
     </w:p>
     <w:p>
       <w:pPr>
-        <w:pStyle w:val="Bullet"/>
+        <w:pStyle w:val="ListParagraph"/>
       </w:pPr>
       <w:r>
         <w:t xml:space="preserve">• проще аудит;</w:t>
@@ -3857,22 +4907,30 @@
     </w:p>
     <w:p>
       <w:pPr>
-        <w:pStyle w:val="Bullet"/>
+        <w:pStyle w:val="ListParagraph"/>
       </w:pPr>
       <w:r>
         <w:t xml:space="preserve">• меньше admin risk.</w:t>
       </w:r>
     </w:p>
-    <w:p/>
+    <w:p>
+      <w:r>
+        <w:t xml:space="preserve"/>
+      </w:r>
+    </w:p>
     <w:p>
       <w:r>
         <w:t xml:space="preserve">Минусы:</w:t>
       </w:r>
     </w:p>
-    <w:p/>
-    <w:p>
-      <w:pPr>
-        <w:pStyle w:val="Bullet"/>
+    <w:p>
+      <w:r>
+        <w:t xml:space="preserve"/>
+      </w:r>
+    </w:p>
+    <w:p>
+      <w:pPr>
+        <w:pStyle w:val="ListParagraph"/>
       </w:pPr>
       <w:r>
         <w:t xml:space="preserve">• ошибка требует миграции;</w:t>
@@ -3880,28 +4938,40 @@
     </w:p>
     <w:p>
       <w:pPr>
-        <w:pStyle w:val="Bullet"/>
+        <w:pStyle w:val="ListParagraph"/>
       </w:pPr>
       <w:r>
         <w:t xml:space="preserve">• сложнее развивать продукт.</w:t>
       </w:r>
     </w:p>
-    <w:p/>
+    <w:p>
+      <w:r>
+        <w:t xml:space="preserve"/>
+      </w:r>
+    </w:p>
     <w:p>
       <w:r>
         <w:t xml:space="preserve">Вариант B: upgradeable proxy (обновляемые прокси).</w:t>
       </w:r>
     </w:p>
-    <w:p/>
+    <w:p>
+      <w:r>
+        <w:t xml:space="preserve"/>
+      </w:r>
+    </w:p>
     <w:p>
       <w:r>
         <w:t xml:space="preserve">Плюсы:</w:t>
       </w:r>
     </w:p>
-    <w:p/>
-    <w:p>
-      <w:pPr>
-        <w:pStyle w:val="Bullet"/>
+    <w:p>
+      <w:r>
+        <w:t xml:space="preserve"/>
+      </w:r>
+    </w:p>
+    <w:p>
+      <w:pPr>
+        <w:pStyle w:val="ListParagraph"/>
       </w:pPr>
       <w:r>
         <w:t xml:space="preserve">• можно исправлять ошибки;</w:t>
@@ -3909,22 +4979,30 @@
     </w:p>
     <w:p>
       <w:pPr>
-        <w:pStyle w:val="Bullet"/>
+        <w:pStyle w:val="ListParagraph"/>
       </w:pPr>
       <w:r>
         <w:t xml:space="preserve">• проще добавлять новые продукты.</w:t>
       </w:r>
     </w:p>
-    <w:p/>
+    <w:p>
+      <w:r>
+        <w:t xml:space="preserve"/>
+      </w:r>
+    </w:p>
     <w:p>
       <w:r>
         <w:t xml:space="preserve">Минусы:</w:t>
       </w:r>
     </w:p>
-    <w:p/>
-    <w:p>
-      <w:pPr>
-        <w:pStyle w:val="Bullet"/>
+    <w:p>
+      <w:r>
+        <w:t xml:space="preserve"/>
+      </w:r>
+    </w:p>
+    <w:p>
+      <w:pPr>
+        <w:pStyle w:val="ListParagraph"/>
       </w:pPr>
       <w:r>
         <w:t xml:space="preserve">• выше риск админского контроля;</w:t>
@@ -3932,7 +5010,7 @@
     </w:p>
     <w:p>
       <w:pPr>
-        <w:pStyle w:val="Bullet"/>
+        <w:pStyle w:val="ListParagraph"/>
       </w:pPr>
       <w:r>
         <w:t xml:space="preserve">• сложнее аудит;</w:t>
@@ -3940,19 +5018,27 @@
     </w:p>
     <w:p>
       <w:pPr>
-        <w:pStyle w:val="Bullet"/>
+        <w:pStyle w:val="ListParagraph"/>
       </w:pPr>
       <w:r>
         <w:t xml:space="preserve">• пользователю нужно доверять механизму upgrade.</w:t>
       </w:r>
     </w:p>
-    <w:p/>
+    <w:p>
+      <w:r>
+        <w:t xml:space="preserve"/>
+      </w:r>
+    </w:p>
     <w:p>
       <w:r>
         <w:t xml:space="preserve">Решение MVP:</w:t>
       </w:r>
     </w:p>
-    <w:p/>
+    <w:p>
+      <w:r>
+        <w:t xml:space="preserve"/>
+      </w:r>
+    </w:p>
     <w:p>
       <w:pPr>
         <w:pStyle w:val="Code"/>
@@ -3969,29 +5055,54 @@
         <w:t xml:space="preserve">при необходимости обновления выпускать новую версию контрактов и выполнять контролируемую миграцию.</w:t>
       </w:r>
     </w:p>
-    <w:p/>
+    <w:p>
+      <w:r>
+        <w:t xml:space="preserve"/>
+      </w:r>
+    </w:p>
     <w:p>
       <w:r>
         <w:t xml:space="preserve">Upgradeable proxy можно рассматривать после MVP, но только через отдельное решение, аудит, multisig, timelock и публичные события.</w:t>
       </w:r>
     </w:p>
-    <w:p/>
-    <w:p/>
-    <w:p>
-      <w:pPr>
-        <w:pStyle w:val="Heading2"/>
+    <w:p>
+      <w:r>
+        <w:t xml:space="preserve"/>
+      </w:r>
+    </w:p>
+    <w:p>
+      <w:r>
+        <w:br w:type="page"/>
+      </w:r>
+    </w:p>
+    <w:p>
+      <w:r>
+        <w:t xml:space="preserve"/>
+      </w:r>
+    </w:p>
+    <w:p>
+      <w:pPr>
+        <w:pStyle w:val="Heading1"/>
       </w:pPr>
       <w:r>
         <w:t xml:space="preserve">15. Инварианты</w:t>
       </w:r>
     </w:p>
-    <w:p/>
+    <w:p>
+      <w:r>
+        <w:t xml:space="preserve"/>
+      </w:r>
+    </w:p>
     <w:p>
       <w:r>
         <w:t xml:space="preserve">Контракты должны выполнять:</w:t>
       </w:r>
     </w:p>
-    <w:p/>
+    <w:p>
+      <w:r>
+        <w:t xml:space="preserve"/>
+      </w:r>
+    </w:p>
     <w:p>
       <w:pPr>
         <w:pStyle w:val="Code"/>
@@ -4000,7 +5111,11 @@
         <w:t xml:space="preserve">ticketPrice == combinationsCount * stakePerCombination</w:t>
       </w:r>
     </w:p>
-    <w:p/>
+    <w:p>
+      <w:r>
+        <w:t xml:space="preserve"/>
+      </w:r>
+    </w:p>
     <w:p>
       <w:pPr>
         <w:pStyle w:val="Code"/>
@@ -4009,7 +5124,11 @@
         <w:t xml:space="preserve">stakePerCombination &gt;= comboPrice</w:t>
       </w:r>
     </w:p>
-    <w:p/>
+    <w:p>
+      <w:r>
+        <w:t xml:space="preserve"/>
+      </w:r>
+    </w:p>
     <w:p>
       <w:pPr>
         <w:pStyle w:val="Code"/>
@@ -4018,7 +5137,11 @@
         <w:t xml:space="preserve">draw parameters cannot change after Open</w:t>
       </w:r>
     </w:p>
-    <w:p/>
+    <w:p>
+      <w:r>
+        <w:t xml:space="preserve"/>
+      </w:r>
+    </w:p>
     <w:p>
       <w:pPr>
         <w:pStyle w:val="Code"/>
@@ -4027,7 +5150,11 @@
         <w:t xml:space="preserve">activeJackpot cannot decrease after Open</w:t>
       </w:r>
     </w:p>
-    <w:p/>
+    <w:p>
+      <w:r>
+        <w:t xml:space="preserve"/>
+      </w:r>
+    </w:p>
     <w:p>
       <w:pPr>
         <w:pStyle w:val="Code"/>
@@ -4036,7 +5163,11 @@
         <w:t xml:space="preserve">sum(prizePool + platformFeeGross + jackpotContribution) == handle</w:t>
       </w:r>
     </w:p>
-    <w:p/>
+    <w:p>
+      <w:r>
+        <w:t xml:space="preserve"/>
+      </w:r>
+    </w:p>
     <w:p>
       <w:pPr>
         <w:pStyle w:val="Code"/>
@@ -4045,7 +5176,11 @@
         <w:t xml:space="preserve">gasReserve is inside platformFeeGross</w:t>
       </w:r>
     </w:p>
-    <w:p/>
+    <w:p>
+      <w:r>
+        <w:t xml:space="preserve"/>
+      </w:r>
+    </w:p>
     <w:p>
       <w:pPr>
         <w:pStyle w:val="Code"/>
@@ -4054,7 +5189,11 @@
         <w:t xml:space="preserve">jackpotContribution current draw -&gt; next draw</w:t>
       </w:r>
     </w:p>
-    <w:p/>
+    <w:p>
+      <w:r>
+        <w:t xml:space="preserve"/>
+      </w:r>
+    </w:p>
     <w:p>
       <w:pPr>
         <w:pStyle w:val="Code"/>
@@ -4063,7 +5202,11 @@
         <w:t xml:space="preserve">same payout leaf cannot be claimed twice</w:t>
       </w:r>
     </w:p>
-    <w:p/>
+    <w:p>
+      <w:r>
+        <w:t xml:space="preserve"/>
+      </w:r>
+    </w:p>
     <w:p>
       <w:pPr>
         <w:pStyle w:val="Code"/>
@@ -4072,7 +5215,11 @@
         <w:t xml:space="preserve">payout cannot start before result finalization and payout timelock</w:t>
       </w:r>
     </w:p>
-    <w:p/>
+    <w:p>
+      <w:r>
+        <w:t xml:space="preserve"/>
+      </w:r>
+    </w:p>
     <w:p>
       <w:pPr>
         <w:pStyle w:val="Code"/>
@@ -4081,7 +5228,11 @@
         <w:t xml:space="preserve">refund cannot charge platform fee</w:t>
       </w:r>
     </w:p>
-    <w:p/>
+    <w:p>
+      <w:r>
+        <w:t xml:space="preserve"/>
+      </w:r>
+    </w:p>
     <w:p>
       <w:pPr>
         <w:pStyle w:val="Code"/>
@@ -4090,23 +5241,44 @@
         <w:t xml:space="preserve">15/15 jackpot cannot be paid in reduced 14/13 draw</w:t>
       </w:r>
     </w:p>
-    <w:p/>
-    <w:p/>
-    <w:p>
-      <w:pPr>
-        <w:pStyle w:val="Heading2"/>
+    <w:p>
+      <w:r>
+        <w:t xml:space="preserve"/>
+      </w:r>
+    </w:p>
+    <w:p>
+      <w:r>
+        <w:br w:type="page"/>
+      </w:r>
+    </w:p>
+    <w:p>
+      <w:r>
+        <w:t xml:space="preserve"/>
+      </w:r>
+    </w:p>
+    <w:p>
+      <w:pPr>
+        <w:pStyle w:val="Heading1"/>
       </w:pPr>
       <w:r>
         <w:t xml:space="preserve">16. События</w:t>
       </w:r>
     </w:p>
-    <w:p/>
+    <w:p>
+      <w:r>
+        <w:t xml:space="preserve"/>
+      </w:r>
+    </w:p>
     <w:p>
       <w:r>
         <w:t xml:space="preserve">Минимальные события:</w:t>
       </w:r>
     </w:p>
-    <w:p/>
+    <w:p>
+      <w:r>
+        <w:t xml:space="preserve"/>
+      </w:r>
+    </w:p>
     <w:p>
       <w:pPr>
         <w:pStyle w:val="Code"/>
@@ -4184,7 +5356,7 @@
         <w:pStyle w:val="Code"/>
       </w:pPr>
       <w:r>
-        <w:t xml:space="preserve">TicketPurchased(drawId, ticketId, buyer, ticketHash, combinationsCount, ticketPrice)</w:t>
+        <w:t xml:space="preserve">TicketPurchased(drawId, ticketId, buyer, ticketHash, combinationsCount, ticketPrice, operatorIdHash, jurisdictionIdHash, poolScope)</w:t>
       </w:r>
     </w:p>
     <w:p>
@@ -4339,32 +5511,57 @@
         <w:t xml:space="preserve">EmergencyAction(actionType, reasonCode)</w:t>
       </w:r>
     </w:p>
-    <w:p/>
+    <w:p>
+      <w:r>
+        <w:t xml:space="preserve"/>
+      </w:r>
+    </w:p>
     <w:p>
       <w:r>
         <w:t xml:space="preserve">События должны позволять восстановить историю тиража через индексатор.</w:t>
       </w:r>
     </w:p>
-    <w:p/>
-    <w:p/>
-    <w:p>
-      <w:pPr>
-        <w:pStyle w:val="Heading2"/>
+    <w:p>
+      <w:r>
+        <w:t xml:space="preserve"/>
+      </w:r>
+    </w:p>
+    <w:p>
+      <w:r>
+        <w:br w:type="page"/>
+      </w:r>
+    </w:p>
+    <w:p>
+      <w:r>
+        <w:t xml:space="preserve"/>
+      </w:r>
+    </w:p>
+    <w:p>
+      <w:pPr>
+        <w:pStyle w:val="Heading1"/>
       </w:pPr>
       <w:r>
         <w:t xml:space="preserve">17. Безопасность</w:t>
       </w:r>
     </w:p>
-    <w:p/>
+    <w:p>
+      <w:r>
+        <w:t xml:space="preserve"/>
+      </w:r>
+    </w:p>
     <w:p>
       <w:r>
         <w:t xml:space="preserve">Обязательные меры:</w:t>
       </w:r>
     </w:p>
-    <w:p/>
-    <w:p>
-      <w:pPr>
-        <w:pStyle w:val="Bullet"/>
+    <w:p>
+      <w:r>
+        <w:t xml:space="preserve"/>
+      </w:r>
+    </w:p>
+    <w:p>
+      <w:pPr>
+        <w:pStyle w:val="ListParagraph"/>
       </w:pPr>
       <w:r>
         <w:t xml:space="preserve">• SafeERC20 для USDC;</w:t>
@@ -4372,7 +5569,7 @@
     </w:p>
     <w:p>
       <w:pPr>
-        <w:pStyle w:val="Bullet"/>
+        <w:pStyle w:val="ListParagraph"/>
       </w:pPr>
       <w:r>
         <w:t xml:space="preserve">• ReentrancyGuard на функциях перевода средств;</w:t>
@@ -4380,7 +5577,7 @@
     </w:p>
     <w:p>
       <w:pPr>
-        <w:pStyle w:val="Bullet"/>
+        <w:pStyle w:val="ListParagraph"/>
       </w:pPr>
       <w:r>
         <w:t xml:space="preserve">• Checks-Effects-Interactions pattern (сначала проверки, потом изменение состояния, потом внешний вызов);</w:t>
@@ -4388,7 +5585,7 @@
     </w:p>
     <w:p>
       <w:pPr>
-        <w:pStyle w:val="Bullet"/>
+        <w:pStyle w:val="ListParagraph"/>
       </w:pPr>
       <w:r>
         <w:t xml:space="preserve">• AccessControl для ролей;</w:t>
@@ -4396,7 +5593,7 @@
     </w:p>
     <w:p>
       <w:pPr>
-        <w:pStyle w:val="Bullet"/>
+        <w:pStyle w:val="ListParagraph"/>
       </w:pPr>
       <w:r>
         <w:t xml:space="preserve">• multisig для admin role;</w:t>
@@ -4404,7 +5601,7 @@
     </w:p>
     <w:p>
       <w:pPr>
-        <w:pStyle w:val="Bullet"/>
+        <w:pStyle w:val="ListParagraph"/>
       </w:pPr>
       <w:r>
         <w:t xml:space="preserve">• pause для критических сценариев;</w:t>
@@ -4412,7 +5609,7 @@
     </w:p>
     <w:p>
       <w:pPr>
-        <w:pStyle w:val="Bullet"/>
+        <w:pStyle w:val="ListParagraph"/>
       </w:pPr>
       <w:r>
         <w:t xml:space="preserve">• запрет изменения параметров после Open;</w:t>
@@ -4420,7 +5617,7 @@
     </w:p>
     <w:p>
       <w:pPr>
-        <w:pStyle w:val="Bullet"/>
+        <w:pStyle w:val="ListParagraph"/>
       </w:pPr>
       <w:r>
         <w:t xml:space="preserve">• claimed bitmap;</w:t>
@@ -4428,7 +5625,7 @@
     </w:p>
     <w:p>
       <w:pPr>
-        <w:pStyle w:val="Bullet"/>
+        <w:pStyle w:val="ListParagraph"/>
       </w:pPr>
       <w:r>
         <w:t xml:space="preserve">• проверка Merkle proof;</w:t>
@@ -4436,7 +5633,7 @@
     </w:p>
     <w:p>
       <w:pPr>
-        <w:pStyle w:val="Bullet"/>
+        <w:pStyle w:val="ListParagraph"/>
       </w:pPr>
       <w:r>
         <w:t xml:space="preserve">• явные reasonCode для отмены и пауз;</w:t>
@@ -4444,7 +5641,7 @@
     </w:p>
     <w:p>
       <w:pPr>
-        <w:pStyle w:val="Bullet"/>
+        <w:pStyle w:val="ListParagraph"/>
       </w:pPr>
       <w:r>
         <w:t xml:space="preserve">• тесты на rounding;</w:t>
@@ -4452,7 +5649,7 @@
     </w:p>
     <w:p>
       <w:pPr>
-        <w:pStyle w:val="Bullet"/>
+        <w:pStyle w:val="ListParagraph"/>
       </w:pPr>
       <w:r>
         <w:t xml:space="preserve">• тесты на повторный claim;</w:t>
@@ -4460,7 +5657,7 @@
     </w:p>
     <w:p>
       <w:pPr>
-        <w:pStyle w:val="Bullet"/>
+        <w:pStyle w:val="ListParagraph"/>
       </w:pPr>
       <w:r>
         <w:t xml:space="preserve">• тесты на неверный root;</w:t>
@@ -4468,22 +5665,30 @@
     </w:p>
     <w:p>
       <w:pPr>
-        <w:pStyle w:val="Bullet"/>
+        <w:pStyle w:val="ListParagraph"/>
       </w:pPr>
       <w:r>
         <w:t xml:space="preserve">• тесты на USDC decimals = 6.</w:t>
       </w:r>
     </w:p>
-    <w:p/>
+    <w:p>
+      <w:r>
+        <w:t xml:space="preserve"/>
+      </w:r>
+    </w:p>
     <w:p>
       <w:r>
         <w:t xml:space="preserve">Запрещено:</w:t>
       </w:r>
     </w:p>
-    <w:p/>
-    <w:p>
-      <w:pPr>
-        <w:pStyle w:val="Bullet"/>
+    <w:p>
+      <w:r>
+        <w:t xml:space="preserve"/>
+      </w:r>
+    </w:p>
+    <w:p>
+      <w:pPr>
+        <w:pStyle w:val="ListParagraph"/>
       </w:pPr>
       <w:r>
         <w:t xml:space="preserve">• admin withdrawal из prizePool;</w:t>
@@ -4491,7 +5696,7 @@
     </w:p>
     <w:p>
       <w:pPr>
-        <w:pStyle w:val="Bullet"/>
+        <w:pStyle w:val="ListParagraph"/>
       </w:pPr>
       <w:r>
         <w:t xml:space="preserve">• admin withdrawal из activeJackpot;</w:t>
@@ -4499,7 +5704,7 @@
     </w:p>
     <w:p>
       <w:pPr>
-        <w:pStyle w:val="Bullet"/>
+        <w:pStyle w:val="ListParagraph"/>
       </w:pPr>
       <w:r>
         <w:t xml:space="preserve">• admin withdrawal из jackpot reserve;</w:t>
@@ -4507,7 +5712,7 @@
     </w:p>
     <w:p>
       <w:pPr>
-        <w:pStyle w:val="Bullet"/>
+        <w:pStyle w:val="ListParagraph"/>
       </w:pPr>
       <w:r>
         <w:t xml:space="preserve">• admin withdrawal из refund funds;</w:t>
@@ -4515,7 +5720,7 @@
     </w:p>
     <w:p>
       <w:pPr>
-        <w:pStyle w:val="Bullet"/>
+        <w:pStyle w:val="ListParagraph"/>
       </w:pPr>
       <w:r>
         <w:t xml:space="preserve">• admin withdrawal из funded payout vault;</w:t>
@@ -4523,7 +5728,7 @@
     </w:p>
     <w:p>
       <w:pPr>
-        <w:pStyle w:val="Bullet"/>
+        <w:pStyle w:val="ListParagraph"/>
       </w:pPr>
       <w:r>
         <w:t xml:space="preserve">• изменение ticketHash после покупки;</w:t>
@@ -4531,7 +5736,7 @@
     </w:p>
     <w:p>
       <w:pPr>
-        <w:pStyle w:val="Bullet"/>
+        <w:pStyle w:val="ListParagraph"/>
       </w:pPr>
       <w:r>
         <w:t xml:space="preserve">• изменение comboPrice после Open;</w:t>
@@ -4539,7 +5744,7 @@
     </w:p>
     <w:p>
       <w:pPr>
-        <w:pStyle w:val="Bullet"/>
+        <w:pStyle w:val="ListParagraph"/>
       </w:pPr>
       <w:r>
         <w:t xml:space="preserve">• изменение activeJackpot после Open;</w:t>
@@ -4547,7 +5752,7 @@
     </w:p>
     <w:p>
       <w:pPr>
-        <w:pStyle w:val="Bullet"/>
+        <w:pStyle w:val="ListParagraph"/>
       </w:pPr>
       <w:r>
         <w:t xml:space="preserve">• claim без проверки Merkle proof;</w:t>
@@ -4555,7 +5760,7 @@
     </w:p>
     <w:p>
       <w:pPr>
-        <w:pStyle w:val="Bullet"/>
+        <w:pStyle w:val="ListParagraph"/>
       </w:pPr>
       <w:r>
         <w:t xml:space="preserve">• claimFor без роли executor;</w:t>
@@ -4563,29 +5768,50 @@
     </w:p>
     <w:p>
       <w:pPr>
-        <w:pStyle w:val="Bullet"/>
+        <w:pStyle w:val="ListParagraph"/>
       </w:pPr>
       <w:r>
         <w:t xml:space="preserve">• изменение result root без версии и события.</w:t>
       </w:r>
     </w:p>
-    <w:p/>
-    <w:p/>
-    <w:p>
-      <w:pPr>
-        <w:pStyle w:val="Heading2"/>
+    <w:p>
+      <w:r>
+        <w:t xml:space="preserve"/>
+      </w:r>
+    </w:p>
+    <w:p>
+      <w:r>
+        <w:br w:type="page"/>
+      </w:r>
+    </w:p>
+    <w:p>
+      <w:r>
+        <w:t xml:space="preserve"/>
+      </w:r>
+    </w:p>
+    <w:p>
+      <w:pPr>
+        <w:pStyle w:val="Heading1"/>
       </w:pPr>
       <w:r>
         <w:t xml:space="preserve">18. Тестовые сценарии</w:t>
       </w:r>
     </w:p>
-    <w:p/>
+    <w:p>
+      <w:r>
+        <w:t xml:space="preserve"/>
+      </w:r>
+    </w:p>
     <w:p>
       <w:r>
         <w:t xml:space="preserve">Минимальные сценарии:</w:t>
       </w:r>
     </w:p>
-    <w:p/>
+    <w:p>
+      <w:r>
+        <w:t xml:space="preserve"/>
+      </w:r>
+    </w:p>
     <w:p>
       <w:r>
         <w:t xml:space="preserve">1. Создание тиража.</w:t>
@@ -4721,26 +5947,47 @@
         <w:t xml:space="preserve">27. Попытка публичного challengeResultRoot в MVP.</w:t>
       </w:r>
     </w:p>
-    <w:p/>
-    <w:p/>
-    <w:p>
-      <w:pPr>
-        <w:pStyle w:val="Heading2"/>
+    <w:p>
+      <w:r>
+        <w:t xml:space="preserve"/>
+      </w:r>
+    </w:p>
+    <w:p>
+      <w:r>
+        <w:br w:type="page"/>
+      </w:r>
+    </w:p>
+    <w:p>
+      <w:r>
+        <w:t xml:space="preserve"/>
+      </w:r>
+    </w:p>
+    <w:p>
+      <w:pPr>
+        <w:pStyle w:val="Heading1"/>
       </w:pPr>
       <w:r>
         <w:t xml:space="preserve">19. Аудит</w:t>
       </w:r>
     </w:p>
-    <w:p/>
+    <w:p>
+      <w:r>
+        <w:t xml:space="preserve"/>
+      </w:r>
+    </w:p>
     <w:p>
       <w:r>
         <w:t xml:space="preserve">Перед mainnet запуском обязательно:</w:t>
       </w:r>
     </w:p>
-    <w:p/>
-    <w:p>
-      <w:pPr>
-        <w:pStyle w:val="Bullet"/>
+    <w:p>
+      <w:r>
+        <w:t xml:space="preserve"/>
+      </w:r>
+    </w:p>
+    <w:p>
+      <w:pPr>
+        <w:pStyle w:val="ListParagraph"/>
       </w:pPr>
       <w:r>
         <w:t xml:space="preserve">• internal review (внутренний код-ревью);</w:t>
@@ -4748,7 +5995,7 @@
     </w:p>
     <w:p>
       <w:pPr>
-        <w:pStyle w:val="Bullet"/>
+        <w:pStyle w:val="ListParagraph"/>
       </w:pPr>
       <w:r>
         <w:t xml:space="preserve">• unit tests (модульные тесты);</w:t>
@@ -4756,7 +6003,7 @@
     </w:p>
     <w:p>
       <w:pPr>
-        <w:pStyle w:val="Bullet"/>
+        <w:pStyle w:val="ListParagraph"/>
       </w:pPr>
       <w:r>
         <w:t xml:space="preserve">• integration tests (интеграционные тесты);</w:t>
@@ -4764,7 +6011,7 @@
     </w:p>
     <w:p>
       <w:pPr>
-        <w:pStyle w:val="Bullet"/>
+        <w:pStyle w:val="ListParagraph"/>
       </w:pPr>
       <w:r>
         <w:t xml:space="preserve">• fuzz tests (фаззинг);</w:t>
@@ -4772,7 +6019,7 @@
     </w:p>
     <w:p>
       <w:pPr>
-        <w:pStyle w:val="Bullet"/>
+        <w:pStyle w:val="ListParagraph"/>
       </w:pPr>
       <w:r>
         <w:t xml:space="preserve">• invariant tests (проверка инвариантов);</w:t>
@@ -4780,7 +6027,7 @@
     </w:p>
     <w:p>
       <w:pPr>
-        <w:pStyle w:val="Bullet"/>
+        <w:pStyle w:val="ListParagraph"/>
       </w:pPr>
       <w:r>
         <w:t xml:space="preserve">• static analysis (статический анализ);</w:t>
@@ -4788,7 +6035,7 @@
     </w:p>
     <w:p>
       <w:pPr>
-        <w:pStyle w:val="Bullet"/>
+        <w:pStyle w:val="ListParagraph"/>
       </w:pPr>
       <w:r>
         <w:t xml:space="preserve">• external audit (внешний аудит);</w:t>
@@ -4796,7 +6043,7 @@
     </w:p>
     <w:p>
       <w:pPr>
-        <w:pStyle w:val="Bullet"/>
+        <w:pStyle w:val="ListParagraph"/>
       </w:pPr>
       <w:r>
         <w:t xml:space="preserve">• testnet dry run (прогон на тестовой сети);</w:t>
@@ -4804,22 +6051,30 @@
     </w:p>
     <w:p>
       <w:pPr>
-        <w:pStyle w:val="Bullet"/>
+        <w:pStyle w:val="ListParagraph"/>
       </w:pPr>
       <w:r>
         <w:t xml:space="preserve">• bug bounty или закрытая проверка после аудита.</w:t>
       </w:r>
     </w:p>
-    <w:p/>
+    <w:p>
+      <w:r>
+        <w:t xml:space="preserve"/>
+      </w:r>
+    </w:p>
     <w:p>
       <w:r>
         <w:t xml:space="preserve">Аудит должен отдельно проверить:</w:t>
       </w:r>
     </w:p>
-    <w:p/>
-    <w:p>
-      <w:pPr>
-        <w:pStyle w:val="Bullet"/>
+    <w:p>
+      <w:r>
+        <w:t xml:space="preserve"/>
+      </w:r>
+    </w:p>
+    <w:p>
+      <w:pPr>
+        <w:pStyle w:val="ListParagraph"/>
       </w:pPr>
       <w:r>
         <w:t xml:space="preserve">• хранение и движение USDC;</w:t>
@@ -4827,7 +6082,7 @@
     </w:p>
     <w:p>
       <w:pPr>
-        <w:pStyle w:val="Bullet"/>
+        <w:pStyle w:val="ListParagraph"/>
       </w:pPr>
       <w:r>
         <w:t xml:space="preserve">• невозможность двойной выплаты;</w:t>
@@ -4835,7 +6090,7 @@
     </w:p>
     <w:p>
       <w:pPr>
-        <w:pStyle w:val="Bullet"/>
+        <w:pStyle w:val="ListParagraph"/>
       </w:pPr>
       <w:r>
         <w:t xml:space="preserve">• роли и multisig;</w:t>
@@ -4843,7 +6098,7 @@
     </w:p>
     <w:p>
       <w:pPr>
-        <w:pStyle w:val="Bullet"/>
+        <w:pStyle w:val="ListParagraph"/>
       </w:pPr>
       <w:r>
         <w:t xml:space="preserve">• pause;</w:t>
@@ -4851,7 +6106,7 @@
     </w:p>
     <w:p>
       <w:pPr>
-        <w:pStyle w:val="Bullet"/>
+        <w:pStyle w:val="ListParagraph"/>
       </w:pPr>
       <w:r>
         <w:t xml:space="preserve">• Merkle proof;</w:t>
@@ -4859,7 +6114,7 @@
     </w:p>
     <w:p>
       <w:pPr>
-        <w:pStyle w:val="Bullet"/>
+        <w:pStyle w:val="ListParagraph"/>
       </w:pPr>
       <w:r>
         <w:t xml:space="preserve">• refund;</w:t>
@@ -4867,7 +6122,7 @@
     </w:p>
     <w:p>
       <w:pPr>
-        <w:pStyle w:val="Bullet"/>
+        <w:pStyle w:val="ListParagraph"/>
       </w:pPr>
       <w:r>
         <w:t xml:space="preserve">• сокращенные тиражи;</w:t>
@@ -4875,7 +6130,7 @@
     </w:p>
     <w:p>
       <w:pPr>
-        <w:pStyle w:val="Bullet"/>
+        <w:pStyle w:val="ListParagraph"/>
       </w:pPr>
       <w:r>
         <w:t xml:space="preserve">• upgradeability, если она будет выбрана;</w:t>
@@ -4883,32 +6138,50 @@
     </w:p>
     <w:p>
       <w:pPr>
-        <w:pStyle w:val="Bullet"/>
+        <w:pStyle w:val="ListParagraph"/>
       </w:pPr>
       <w:r>
         <w:t xml:space="preserve">• соответствие этапам 2-7.</w:t>
       </w:r>
     </w:p>
-    <w:p/>
-    <w:p/>
-    <w:p>
-      <w:pPr>
-        <w:pStyle w:val="Heading2"/>
+    <w:p>
+      <w:r>
+        <w:t xml:space="preserve"/>
+      </w:r>
+    </w:p>
+    <w:p>
+      <w:r>
+        <w:br w:type="page"/>
+      </w:r>
+    </w:p>
+    <w:p>
+      <w:r>
+        <w:t xml:space="preserve"/>
+      </w:r>
+    </w:p>
+    <w:p>
+      <w:pPr>
+        <w:pStyle w:val="Heading1"/>
       </w:pPr>
       <w:r>
         <w:t xml:space="preserve">20. Открытые вопросы</w:t>
       </w:r>
     </w:p>
-    <w:p/>
+    <w:p>
+      <w:r>
+        <w:t xml:space="preserve"/>
+      </w:r>
+    </w:p>
     <w:tbl>
       <w:tblPr>
+        <w:tblW w:w="0" w:type="auto"/>
         <w:tblBorders>
-          <w:top w:val="single" w:sz="4"/>
-          <w:left w:val="single" w:sz="4"/>
-          <w:bottom w:val="single" w:sz="4"/>
-          <w:right w:val="single" w:sz="4"/>
-          <w:insideH w:val="single" w:sz="4"/>
-          <w:insideV w:val="single" w:sz="4"/>
+          <w:top w:val="single" w:sz="4" w:space="0" w:color="999999"/>
+          <w:left w:val="single" w:sz="4" w:space="0" w:color="999999"/>
+          <w:bottom w:val="single" w:sz="4" w:space="0" w:color="999999"/>
+          <w:right w:val="single" w:sz="4" w:space="0" w:color="999999"/>
+          <w:insideH w:val="single" w:sz="4" w:space="0" w:color="999999"/>
+          <w:insideV w:val="single" w:sz="4" w:space="0" w:color="999999"/>
         </w:tblBorders>
       </w:tblPr>
       <w:tr>
@@ -4918,17 +6191,17 @@
           </w:tcPr>
           <w:p>
             <w:r>
-              <w:t>Вопрос</w:t>
-            </w:r>
-          </w:p>
-        </w:tc>
-        <w:tc>
-          <w:tcPr>
-            <w:tcW w:w="2400" w:type="dxa"/>
-          </w:tcPr>
-          <w:p>
-            <w:r>
-              <w:t>Куда переносится</w:t>
+              <w:t xml:space="preserve">Вопрос</w:t>
+            </w:r>
+          </w:p>
+        </w:tc>
+        <w:tc>
+          <w:tcPr>
+            <w:tcW w:w="2400" w:type="dxa"/>
+          </w:tcPr>
+          <w:p>
+            <w:r>
+              <w:t xml:space="preserve">Куда переносится</w:t>
             </w:r>
           </w:p>
         </w:tc>
@@ -4940,17 +6213,17 @@
           </w:tcPr>
           <w:p>
             <w:r>
-              <w:t>Финальная EVM-сеть</w:t>
-            </w:r>
-          </w:p>
-        </w:tc>
-        <w:tc>
-          <w:tcPr>
-            <w:tcW w:w="2400" w:type="dxa"/>
-          </w:tcPr>
-          <w:p>
-            <w:r>
-              <w:t>Этап инфраструктуры / финальное архитектурное решение</w:t>
+              <w:t xml:space="preserve">Финальная EVM-сеть</w:t>
+            </w:r>
+          </w:p>
+        </w:tc>
+        <w:tc>
+          <w:tcPr>
+            <w:tcW w:w="2400" w:type="dxa"/>
+          </w:tcPr>
+          <w:p>
+            <w:r>
+              <w:t xml:space="preserve">Этап инфраструктуры / финальное архитектурное решение</w:t>
             </w:r>
           </w:p>
         </w:tc>
@@ -4962,17 +6235,17 @@
           </w:tcPr>
           <w:p>
             <w:r>
-              <w:t>Upgradeable или non-upgradeable</w:t>
-            </w:r>
-          </w:p>
-        </w:tc>
-        <w:tc>
-          <w:tcPr>
-            <w:tcW w:w="2400" w:type="dxa"/>
-          </w:tcPr>
-          <w:p>
-            <w:r>
-              <w:t>Для MVP выбрано non-upgradeable. Proxy - только после MVP отдельным решением</w:t>
+              <w:t xml:space="preserve">Upgradeable или non-upgradeable</w:t>
+            </w:r>
+          </w:p>
+        </w:tc>
+        <w:tc>
+          <w:tcPr>
+            <w:tcW w:w="2400" w:type="dxa"/>
+          </w:tcPr>
+          <w:p>
+            <w:r>
+              <w:t xml:space="preserve">Для MVP выбрано non-upgradeable. Proxy - только после MVP отдельным решением</w:t>
             </w:r>
           </w:p>
         </w:tc>
@@ -4984,17 +6257,17 @@
           </w:tcPr>
           <w:p>
             <w:r>
-              <w:t>Финальная версия Solidity</w:t>
-            </w:r>
-          </w:p>
-        </w:tc>
-        <w:tc>
-          <w:tcPr>
-            <w:tcW w:w="2400" w:type="dxa"/>
-          </w:tcPr>
-          <w:p>
-            <w:r>
-              <w:t>Старт разработки</w:t>
+              <w:t xml:space="preserve">Финальная версия Solidity</w:t>
+            </w:r>
+          </w:p>
+        </w:tc>
+        <w:tc>
+          <w:tcPr>
+            <w:tcW w:w="2400" w:type="dxa"/>
+          </w:tcPr>
+          <w:p>
+            <w:r>
+              <w:t xml:space="preserve">Старт разработки</w:t>
             </w:r>
           </w:p>
         </w:tc>
@@ -5006,17 +6279,17 @@
           </w:tcPr>
           <w:p>
             <w:r>
-              <w:t>Финальная версия OpenZeppelin</w:t>
-            </w:r>
-          </w:p>
-        </w:tc>
-        <w:tc>
-          <w:tcPr>
-            <w:tcW w:w="2400" w:type="dxa"/>
-          </w:tcPr>
-          <w:p>
-            <w:r>
-              <w:t>Старт разработки</w:t>
+              <w:t xml:space="preserve">Финальная версия OpenZeppelin</w:t>
+            </w:r>
+          </w:p>
+        </w:tc>
+        <w:tc>
+          <w:tcPr>
+            <w:tcW w:w="2400" w:type="dxa"/>
+          </w:tcPr>
+          <w:p>
+            <w:r>
+              <w:t xml:space="preserve">Старт разработки</w:t>
             </w:r>
           </w:p>
         </w:tc>
@@ -5028,17 +6301,17 @@
           </w:tcPr>
           <w:p>
             <w:r>
-              <w:t>KYC threshold</w:t>
-            </w:r>
-          </w:p>
-        </w:tc>
-        <w:tc>
-          <w:tcPr>
-            <w:tcW w:w="2400" w:type="dxa"/>
-          </w:tcPr>
-          <w:p>
-            <w:r>
-              <w:t>Комплаенс</w:t>
+              <w:t xml:space="preserve">KYC threshold</w:t>
+            </w:r>
+          </w:p>
+        </w:tc>
+        <w:tc>
+          <w:tcPr>
+            <w:tcW w:w="2400" w:type="dxa"/>
+          </w:tcPr>
+          <w:p>
+            <w:r>
+              <w:t xml:space="preserve">Комплаенс</w:t>
             </w:r>
           </w:p>
         </w:tc>
@@ -5050,17 +6323,17 @@
           </w:tcPr>
           <w:p>
             <w:r>
-              <w:t>Emergency withdrawal policy</w:t>
-            </w:r>
-          </w:p>
-        </w:tc>
-        <w:tc>
-          <w:tcPr>
-            <w:tcW w:w="2400" w:type="dxa"/>
-          </w:tcPr>
-          <w:p>
-            <w:r>
-              <w:t>Для MVP вывод пользовательских средств администратором запрещен</w:t>
+              <w:t xml:space="preserve">Emergency withdrawal policy</w:t>
+            </w:r>
+          </w:p>
+        </w:tc>
+        <w:tc>
+          <w:tcPr>
+            <w:tcW w:w="2400" w:type="dxa"/>
+          </w:tcPr>
+          <w:p>
+            <w:r>
+              <w:t xml:space="preserve">Для MVP вывод пользовательских средств администратором запрещен</w:t>
             </w:r>
           </w:p>
         </w:tc>
@@ -5072,17 +6345,17 @@
           </w:tcPr>
           <w:p>
             <w:r>
-              <w:t>Формат resultRoot</w:t>
-            </w:r>
-          </w:p>
-        </w:tc>
-        <w:tc>
-          <w:tcPr>
-            <w:tcW w:w="2400" w:type="dxa"/>
-          </w:tcPr>
-          <w:p>
-            <w:r>
-              <w:t>Связка этапов оракула и контрактов</w:t>
+              <w:t xml:space="preserve">Формат resultRoot</w:t>
+            </w:r>
+          </w:p>
+        </w:tc>
+        <w:tc>
+          <w:tcPr>
+            <w:tcW w:w="2400" w:type="dxa"/>
+          </w:tcPr>
+          <w:p>
+            <w:r>
+              <w:t xml:space="preserve">Связка этапов оракула и контрактов</w:t>
             </w:r>
           </w:p>
         </w:tc>
@@ -5094,42 +6367,63 @@
           </w:tcPr>
           <w:p>
             <w:r>
-              <w:t>Формат payout leaf</w:t>
-            </w:r>
-          </w:p>
-        </w:tc>
-        <w:tc>
-          <w:tcPr>
-            <w:tcW w:w="2400" w:type="dxa"/>
-          </w:tcPr>
-          <w:p>
-            <w:r>
-              <w:t>Финализация этапа выплат и контрактов</w:t>
+              <w:t xml:space="preserve">Формат payout leaf</w:t>
+            </w:r>
+          </w:p>
+        </w:tc>
+        <w:tc>
+          <w:tcPr>
+            <w:tcW w:w="2400" w:type="dxa"/>
+          </w:tcPr>
+          <w:p>
+            <w:r>
+              <w:t xml:space="preserve">Финализация этапа выплат и контрактов</w:t>
             </w:r>
           </w:p>
         </w:tc>
       </w:tr>
     </w:tbl>
-    <w:p/>
-    <w:p/>
-    <w:p>
-      <w:pPr>
-        <w:pStyle w:val="Heading2"/>
+    <w:p>
+      <w:r>
+        <w:t xml:space="preserve"/>
+      </w:r>
+    </w:p>
+    <w:p>
+      <w:r>
+        <w:br w:type="page"/>
+      </w:r>
+    </w:p>
+    <w:p>
+      <w:r>
+        <w:t xml:space="preserve"/>
+      </w:r>
+    </w:p>
+    <w:p>
+      <w:pPr>
+        <w:pStyle w:val="Heading1"/>
       </w:pPr>
       <w:r>
         <w:t xml:space="preserve">21. Критерии приемки</w:t>
       </w:r>
     </w:p>
-    <w:p/>
+    <w:p>
+      <w:r>
+        <w:t xml:space="preserve"/>
+      </w:r>
+    </w:p>
     <w:p>
       <w:r>
         <w:t xml:space="preserve">Этап 8 считается согласованным, если:</w:t>
       </w:r>
     </w:p>
-    <w:p/>
-    <w:p>
-      <w:pPr>
-        <w:pStyle w:val="Bullet"/>
+    <w:p>
+      <w:r>
+        <w:t xml:space="preserve"/>
+      </w:r>
+    </w:p>
+    <w:p>
+      <w:pPr>
+        <w:pStyle w:val="ListParagraph"/>
       </w:pPr>
       <w:r>
         <w:t xml:space="preserve">• определен список контрактов MVP;</w:t>
@@ -5137,7 +6431,7 @@
     </w:p>
     <w:p>
       <w:pPr>
-        <w:pStyle w:val="Bullet"/>
+        <w:pStyle w:val="ListParagraph"/>
       </w:pPr>
       <w:r>
         <w:t xml:space="preserve">• определено, что on-chain, а что off-chain;</w:t>
@@ -5145,7 +6439,7 @@
     </w:p>
     <w:p>
       <w:pPr>
-        <w:pStyle w:val="Bullet"/>
+        <w:pStyle w:val="ListParagraph"/>
       </w:pPr>
       <w:r>
         <w:t xml:space="preserve">• описан DrawManager;</w:t>
@@ -5153,7 +6447,7 @@
     </w:p>
     <w:p>
       <w:pPr>
-        <w:pStyle w:val="Bullet"/>
+        <w:pStyle w:val="ListParagraph"/>
       </w:pPr>
       <w:r>
         <w:t xml:space="preserve">• описан TicketVault;</w:t>
@@ -5161,7 +6455,7 @@
     </w:p>
     <w:p>
       <w:pPr>
-        <w:pStyle w:val="Bullet"/>
+        <w:pStyle w:val="ListParagraph"/>
       </w:pPr>
       <w:r>
         <w:t xml:space="preserve">• описан TreasuryVault;</w:t>
@@ -5169,7 +6463,7 @@
     </w:p>
     <w:p>
       <w:pPr>
-        <w:pStyle w:val="Bullet"/>
+        <w:pStyle w:val="ListParagraph"/>
       </w:pPr>
       <w:r>
         <w:t xml:space="preserve">• описан ResultRegistry;</w:t>
@@ -5177,7 +6471,7 @@
     </w:p>
     <w:p>
       <w:pPr>
-        <w:pStyle w:val="Bullet"/>
+        <w:pStyle w:val="ListParagraph"/>
       </w:pPr>
       <w:r>
         <w:t xml:space="preserve">• описан PayoutVault;</w:t>
@@ -5185,7 +6479,7 @@
     </w:p>
     <w:p>
       <w:pPr>
-        <w:pStyle w:val="Bullet"/>
+        <w:pStyle w:val="ListParagraph"/>
       </w:pPr>
       <w:r>
         <w:t xml:space="preserve">• описан refund;</w:t>
@@ -5193,7 +6487,7 @@
     </w:p>
     <w:p>
       <w:pPr>
-        <w:pStyle w:val="Bullet"/>
+        <w:pStyle w:val="ListParagraph"/>
       </w:pPr>
       <w:r>
         <w:t xml:space="preserve">• описаны 14/13;</w:t>
@@ -5201,7 +6495,7 @@
     </w:p>
     <w:p>
       <w:pPr>
-        <w:pStyle w:val="Bullet"/>
+        <w:pStyle w:val="ListParagraph"/>
       </w:pPr>
       <w:r>
         <w:t xml:space="preserve">• описаны роли;</w:t>
@@ -5209,7 +6503,7 @@
     </w:p>
     <w:p>
       <w:pPr>
-        <w:pStyle w:val="Bullet"/>
+        <w:pStyle w:val="ListParagraph"/>
       </w:pPr>
       <w:r>
         <w:t xml:space="preserve">• описаны pause-сценарии;</w:t>
@@ -5217,7 +6511,7 @@
     </w:p>
     <w:p>
       <w:pPr>
-        <w:pStyle w:val="Bullet"/>
+        <w:pStyle w:val="ListParagraph"/>
       </w:pPr>
       <w:r>
         <w:t xml:space="preserve">• зафиксирован non-upgradeable MVP;</w:t>
@@ -5225,7 +6519,7 @@
     </w:p>
     <w:p>
       <w:pPr>
-        <w:pStyle w:val="Bullet"/>
+        <w:pStyle w:val="ListParagraph"/>
       </w:pPr>
       <w:r>
         <w:t xml:space="preserve">• запрещен emergency withdrawal из пользовательских средств;</w:t>
@@ -5233,7 +6527,7 @@
     </w:p>
     <w:p>
       <w:pPr>
-        <w:pStyle w:val="Bullet"/>
+        <w:pStyle w:val="ListParagraph"/>
       </w:pPr>
       <w:r>
         <w:t xml:space="preserve">• описаны события;</w:t>
@@ -5241,7 +6535,7 @@
     </w:p>
     <w:p>
       <w:pPr>
-        <w:pStyle w:val="Bullet"/>
+        <w:pStyle w:val="ListParagraph"/>
       </w:pPr>
       <w:r>
         <w:t xml:space="preserve">• описаны инварианты;</w:t>
@@ -5249,7 +6543,7 @@
     </w:p>
     <w:p>
       <w:pPr>
-        <w:pStyle w:val="Bullet"/>
+        <w:pStyle w:val="ListParagraph"/>
       </w:pPr>
       <w:r>
         <w:t xml:space="preserve">• определены требования к аудиту;</w:t>
@@ -5257,29 +6551,50 @@
     </w:p>
     <w:p>
       <w:pPr>
-        <w:pStyle w:val="Bullet"/>
+        <w:pStyle w:val="ListParagraph"/>
       </w:pPr>
       <w:r>
         <w:t xml:space="preserve">• зафиксированы открытые вопросы.</w:t>
       </w:r>
     </w:p>
-    <w:p/>
-    <w:p/>
-    <w:p>
-      <w:pPr>
-        <w:pStyle w:val="Heading2"/>
+    <w:p>
+      <w:r>
+        <w:t xml:space="preserve"/>
+      </w:r>
+    </w:p>
+    <w:p>
+      <w:r>
+        <w:br w:type="page"/>
+      </w:r>
+    </w:p>
+    <w:p>
+      <w:r>
+        <w:t xml:space="preserve"/>
+      </w:r>
+    </w:p>
+    <w:p>
+      <w:pPr>
+        <w:pStyle w:val="Heading1"/>
       </w:pPr>
       <w:r>
         <w:t xml:space="preserve">22. Итоговое решение</w:t>
       </w:r>
     </w:p>
-    <w:p/>
+    <w:p>
+      <w:r>
+        <w:t xml:space="preserve"/>
+      </w:r>
+    </w:p>
     <w:p>
       <w:r>
         <w:t xml:space="preserve">Для MVP принимается модульная smart contract architecture:</w:t>
       </w:r>
     </w:p>
-    <w:p/>
+    <w:p>
+      <w:r>
+        <w:t xml:space="preserve"/>
+      </w:r>
+    </w:p>
     <w:p>
       <w:pPr>
         <w:pStyle w:val="Code"/>
@@ -5288,16 +6603,24 @@
         <w:t xml:space="preserve">DrawManager + TicketVault + TreasuryVault + ResultRegistry + PayoutVault + AccessControl</w:t>
       </w:r>
     </w:p>
-    <w:p/>
+    <w:p>
+      <w:r>
+        <w:t xml:space="preserve"/>
+      </w:r>
+    </w:p>
     <w:p>
       <w:r>
         <w:t xml:space="preserve">Ключевые решения:</w:t>
       </w:r>
     </w:p>
-    <w:p/>
-    <w:p>
-      <w:pPr>
-        <w:pStyle w:val="Bullet"/>
+    <w:p>
+      <w:r>
+        <w:t xml:space="preserve"/>
+      </w:r>
+    </w:p>
+    <w:p>
+      <w:pPr>
+        <w:pStyle w:val="ListParagraph"/>
       </w:pPr>
       <w:r>
         <w:t xml:space="preserve">• USDC является валютой MVP;</w:t>
@@ -5305,7 +6628,7 @@
     </w:p>
     <w:p>
       <w:pPr>
-        <w:pStyle w:val="Bullet"/>
+        <w:pStyle w:val="ListParagraph"/>
       </w:pPr>
       <w:r>
         <w:t xml:space="preserve">• контракты работают с USDC в 6 decimals;</w:t>
@@ -5313,7 +6636,7 @@
     </w:p>
     <w:p>
       <w:pPr>
-        <w:pStyle w:val="Bullet"/>
+        <w:pStyle w:val="ListParagraph"/>
       </w:pPr>
       <w:r>
         <w:t xml:space="preserve">• MVP-контракты non-upgradeable;</w:t>
@@ -5321,7 +6644,7 @@
     </w:p>
     <w:p>
       <w:pPr>
-        <w:pStyle w:val="Bullet"/>
+        <w:pStyle w:val="ListParagraph"/>
       </w:pPr>
       <w:r>
         <w:t xml:space="preserve">• тяжелые расчеты остаются off-chain;</w:t>
@@ -5329,7 +6652,7 @@
     </w:p>
     <w:p>
       <w:pPr>
-        <w:pStyle w:val="Bullet"/>
+        <w:pStyle w:val="ListParagraph"/>
       </w:pPr>
       <w:r>
         <w:t xml:space="preserve">• on-chain фиксируются деньги, параметры, hash/root и выплаты;</w:t>
@@ -5337,7 +6660,23 @@
     </w:p>
     <w:p>
       <w:pPr>
-        <w:pStyle w:val="Bullet"/>
+        <w:pStyle w:val="ListParagraph"/>
+      </w:pPr>
+      <w:r>
+        <w:t xml:space="preserve">• on-chain события фиксируют operatorIdHash/jurisdictionIdHash/poolScope как B2B-совместимые технические поля;</w:t>
+      </w:r>
+    </w:p>
+    <w:p>
+      <w:pPr>
+        <w:pStyle w:val="ListParagraph"/>
+      </w:pPr>
+      <w:r>
+        <w:t xml:space="preserve">• контракт не проверяет локальную лицензию оператора, но принимает только backend-signed quote;</w:t>
+      </w:r>
+    </w:p>
+    <w:p>
+      <w:pPr>
+        <w:pStyle w:val="ListParagraph"/>
       </w:pPr>
       <w:r>
         <w:t xml:space="preserve">• параметры тиража нельзя менять после Open;</w:t>
@@ -5345,7 +6684,7 @@
     </w:p>
     <w:p>
       <w:pPr>
-        <w:pStyle w:val="Bullet"/>
+        <w:pStyle w:val="ListParagraph"/>
       </w:pPr>
       <w:r>
         <w:t xml:space="preserve">• jackpot фиксируется до Open;</w:t>
@@ -5353,7 +6692,7 @@
     </w:p>
     <w:p>
       <w:pPr>
-        <w:pStyle w:val="Bullet"/>
+        <w:pStyle w:val="ListParagraph"/>
       </w:pPr>
       <w:r>
         <w:t xml:space="preserve">• 80/10/10 сохраняется;</w:t>
@@ -5361,7 +6700,7 @@
     </w:p>
     <w:p>
       <w:pPr>
-        <w:pStyle w:val="Bullet"/>
+        <w:pStyle w:val="ListParagraph"/>
       </w:pPr>
       <w:r>
         <w:t xml:space="preserve">• gas reserve находится внутри комиссии платформы;</w:t>
@@ -5369,7 +6708,7 @@
     </w:p>
     <w:p>
       <w:pPr>
-        <w:pStyle w:val="Bullet"/>
+        <w:pStyle w:val="ListParagraph"/>
       </w:pPr>
       <w:r>
         <w:t xml:space="preserve">• выплаты идут через Merkle proof;</w:t>
@@ -5377,7 +6716,7 @@
     </w:p>
     <w:p>
       <w:pPr>
-        <w:pStyle w:val="Bullet"/>
+        <w:pStyle w:val="ListParagraph"/>
       </w:pPr>
       <w:r>
         <w:t xml:space="preserve">• повторный claim невозможен;</w:t>
@@ -5385,7 +6724,7 @@
     </w:p>
     <w:p>
       <w:pPr>
-        <w:pStyle w:val="Bullet"/>
+        <w:pStyle w:val="ListParagraph"/>
       </w:pPr>
       <w:r>
         <w:t xml:space="preserve">• критические действия требуют multisig;</w:t>
@@ -5393,7 +6732,7 @@
     </w:p>
     <w:p>
       <w:pPr>
-        <w:pStyle w:val="Bullet"/>
+        <w:pStyle w:val="ListParagraph"/>
       </w:pPr>
       <w:r>
         <w:t xml:space="preserve">• admin withdrawal из пользовательских средств запрещен;</w:t>
@@ -5401,19 +6740,27 @@
     </w:p>
     <w:p>
       <w:pPr>
-        <w:pStyle w:val="Bullet"/>
+        <w:pStyle w:val="ListParagraph"/>
       </w:pPr>
       <w:r>
         <w:t xml:space="preserve">• аудит обязателен до mainnet.</w:t>
       </w:r>
     </w:p>
-    <w:p/>
+    <w:p>
+      <w:r>
+        <w:t xml:space="preserve"/>
+      </w:r>
+    </w:p>
     <w:p>
       <w:r>
         <w:t xml:space="preserve">Главный принцип:</w:t>
       </w:r>
     </w:p>
-    <w:p/>
+    <w:p>
+      <w:r>
+        <w:t xml:space="preserve"/>
+      </w:r>
+    </w:p>
     <w:p>
       <w:pPr>
         <w:pStyle w:val="Code"/>
@@ -5424,7 +6771,7 @@
     </w:p>
     <w:sectPr>
       <w:pgSz w:w="11906" w:h="16838"/>
-      <w:pgMar w:top="1134" w:right="1134" w:bottom="1134" w:left="1134" w:header="708" w:footer="708" w:gutter="0"/>
+      <w:pgMar w:top="1134" w:right="850" w:bottom="1134" w:left="850" w:header="708" w:footer="708" w:gutter="0"/>
     </w:sectPr>
   </w:body>
 </w:document>
@@ -5432,81 +6779,39 @@
 
 <file path=word/styles.xml><?xml version="1.0" encoding="utf-8"?>
 <w:styles xmlns:w="http://schemas.openxmlformats.org/wordprocessingml/2006/main">
-  <w:style w:type="paragraph" w:default="1" w:styleId="Normal">
-    <w:name w:val="Normal"/>
+  <w:style w:type="paragraph" w:styleId="Title">
+    <w:name w:val="Title"/>
     <w:rPr>
-      <w:rFonts w:ascii="Calibri" w:hAnsi="Calibri" w:cs="Calibri"/>
-      <w:sz w:val="22"/>
+      <w:b/>
+      <w:sz w:val="36"/>
     </w:rPr>
   </w:style>
   <w:style w:type="paragraph" w:styleId="Heading1">
     <w:name w:val="heading 1"/>
-    <w:basedOn w:val="Normal"/>
-    <w:pPr>
-      <w:spacing w:before="360" w:after="180"/>
-    </w:pPr>
-    <w:rPr>
-      <w:b/>
-      <w:sz w:val="32"/>
-    </w:rPr>
-  </w:style>
-  <w:style w:type="paragraph" w:styleId="Heading2">
-    <w:name w:val="heading 2"/>
-    <w:basedOn w:val="Normal"/>
-    <w:pPr>
-      <w:spacing w:before="300" w:after="120"/>
-    </w:pPr>
     <w:rPr>
       <w:b/>
       <w:sz w:val="28"/>
     </w:rPr>
   </w:style>
-  <w:style w:type="paragraph" w:styleId="Heading3">
-    <w:name w:val="heading 3"/>
-    <w:basedOn w:val="Normal"/>
-    <w:pPr>
-      <w:spacing w:before="240" w:after="100"/>
-    </w:pPr>
+  <w:style w:type="paragraph" w:styleId="Heading2">
+    <w:name w:val="heading 2"/>
     <w:rPr>
       <w:b/>
       <w:sz w:val="24"/>
     </w:rPr>
   </w:style>
-  <w:style w:type="paragraph" w:styleId="Heading4">
-    <w:name w:val="heading 4"/>
-    <w:basedOn w:val="Normal"/>
+  <w:style w:type="paragraph" w:styleId="ListParagraph">
+    <w:name w:val="List Paragraph"/>
     <w:pPr>
-      <w:spacing w:before="180" w:after="80"/>
-    </w:pPr>
-    <w:rPr>
-      <w:b/>
-      <w:sz w:val="22"/>
-    </w:rPr>
-  </w:style>
-  <w:style w:type="paragraph" w:styleId="Bullet">
-    <w:name w:val="Bullet"/>
-    <w:basedOn w:val="Normal"/>
-    <w:pPr>
-      <w:ind w:left="720" w:hanging="360"/>
+      <w:ind w:left="360"/>
     </w:pPr>
   </w:style>
   <w:style w:type="paragraph" w:styleId="Code">
     <w:name w:val="Code"/>
-    <w:basedOn w:val="Normal"/>
     <w:rPr>
       <w:rFonts w:ascii="Consolas" w:hAnsi="Consolas"/>
       <w:sz w:val="20"/>
     </w:rPr>
   </w:style>
-  <w:style w:type="paragraph" w:styleId="Quote">
-    <w:name w:val="Quote"/>
-    <w:basedOn w:val="Normal"/>
-    <w:pPr>
-      <w:ind w:left="360"/>
-    </w:pPr>
-    <w:rPr>
-      <w:i/>
-    </w:rPr>
-  </w:style>
 </w:styles>
 </file>
--- a/ТЗ_OX/09_Этап_08_Смарт_контракты/OX_Этап_08_Смарт_контракты_ТЗ_v2.docx
+++ b/ТЗ_OX/09_Этап_08_Смарт_контракты/OX_Этап_08_Смарт_контракты_ТЗ_v2.docx
@@ -4,17 +4,13 @@
   <w:body>
     <w:p>
       <w:pPr>
-        <w:pStyle w:val="Heading1"/>
-      </w:pPr>
-      <w:r>
-        <w:t xml:space="preserve">OX - Этап 08. Смарт-контракты</w:t>
-      </w:r>
-    </w:p>
-    <w:p>
-      <w:r>
-        <w:t xml:space="preserve"/>
-      </w:r>
-    </w:p>
+        <w:pStyle w:val="Title"/>
+      </w:pPr>
+      <w:r>
+        <w:t xml:space="preserve"># OX - Этап 08. Смарт-контракты</w:t>
+      </w:r>
+    </w:p>
+    <w:p/>
     <w:p>
       <w:r>
         <w:t xml:space="preserve">Дата: 09.06.2026  </w:t>
@@ -45,54 +41,34 @@
         <w:t xml:space="preserve">Девиз: Честно. Прозрачно. Мгновенно.</w:t>
       </w:r>
     </w:p>
-    <w:p>
-      <w:r>
-        <w:t xml:space="preserve"/>
-      </w:r>
-    </w:p>
-    <w:p>
-      <w:r>
-        <w:t xml:space="preserve">────────────────────────</w:t>
-      </w:r>
-    </w:p>
-    <w:p>
-      <w:r>
-        <w:t xml:space="preserve"/>
-      </w:r>
-    </w:p>
-    <w:p>
-      <w:pPr>
-        <w:pStyle w:val="Heading2"/>
-      </w:pPr>
-      <w:r>
-        <w:t xml:space="preserve">1. Назначение этапа</w:t>
-      </w:r>
-    </w:p>
-    <w:p>
-      <w:r>
-        <w:t xml:space="preserve"/>
-      </w:r>
-    </w:p>
+    <w:p/>
+    <w:p>
+      <w:r>
+        <w:t xml:space="preserve">---</w:t>
+      </w:r>
+    </w:p>
+    <w:p/>
+    <w:p>
+      <w:pPr>
+        <w:pStyle w:val="Heading1"/>
+      </w:pPr>
+      <w:r>
+        <w:t xml:space="preserve">## 1. Назначение этапа</w:t>
+      </w:r>
+    </w:p>
+    <w:p/>
     <w:p>
       <w:r>
         <w:t xml:space="preserve">Этап 8 описывает smart contracts (смарт-контракты) OX: состав контрактов, зоны ответственности, роли, функции, события, инварианты, ограничения и требования к аудиту.</w:t>
       </w:r>
     </w:p>
-    <w:p>
-      <w:r>
-        <w:t xml:space="preserve"/>
-      </w:r>
-    </w:p>
+    <w:p/>
     <w:p>
       <w:r>
         <w:t xml:space="preserve">Этот этап отвечает на вопросы:</w:t>
       </w:r>
     </w:p>
-    <w:p>
-      <w:r>
-        <w:t xml:space="preserve"/>
-      </w:r>
-    </w:p>
+    <w:p/>
     <w:p>
       <w:r>
         <w:t xml:space="preserve">- какие контракты нужны для MVP;</w:t>
@@ -148,21 +124,13 @@
         <w:t xml:space="preserve">- какие проверки должны пройти контракты перед запуском.</w:t>
       </w:r>
     </w:p>
-    <w:p>
-      <w:r>
-        <w:t xml:space="preserve"/>
-      </w:r>
-    </w:p>
+    <w:p/>
     <w:p>
       <w:r>
         <w:t xml:space="preserve">Связь с предыдущими этапами:</w:t>
       </w:r>
     </w:p>
-    <w:p>
-      <w:r>
-        <w:t xml:space="preserve"/>
-      </w:r>
-    </w:p>
+    <w:p/>
     <w:p>
       <w:r>
         <w:t xml:space="preserve">- Этап 2 определяет жизненный цикл тиража и статусы.</w:t>
@@ -193,21 +161,13 @@
         <w:t xml:space="preserve">- Этап 7 определяет result root/hash спортивных результатов.</w:t>
       </w:r>
     </w:p>
-    <w:p>
-      <w:r>
-        <w:t xml:space="preserve"/>
-      </w:r>
-    </w:p>
+    <w:p/>
     <w:p>
       <w:r>
         <w:t xml:space="preserve">Главное правило:</w:t>
       </w:r>
     </w:p>
-    <w:p>
-      <w:r>
-        <w:t xml:space="preserve"/>
-      </w:r>
-    </w:p>
+    <w:p/>
     <w:p>
       <w:r>
         <w:t xml:space="preserve">```text</w:t>
@@ -223,21 +183,13 @@
         <w:t xml:space="preserve">```</w:t>
       </w:r>
     </w:p>
-    <w:p>
-      <w:r>
-        <w:t xml:space="preserve"/>
-      </w:r>
-    </w:p>
+    <w:p/>
     <w:p>
       <w:r>
         <w:t xml:space="preserve">Главное правило доверия:</w:t>
       </w:r>
     </w:p>
-    <w:p>
-      <w:r>
-        <w:t xml:space="preserve"/>
-      </w:r>
-    </w:p>
+    <w:p/>
     <w:p>
       <w:r>
         <w:t xml:space="preserve">```text</w:t>
@@ -258,77 +210,46 @@
         <w:t xml:space="preserve">```</w:t>
       </w:r>
     </w:p>
-    <w:p>
-      <w:r>
-        <w:t xml:space="preserve"/>
-      </w:r>
-    </w:p>
+    <w:p/>
     <w:p>
       <w:r>
         <w:t xml:space="preserve">Смарт-контракты должны быть спроектированы так, чтобы администратор не мог произвольно вывести или удержать prizePool, jackpot, refund funds или средства выплат. Если выплата есть в payoutRoot и не заблокирована заранее описанным статусом KYC/AML, санкций, апелляции или аварийной паузы, она должна быть технически доступна через claimFor(user) или fallback claim.</w:t>
       </w:r>
     </w:p>
-    <w:p>
-      <w:r>
-        <w:t xml:space="preserve"/>
-      </w:r>
-    </w:p>
-    <w:p>
-      <w:r>
-        <w:t xml:space="preserve">────────────────────────</w:t>
-      </w:r>
-    </w:p>
-    <w:p>
-      <w:r>
-        <w:t xml:space="preserve"/>
-      </w:r>
-    </w:p>
-    <w:p>
-      <w:pPr>
-        <w:pStyle w:val="Heading2"/>
-      </w:pPr>
-      <w:r>
-        <w:t xml:space="preserve">2. Базовые технологические решения</w:t>
-      </w:r>
-    </w:p>
-    <w:p>
-      <w:r>
-        <w:t xml:space="preserve"/>
-      </w:r>
-    </w:p>
-    <w:p>
-      <w:pPr>
-        <w:pStyle w:val="Heading3"/>
-      </w:pPr>
-      <w:r>
-        <w:t xml:space="preserve">2.1. Сеть</w:t>
-      </w:r>
-    </w:p>
-    <w:p>
-      <w:r>
-        <w:t xml:space="preserve"/>
-      </w:r>
-    </w:p>
+    <w:p/>
+    <w:p>
+      <w:r>
+        <w:t xml:space="preserve">---</w:t>
+      </w:r>
+    </w:p>
+    <w:p/>
+    <w:p>
+      <w:pPr>
+        <w:pStyle w:val="Heading1"/>
+      </w:pPr>
+      <w:r>
+        <w:t xml:space="preserve">## 2. Базовые технологические решения</w:t>
+      </w:r>
+    </w:p>
+    <w:p/>
+    <w:p>
+      <w:r>
+        <w:t xml:space="preserve">### 2.1. Сеть</w:t>
+      </w:r>
+    </w:p>
+    <w:p/>
     <w:p>
       <w:r>
         <w:t xml:space="preserve">Финальная сеть выбирается отдельным решением перед разработкой.</w:t>
       </w:r>
     </w:p>
-    <w:p>
-      <w:r>
-        <w:t xml:space="preserve"/>
-      </w:r>
-    </w:p>
+    <w:p/>
     <w:p>
       <w:r>
         <w:t xml:space="preserve">Кандидаты:</w:t>
       </w:r>
     </w:p>
-    <w:p>
-      <w:r>
-        <w:t xml:space="preserve"/>
-      </w:r>
-    </w:p>
+    <w:p/>
     <w:p>
       <w:r>
         <w:t xml:space="preserve">- Base;</w:t>
@@ -349,21 +270,13 @@
         <w:t xml:space="preserve">- другая EVM-сеть с низкими комиссиями и нормальной поддержкой USDC.</w:t>
       </w:r>
     </w:p>
-    <w:p>
-      <w:r>
-        <w:t xml:space="preserve"/>
-      </w:r>
-    </w:p>
+    <w:p/>
     <w:p>
       <w:r>
         <w:t xml:space="preserve">Требования к сети:</w:t>
       </w:r>
     </w:p>
-    <w:p>
-      <w:r>
-        <w:t xml:space="preserve"/>
-      </w:r>
-    </w:p>
+    <w:p/>
     <w:p>
       <w:r>
         <w:t xml:space="preserve">- EVM-совместимость;</w:t>
@@ -399,34 +312,19 @@
         <w:t xml:space="preserve">- достаточная ликвидность и доверие пользователей.</w:t>
       </w:r>
     </w:p>
-    <w:p>
-      <w:r>
-        <w:t xml:space="preserve"/>
-      </w:r>
-    </w:p>
-    <w:p>
-      <w:pPr>
-        <w:pStyle w:val="Heading3"/>
-      </w:pPr>
-      <w:r>
-        <w:t xml:space="preserve">2.2. Язык и библиотеки</w:t>
-      </w:r>
-    </w:p>
-    <w:p>
-      <w:r>
-        <w:t xml:space="preserve"/>
-      </w:r>
-    </w:p>
+    <w:p/>
+    <w:p>
+      <w:r>
+        <w:t xml:space="preserve">### 2.2. Язык и библиотеки</w:t>
+      </w:r>
+    </w:p>
+    <w:p/>
     <w:p>
       <w:r>
         <w:t xml:space="preserve">Предварительно:</w:t>
       </w:r>
     </w:p>
-    <w:p>
-      <w:r>
-        <w:t xml:space="preserve"/>
-      </w:r>
-    </w:p>
+    <w:p/>
     <w:p>
       <w:r>
         <w:t xml:space="preserve">```text</w:t>
@@ -447,21 +345,13 @@
         <w:t xml:space="preserve">```</w:t>
       </w:r>
     </w:p>
-    <w:p>
-      <w:r>
-        <w:t xml:space="preserve"/>
-      </w:r>
-    </w:p>
+    <w:p/>
     <w:p>
       <w:r>
         <w:t xml:space="preserve">Используемые библиотеки и паттерны:</w:t>
       </w:r>
     </w:p>
-    <w:p>
-      <w:r>
-        <w:t xml:space="preserve"/>
-      </w:r>
-    </w:p>
+    <w:p/>
     <w:p>
       <w:r>
         <w:t xml:space="preserve">- `SafeERC20 (безопасная работа с ERC-20 токенами)`;</w:t>
@@ -492,44 +382,25 @@
         <w:t xml:space="preserve">- `TimelockController` или собственная timelock-логика, если потребуется.</w:t>
       </w:r>
     </w:p>
-    <w:p>
-      <w:r>
-        <w:t xml:space="preserve"/>
-      </w:r>
-    </w:p>
+    <w:p/>
     <w:p>
       <w:r>
         <w:t xml:space="preserve">Точная версия Solidity и OpenZeppelin фиксируется перед началом кодинга и аудита.</w:t>
       </w:r>
     </w:p>
-    <w:p>
-      <w:r>
-        <w:t xml:space="preserve"/>
-      </w:r>
-    </w:p>
-    <w:p>
-      <w:pPr>
-        <w:pStyle w:val="Heading3"/>
-      </w:pPr>
-      <w:r>
-        <w:t xml:space="preserve">2.3. Валюта</w:t>
-      </w:r>
-    </w:p>
-    <w:p>
-      <w:r>
-        <w:t xml:space="preserve"/>
-      </w:r>
-    </w:p>
+    <w:p/>
+    <w:p>
+      <w:r>
+        <w:t xml:space="preserve">### 2.3. Валюта</w:t>
+      </w:r>
+    </w:p>
+    <w:p/>
     <w:p>
       <w:r>
         <w:t xml:space="preserve">Базовая валюта MVP:</w:t>
       </w:r>
     </w:p>
-    <w:p>
-      <w:r>
-        <w:t xml:space="preserve"/>
-      </w:r>
-    </w:p>
+    <w:p/>
     <w:p>
       <w:r>
         <w:t xml:space="preserve">```text</w:t>
@@ -550,21 +421,13 @@
         <w:t xml:space="preserve">```</w:t>
       </w:r>
     </w:p>
-    <w:p>
-      <w:r>
-        <w:t xml:space="preserve"/>
-      </w:r>
-    </w:p>
+    <w:p/>
     <w:p>
       <w:r>
         <w:t xml:space="preserve">Все расчеты выполняются в минимальных единицах USDC:</w:t>
       </w:r>
     </w:p>
-    <w:p>
-      <w:r>
-        <w:t xml:space="preserve"/>
-      </w:r>
-    </w:p>
+    <w:p/>
     <w:p>
       <w:r>
         <w:t xml:space="preserve">```text</w:t>
@@ -580,44 +443,28 @@
         <w:t xml:space="preserve">```</w:t>
       </w:r>
     </w:p>
-    <w:p>
-      <w:r>
-        <w:t xml:space="preserve"/>
-      </w:r>
-    </w:p>
-    <w:p>
-      <w:r>
-        <w:t xml:space="preserve">────────────────────────</w:t>
-      </w:r>
-    </w:p>
-    <w:p>
-      <w:r>
-        <w:t xml:space="preserve"/>
-      </w:r>
-    </w:p>
-    <w:p>
-      <w:pPr>
-        <w:pStyle w:val="Heading2"/>
-      </w:pPr>
-      <w:r>
-        <w:t xml:space="preserve">3. Архитектурное решение MVP</w:t>
-      </w:r>
-    </w:p>
-    <w:p>
-      <w:r>
-        <w:t xml:space="preserve"/>
-      </w:r>
-    </w:p>
+    <w:p/>
+    <w:p>
+      <w:r>
+        <w:t xml:space="preserve">---</w:t>
+      </w:r>
+    </w:p>
+    <w:p/>
+    <w:p>
+      <w:pPr>
+        <w:pStyle w:val="Heading1"/>
+      </w:pPr>
+      <w:r>
+        <w:t xml:space="preserve">## 3. Архитектурное решение MVP</w:t>
+      </w:r>
+    </w:p>
+    <w:p/>
     <w:p>
       <w:r>
         <w:t xml:space="preserve">Для MVP фиксируется модульная схема:</w:t>
       </w:r>
     </w:p>
-    <w:p>
-      <w:r>
-        <w:t xml:space="preserve"/>
-      </w:r>
-    </w:p>
+    <w:p/>
     <w:p>
       <w:r>
         <w:t xml:space="preserve">```text</w:t>
@@ -663,21 +510,13 @@
         <w:t xml:space="preserve">```</w:t>
       </w:r>
     </w:p>
-    <w:p>
-      <w:r>
-        <w:t xml:space="preserve"/>
-      </w:r>
-    </w:p>
+    <w:p/>
     <w:p>
       <w:r>
         <w:t xml:space="preserve">Роли:</w:t>
       </w:r>
     </w:p>
-    <w:p>
-      <w:r>
-        <w:t xml:space="preserve"/>
-      </w:r>
-    </w:p>
+    <w:p/>
     <w:p>
       <w:r>
         <w:t xml:space="preserve">| Контракт | Назначение |</w:t>
@@ -728,67 +567,40 @@
         <w:t xml:space="preserve">| EmergencyController | pause/unpause и аварийные сценарии |</w:t>
       </w:r>
     </w:p>
-    <w:p>
-      <w:r>
-        <w:t xml:space="preserve"/>
-      </w:r>
-    </w:p>
+    <w:p/>
     <w:p>
       <w:r>
         <w:t xml:space="preserve">Допускается объединение некоторых контрактов на MVP, если аудит покажет, что так безопаснее и дешевле. Но логические зоны ответственности должны остаться разделенными.</w:t>
       </w:r>
     </w:p>
-    <w:p>
-      <w:r>
-        <w:t xml:space="preserve"/>
-      </w:r>
-    </w:p>
-    <w:p>
-      <w:r>
-        <w:t xml:space="preserve">────────────────────────</w:t>
-      </w:r>
-    </w:p>
-    <w:p>
-      <w:r>
-        <w:t xml:space="preserve"/>
-      </w:r>
-    </w:p>
-    <w:p>
-      <w:pPr>
-        <w:pStyle w:val="Heading2"/>
-      </w:pPr>
-      <w:r>
-        <w:t xml:space="preserve">4. Что on-chain, а что off-chain</w:t>
-      </w:r>
-    </w:p>
-    <w:p>
-      <w:r>
-        <w:t xml:space="preserve"/>
-      </w:r>
-    </w:p>
-    <w:p>
-      <w:pPr>
-        <w:pStyle w:val="Heading3"/>
-      </w:pPr>
-      <w:r>
-        <w:t xml:space="preserve">4.1. On-chain</w:t>
-      </w:r>
-    </w:p>
-    <w:p>
-      <w:r>
-        <w:t xml:space="preserve"/>
-      </w:r>
-    </w:p>
+    <w:p/>
+    <w:p>
+      <w:r>
+        <w:t xml:space="preserve">---</w:t>
+      </w:r>
+    </w:p>
+    <w:p/>
+    <w:p>
+      <w:pPr>
+        <w:pStyle w:val="Heading1"/>
+      </w:pPr>
+      <w:r>
+        <w:t xml:space="preserve">## 4. Что on-chain, а что off-chain</w:t>
+      </w:r>
+    </w:p>
+    <w:p/>
+    <w:p>
+      <w:r>
+        <w:t xml:space="preserve">### 4.1. On-chain</w:t>
+      </w:r>
+    </w:p>
+    <w:p/>
     <w:p>
       <w:r>
         <w:t xml:space="preserve">В блокчейне фиксируется:</w:t>
       </w:r>
     </w:p>
-    <w:p>
-      <w:r>
-        <w:t xml:space="preserve"/>
-      </w:r>
-    </w:p>
+    <w:p/>
     <w:p>
       <w:r>
         <w:t xml:space="preserve">- drawId;</w:t>
@@ -869,34 +681,19 @@
         <w:t xml:space="preserve">- события jackpot/payout history: drawId, wallet, amount, payoutLevel, tx hash через блокчейн-транзакцию, blockNumber и paidAt на стороне индексатора.</w:t>
       </w:r>
     </w:p>
-    <w:p>
-      <w:r>
-        <w:t xml:space="preserve"/>
-      </w:r>
-    </w:p>
-    <w:p>
-      <w:pPr>
-        <w:pStyle w:val="Heading3"/>
-      </w:pPr>
-      <w:r>
-        <w:t xml:space="preserve">4.2. Off-chain</w:t>
-      </w:r>
-    </w:p>
-    <w:p>
-      <w:r>
-        <w:t xml:space="preserve"/>
-      </w:r>
-    </w:p>
+    <w:p/>
+    <w:p>
+      <w:r>
+        <w:t xml:space="preserve">### 4.2. Off-chain</w:t>
+      </w:r>
+    </w:p>
+    <w:p/>
     <w:p>
       <w:r>
         <w:t xml:space="preserve">Вне блокчейна выполняется:</w:t>
       </w:r>
     </w:p>
-    <w:p>
-      <w:r>
-        <w:t xml:space="preserve"/>
-      </w:r>
-    </w:p>
+    <w:p/>
     <w:p>
       <w:r>
         <w:t xml:space="preserve">- подбор спортивных событий;</w:t>
@@ -952,74 +749,46 @@
         <w:t xml:space="preserve">- пользовательская аналитика.</w:t>
       </w:r>
     </w:p>
-    <w:p>
-      <w:r>
-        <w:t xml:space="preserve"/>
-      </w:r>
-    </w:p>
+    <w:p/>
     <w:p>
       <w:r>
         <w:t xml:space="preserve">Off-chain расчет не должен быть “черным ящиком”. Его результат должен подтверждаться hash/root и audit log.</w:t>
       </w:r>
     </w:p>
-    <w:p>
-      <w:r>
-        <w:t xml:space="preserve"/>
-      </w:r>
-    </w:p>
+    <w:p/>
     <w:p>
       <w:r>
         <w:t xml:space="preserve">Индексатор OX должен строить долгосрочный публичный архив выплат на основе событий смарт-контрактов. Минимальный срок хранения собственного индекса и резервных копий - 10 лет. Стратегический целевой горизонт - 50 лет.</w:t>
       </w:r>
     </w:p>
-    <w:p>
-      <w:r>
-        <w:t xml:space="preserve"/>
-      </w:r>
-    </w:p>
-    <w:p>
-      <w:r>
-        <w:t xml:space="preserve">────────────────────────</w:t>
-      </w:r>
-    </w:p>
-    <w:p>
-      <w:r>
-        <w:t xml:space="preserve"/>
-      </w:r>
-    </w:p>
-    <w:p>
-      <w:pPr>
-        <w:pStyle w:val="Heading2"/>
-      </w:pPr>
-      <w:r>
-        <w:t xml:space="preserve">5. DrawManager</w:t>
-      </w:r>
-    </w:p>
-    <w:p>
-      <w:r>
-        <w:t xml:space="preserve"/>
-      </w:r>
-    </w:p>
+    <w:p/>
+    <w:p>
+      <w:r>
+        <w:t xml:space="preserve">---</w:t>
+      </w:r>
+    </w:p>
+    <w:p/>
+    <w:p>
+      <w:pPr>
+        <w:pStyle w:val="Heading1"/>
+      </w:pPr>
+      <w:r>
+        <w:t xml:space="preserve">## 5. DrawManager</w:t>
+      </w:r>
+    </w:p>
+    <w:p/>
     <w:p>
       <w:r>
         <w:t xml:space="preserve">DrawManager управляет жизненным циклом тиража.</w:t>
       </w:r>
     </w:p>
-    <w:p>
-      <w:r>
-        <w:t xml:space="preserve"/>
-      </w:r>
-    </w:p>
+    <w:p/>
     <w:p>
       <w:r>
         <w:t xml:space="preserve">Статусы:</w:t>
       </w:r>
     </w:p>
-    <w:p>
-      <w:r>
-        <w:t xml:space="preserve"/>
-      </w:r>
-    </w:p>
+    <w:p/>
     <w:p>
       <w:r>
         <w:t xml:space="preserve">| Статус | Значение |</w:t>
@@ -1085,21 +854,13 @@
         <w:t xml:space="preserve">| Cancelled | тираж отменен |</w:t>
       </w:r>
     </w:p>
-    <w:p>
-      <w:r>
-        <w:t xml:space="preserve"/>
-      </w:r>
-    </w:p>
+    <w:p/>
     <w:p>
       <w:r>
         <w:t xml:space="preserve">Минимальные данные:</w:t>
       </w:r>
     </w:p>
-    <w:p>
-      <w:r>
-        <w:t xml:space="preserve"/>
-      </w:r>
-    </w:p>
+    <w:p/>
     <w:p>
       <w:r>
         <w:t xml:space="preserve">```text</w:t>
@@ -1195,31 +956,19 @@
         <w:t xml:space="preserve">```</w:t>
       </w:r>
     </w:p>
-    <w:p>
-      <w:r>
-        <w:t xml:space="preserve"/>
-      </w:r>
-    </w:p>
+    <w:p/>
     <w:p>
       <w:r>
         <w:t xml:space="preserve">`comboPrice` - минимальная цена одной комбинации, рассчитанная по этапу 5 "Защита от кита".</w:t>
       </w:r>
     </w:p>
-    <w:p>
-      <w:r>
-        <w:t xml:space="preserve"/>
-      </w:r>
-    </w:p>
+    <w:p/>
     <w:p>
       <w:r>
         <w:t xml:space="preserve">Правило:</w:t>
       </w:r>
     </w:p>
-    <w:p>
-      <w:r>
-        <w:t xml:space="preserve"/>
-      </w:r>
-    </w:p>
+    <w:p/>
     <w:p>
       <w:r>
         <w:t xml:space="preserve">```text</w:t>
@@ -1235,21 +984,13 @@
         <w:t xml:space="preserve">```</w:t>
       </w:r>
     </w:p>
-    <w:p>
-      <w:r>
-        <w:t xml:space="preserve"/>
-      </w:r>
-    </w:p>
+    <w:p/>
     <w:p>
       <w:r>
         <w:t xml:space="preserve">Функции:</w:t>
       </w:r>
     </w:p>
-    <w:p>
-      <w:r>
-        <w:t xml:space="preserve"/>
-      </w:r>
-    </w:p>
+    <w:p/>
     <w:p>
       <w:r>
         <w:t xml:space="preserve">```text</w:t>
@@ -1315,21 +1056,13 @@
         <w:t xml:space="preserve">```</w:t>
       </w:r>
     </w:p>
-    <w:p>
-      <w:r>
-        <w:t xml:space="preserve"/>
-      </w:r>
-    </w:p>
+    <w:p/>
     <w:p>
       <w:r>
         <w:t xml:space="preserve">Правила:</w:t>
       </w:r>
     </w:p>
-    <w:p>
-      <w:r>
-        <w:t xml:space="preserve"/>
-      </w:r>
-    </w:p>
+    <w:p/>
     <w:p>
       <w:r>
         <w:t xml:space="preserve">- после `Open` нельзя менять comboPrice;</w:t>
@@ -1370,77 +1103,46 @@
         <w:t xml:space="preserve">- `cancelDraw` после покупки билетов запускает refund-процедуру.</w:t>
       </w:r>
     </w:p>
-    <w:p>
-      <w:r>
-        <w:t xml:space="preserve"/>
-      </w:r>
-    </w:p>
+    <w:p/>
     <w:p>
       <w:r>
         <w:t xml:space="preserve">`setComboPrice` разрешен только до `Open` и только на основании risk report (отчета о рисках). После `Open` изменение цены запрещено технически.</w:t>
       </w:r>
     </w:p>
-    <w:p>
-      <w:r>
-        <w:t xml:space="preserve"/>
-      </w:r>
-    </w:p>
-    <w:p>
-      <w:r>
-        <w:t xml:space="preserve">────────────────────────</w:t>
-      </w:r>
-    </w:p>
-    <w:p>
-      <w:r>
-        <w:t xml:space="preserve"/>
-      </w:r>
-    </w:p>
-    <w:p>
-      <w:pPr>
-        <w:pStyle w:val="Heading2"/>
-      </w:pPr>
-      <w:r>
-        <w:t xml:space="preserve">6. TicketVault</w:t>
-      </w:r>
-    </w:p>
-    <w:p>
-      <w:r>
-        <w:t xml:space="preserve"/>
-      </w:r>
-    </w:p>
+    <w:p/>
+    <w:p>
+      <w:r>
+        <w:t xml:space="preserve">---</w:t>
+      </w:r>
+    </w:p>
+    <w:p/>
+    <w:p>
+      <w:pPr>
+        <w:pStyle w:val="Heading1"/>
+      </w:pPr>
+      <w:r>
+        <w:t xml:space="preserve">## 6. TicketVault</w:t>
+      </w:r>
+    </w:p>
+    <w:p/>
     <w:p>
       <w:r>
         <w:t xml:space="preserve">TicketVault принимает оплату билетов и фиксирует покупку.</w:t>
       </w:r>
     </w:p>
-    <w:p>
-      <w:r>
-        <w:t xml:space="preserve"/>
-      </w:r>
-    </w:p>
-    <w:p>
-      <w:pPr>
-        <w:pStyle w:val="Heading3"/>
-      </w:pPr>
-      <w:r>
-        <w:t xml:space="preserve">6.1. Ticket model</w:t>
-      </w:r>
-    </w:p>
-    <w:p>
-      <w:r>
-        <w:t xml:space="preserve"/>
-      </w:r>
-    </w:p>
+    <w:p/>
+    <w:p>
+      <w:r>
+        <w:t xml:space="preserve">### 6.1. Ticket model</w:t>
+      </w:r>
+    </w:p>
+    <w:p/>
     <w:p>
       <w:r>
         <w:t xml:space="preserve">Минимальная структура:</w:t>
       </w:r>
     </w:p>
-    <w:p>
-      <w:r>
-        <w:t xml:space="preserve"/>
-      </w:r>
-    </w:p>
+    <w:p/>
     <w:p>
       <w:r>
         <w:t xml:space="preserve">```text</w:t>
@@ -1521,21 +1223,13 @@
         <w:t xml:space="preserve">```</w:t>
       </w:r>
     </w:p>
-    <w:p>
-      <w:r>
-        <w:t xml:space="preserve"/>
-      </w:r>
-    </w:p>
+    <w:p/>
     <w:p>
       <w:r>
         <w:t xml:space="preserve">`ticketHash` - hash полного off-chain описания билета:</w:t>
       </w:r>
     </w:p>
-    <w:p>
-      <w:r>
-        <w:t xml:space="preserve"/>
-      </w:r>
-    </w:p>
+    <w:p/>
     <w:p>
       <w:r>
         <w:t xml:space="preserve">```text</w:t>
@@ -1551,54 +1245,31 @@
         <w:t xml:space="preserve">```</w:t>
       </w:r>
     </w:p>
-    <w:p>
-      <w:r>
-        <w:t xml:space="preserve"/>
-      </w:r>
-    </w:p>
+    <w:p/>
     <w:p>
       <w:r>
         <w:t xml:space="preserve">Полный список selections (выборов пользователя) может храниться off-chain, но hash должен позволять проверить, что билет не изменился после покупки.</w:t>
       </w:r>
     </w:p>
-    <w:p>
-      <w:r>
-        <w:t xml:space="preserve"/>
-      </w:r>
-    </w:p>
+    <w:p/>
     <w:p>
       <w:r>
         <w:t xml:space="preserve">`operatorIdHash`, `partnerIdHash`, `jurisdictionIdHash` и `licenseScopeHash` нужны для будущей B2B/B2B2C-модели. Они не должны раскрывать персональные данные игрока и не означают, что контракт сам проверяет локальную лицензию. Контракт принимает эти поля только как часть signed quote / purchase permit.</w:t>
       </w:r>
     </w:p>
-    <w:p>
-      <w:r>
-        <w:t xml:space="preserve"/>
-      </w:r>
-    </w:p>
-    <w:p>
-      <w:pPr>
-        <w:pStyle w:val="Heading3"/>
-      </w:pPr>
-      <w:r>
-        <w:t xml:space="preserve">6.2. Покупка билета</w:t>
-      </w:r>
-    </w:p>
-    <w:p>
-      <w:r>
-        <w:t xml:space="preserve"/>
-      </w:r>
-    </w:p>
+    <w:p/>
+    <w:p>
+      <w:r>
+        <w:t xml:space="preserve">### 6.2. Покупка билета</w:t>
+      </w:r>
+    </w:p>
+    <w:p/>
     <w:p>
       <w:r>
         <w:t xml:space="preserve">Функция:</w:t>
       </w:r>
     </w:p>
-    <w:p>
-      <w:r>
-        <w:t xml:space="preserve"/>
-      </w:r>
-    </w:p>
+    <w:p/>
     <w:p>
       <w:r>
         <w:t xml:space="preserve">```text</w:t>
@@ -1614,21 +1285,13 @@
         <w:t xml:space="preserve">```</w:t>
       </w:r>
     </w:p>
-    <w:p>
-      <w:r>
-        <w:t xml:space="preserve"/>
-      </w:r>
-    </w:p>
+    <w:p/>
     <w:p>
       <w:r>
         <w:t xml:space="preserve">Для B2B-совместимости фактическая реализация должна принимать signed quote payload, где зафиксированы:</w:t>
       </w:r>
     </w:p>
-    <w:p>
-      <w:r>
-        <w:t xml:space="preserve"/>
-      </w:r>
-    </w:p>
+    <w:p/>
     <w:p>
       <w:r>
         <w:t xml:space="preserve">```text</w:t>
@@ -1684,21 +1347,13 @@
         <w:t xml:space="preserve">```</w:t>
       </w:r>
     </w:p>
-    <w:p>
-      <w:r>
-        <w:t xml:space="preserve"/>
-      </w:r>
-    </w:p>
+    <w:p/>
     <w:p>
       <w:r>
         <w:t xml:space="preserve">Проверки:</w:t>
       </w:r>
     </w:p>
-    <w:p>
-      <w:r>
-        <w:t xml:space="preserve"/>
-      </w:r>
-    </w:p>
+    <w:p/>
     <w:p>
       <w:r>
         <w:t xml:space="preserve">- drawId существует;</w:t>
@@ -1774,21 +1429,13 @@
         <w:t xml:space="preserve">- operatorIdHash/jurisdictionIdHash/poolScope совпадают с подписанными значениями.</w:t>
       </w:r>
     </w:p>
-    <w:p>
-      <w:r>
-        <w:t xml:space="preserve"/>
-      </w:r>
-    </w:p>
+    <w:p/>
     <w:p>
       <w:r>
         <w:t xml:space="preserve">Контрактная проверка минимальной цены:</w:t>
       </w:r>
     </w:p>
-    <w:p>
-      <w:r>
-        <w:t xml:space="preserve"/>
-      </w:r>
-    </w:p>
+    <w:p/>
     <w:p>
       <w:r>
         <w:t xml:space="preserve">```text</w:t>
@@ -1804,21 +1451,13 @@
         <w:t xml:space="preserve">```</w:t>
       </w:r>
     </w:p>
-    <w:p>
-      <w:r>
-        <w:t xml:space="preserve"/>
-      </w:r>
-    </w:p>
+    <w:p/>
     <w:p>
       <w:r>
         <w:t xml:space="preserve">События:</w:t>
       </w:r>
     </w:p>
-    <w:p>
-      <w:r>
-        <w:t xml:space="preserve"/>
-      </w:r>
-    </w:p>
+    <w:p/>
     <w:p>
       <w:r>
         <w:t xml:space="preserve">```text</w:t>
@@ -1839,44 +1478,25 @@
         <w:t xml:space="preserve">```</w:t>
       </w:r>
     </w:p>
-    <w:p>
-      <w:r>
-        <w:t xml:space="preserve"/>
-      </w:r>
-    </w:p>
-    <w:p>
-      <w:pPr>
-        <w:pStyle w:val="Heading3"/>
-      </w:pPr>
-      <w:r>
-        <w:t xml:space="preserve">6.3. Важное ограничение</w:t>
-      </w:r>
-    </w:p>
-    <w:p>
-      <w:r>
-        <w:t xml:space="preserve"/>
-      </w:r>
-    </w:p>
+    <w:p/>
+    <w:p>
+      <w:r>
+        <w:t xml:space="preserve">### 6.3. Важное ограничение</w:t>
+      </w:r>
+    </w:p>
+    <w:p/>
     <w:p>
       <w:r>
         <w:t xml:space="preserve">Смарт-контракт MVP не обязан раскладывать системную ставку в каждую комбинацию. Это делает off-chain ticket engine.</w:t>
       </w:r>
     </w:p>
-    <w:p>
-      <w:r>
-        <w:t xml:space="preserve"/>
-      </w:r>
-    </w:p>
+    <w:p/>
     <w:p>
       <w:r>
         <w:t xml:space="preserve">Контракт должен проверить:</w:t>
       </w:r>
     </w:p>
-    <w:p>
-      <w:r>
-        <w:t xml:space="preserve"/>
-      </w:r>
-    </w:p>
+    <w:p/>
     <w:p>
       <w:r>
         <w:t xml:space="preserve">- количество комбинаций;</w:t>
@@ -1902,77 +1522,46 @@
         <w:t xml:space="preserve">- оплату.</w:t>
       </w:r>
     </w:p>
-    <w:p>
-      <w:r>
-        <w:t xml:space="preserve"/>
-      </w:r>
-    </w:p>
-    <w:p>
-      <w:r>
-        <w:t xml:space="preserve">────────────────────────</w:t>
-      </w:r>
-    </w:p>
-    <w:p>
-      <w:r>
-        <w:t xml:space="preserve"/>
-      </w:r>
-    </w:p>
-    <w:p>
-      <w:pPr>
-        <w:pStyle w:val="Heading2"/>
-      </w:pPr>
-      <w:r>
-        <w:t xml:space="preserve">7. TreasuryVault</w:t>
-      </w:r>
-    </w:p>
-    <w:p>
-      <w:r>
-        <w:t xml:space="preserve"/>
-      </w:r>
-    </w:p>
+    <w:p/>
+    <w:p>
+      <w:r>
+        <w:t xml:space="preserve">---</w:t>
+      </w:r>
+    </w:p>
+    <w:p/>
+    <w:p>
+      <w:pPr>
+        <w:pStyle w:val="Heading1"/>
+      </w:pPr>
+      <w:r>
+        <w:t xml:space="preserve">## 7. TreasuryVault</w:t>
+      </w:r>
+    </w:p>
+    <w:p/>
     <w:p>
       <w:r>
         <w:t xml:space="preserve">TreasuryVault отвечает за учет средств.</w:t>
       </w:r>
     </w:p>
-    <w:p>
-      <w:r>
-        <w:t xml:space="preserve"/>
-      </w:r>
-    </w:p>
+    <w:p/>
     <w:p>
       <w:r>
         <w:t xml:space="preserve">Важно: TreasuryVault является direct-custody вариантом. Для юридически безопасного B2B/B2B2C пилота архитектура должна также поддерживать OperatorVault / OperatorEscrow режим, где оператор является operator of record, а средства проходят через operator wallet / operator-controlled escrow.</w:t>
       </w:r>
     </w:p>
-    <w:p>
-      <w:r>
-        <w:t xml:space="preserve"/>
-      </w:r>
-    </w:p>
-    <w:p>
-      <w:pPr>
-        <w:pStyle w:val="Heading3"/>
-      </w:pPr>
-      <w:r>
-        <w:t xml:space="preserve">7.1. Custody modes</w:t>
-      </w:r>
-    </w:p>
-    <w:p>
-      <w:r>
-        <w:t xml:space="preserve"/>
-      </w:r>
-    </w:p>
+    <w:p/>
+    <w:p>
+      <w:r>
+        <w:t xml:space="preserve">### 7.1. Custody modes</w:t>
+      </w:r>
+    </w:p>
+    <w:p/>
     <w:p>
       <w:r>
         <w:t xml:space="preserve">#### Режим A: Direct OX Mode</w:t>
       </w:r>
     </w:p>
-    <w:p>
-      <w:r>
-        <w:t xml:space="preserve"/>
-      </w:r>
-    </w:p>
+    <w:p/>
     <w:p>
       <w:r>
         <w:t xml:space="preserve">```text</w:t>
@@ -1988,31 +1577,19 @@
         <w:t xml:space="preserve">```</w:t>
       </w:r>
     </w:p>
-    <w:p>
-      <w:r>
-        <w:t xml:space="preserve"/>
-      </w:r>
-    </w:p>
+    <w:p/>
     <w:p>
       <w:r>
         <w:t xml:space="preserve">В этом режиме OX smart contracts напрямую принимают и учитывают средства. Это технически проще, но юридически повышает риск, что OX будет считаться operator/co-operator, custodian или payment/VASP actor.</w:t>
       </w:r>
     </w:p>
-    <w:p>
-      <w:r>
-        <w:t xml:space="preserve"/>
-      </w:r>
-    </w:p>
+    <w:p/>
     <w:p>
       <w:r>
         <w:t xml:space="preserve">#### Режим B: Operator-Controlled Escrow Mode</w:t>
       </w:r>
     </w:p>
-    <w:p>
-      <w:r>
-        <w:t xml:space="preserve"/>
-      </w:r>
-    </w:p>
+    <w:p/>
     <w:p>
       <w:r>
         <w:t xml:space="preserve">```text</w:t>
@@ -2028,21 +1605,13 @@
         <w:t xml:space="preserve">```</w:t>
       </w:r>
     </w:p>
-    <w:p>
-      <w:r>
-        <w:t xml:space="preserve"/>
-      </w:r>
-    </w:p>
+    <w:p/>
     <w:p>
       <w:r>
         <w:t xml:space="preserve">В этом режиме:</w:t>
       </w:r>
     </w:p>
-    <w:p>
-      <w:r>
-        <w:t xml:space="preserve"/>
-      </w:r>
-    </w:p>
+    <w:p/>
     <w:p>
       <w:r>
         <w:t xml:space="preserve">- оператор является player-facing operator of record;</w:t>
@@ -2068,39 +1637,27 @@
         <w:t xml:space="preserve">- оператор обязан подтвердить payout через reconciliation report.</w:t>
       </w:r>
     </w:p>
-    <w:p>
-      <w:r>
-        <w:t xml:space="preserve"/>
-      </w:r>
-    </w:p>
+    <w:p/>
     <w:p>
       <w:r>
         <w:t xml:space="preserve">Для B2B-пилота предпочтителен Режим B. Режим A допустим только после отдельного legal approval для direct crypto pilot.</w:t>
       </w:r>
     </w:p>
-    <w:p>
-      <w:r>
-        <w:t xml:space="preserve"/>
-      </w:r>
-    </w:p>
+    <w:p/>
     <w:p>
       <w:r>
         <w:t xml:space="preserve">Базовое распределение:</w:t>
       </w:r>
     </w:p>
-    <w:p>
-      <w:r>
-        <w:t xml:space="preserve"/>
-      </w:r>
-    </w:p>
-    <w:p>
-      <w:r>
-        <w:t xml:space="preserve">```text</w:t>
-      </w:r>
-    </w:p>
-    <w:p>
-      <w:r>
-        <w:t xml:space="preserve">prizePool = handle * 80%</w:t>
+    <w:p/>
+    <w:p>
+      <w:r>
+        <w:t xml:space="preserve">```text</w:t>
+      </w:r>
+    </w:p>
+    <w:p>
+      <w:r>
+        <w:t xml:space="preserve">dailyPrizePool = handle * 80%</w:t>
       </w:r>
     </w:p>
     <w:p>
@@ -2128,21 +1685,13 @@
         <w:t xml:space="preserve">```</w:t>
       </w:r>
     </w:p>
-    <w:p>
-      <w:r>
-        <w:t xml:space="preserve"/>
-      </w:r>
-    </w:p>
+    <w:p/>
     <w:p>
       <w:r>
         <w:t xml:space="preserve">Важно:</w:t>
       </w:r>
     </w:p>
-    <w:p>
-      <w:r>
-        <w:t xml:space="preserve"/>
-      </w:r>
-    </w:p>
+    <w:p/>
     <w:p>
       <w:r>
         <w:t xml:space="preserve">```text</w:t>
@@ -2163,61 +1712,50 @@
         <w:t xml:space="preserve">```</w:t>
       </w:r>
     </w:p>
-    <w:p>
-      <w:r>
-        <w:t xml:space="preserve"/>
-      </w:r>
-    </w:p>
-    <w:p>
-      <w:r>
-        <w:t xml:space="preserve">Gas reserve должен учитываться отдельно от prizePool и jackpot. Для MVP допускаются три варианта реализации:</w:t>
-      </w:r>
-    </w:p>
-    <w:p>
-      <w:r>
-        <w:t xml:space="preserve"/>
-      </w:r>
-    </w:p>
-    <w:p>
+    <w:p/>
+    <w:p>
+      <w:r>
+        <w:t xml:space="preserve">Gas reserve должен учитываться отдельно от Daily Prize Pool и jackpot. Для MVP допускаются три варианта реализации:</w:t>
+      </w:r>
+    </w:p>
+    <w:p/>
+    <w:p>
+      <w:pPr>
+        <w:pStyle w:val="Heading1"/>
+      </w:pPr>
       <w:r>
         <w:t xml:space="preserve">1. отдельный `GasReserveWallet` (кошелек резерва газа);</w:t>
       </w:r>
     </w:p>
     <w:p>
+      <w:pPr>
+        <w:pStyle w:val="Heading1"/>
+      </w:pPr>
       <w:r>
         <w:t xml:space="preserve">2. отдельный баланс внутри `TreasuryVault`;</w:t>
       </w:r>
     </w:p>
     <w:p>
+      <w:pPr>
+        <w:pStyle w:val="Heading1"/>
+      </w:pPr>
       <w:r>
         <w:t xml:space="preserve">3. пополнение executor wallet из операционного кошелька с обязательным учетом gas reserve.</w:t>
       </w:r>
     </w:p>
-    <w:p>
-      <w:r>
-        <w:t xml:space="preserve"/>
-      </w:r>
-    </w:p>
-    <w:p>
-      <w:r>
-        <w:t xml:space="preserve">Финальный вариант выбирается на этапе инфраструктуры. В любом варианте prizePool и jackpot не используются для оплаты газа.</w:t>
-      </w:r>
-    </w:p>
-    <w:p>
-      <w:r>
-        <w:t xml:space="preserve"/>
-      </w:r>
-    </w:p>
+    <w:p/>
+    <w:p>
+      <w:r>
+        <w:t xml:space="preserve">Финальный вариант выбирается на этапе инфраструктуры. В любом варианте Daily Prize Pool и jackpot не используются для оплаты газа.</w:t>
+      </w:r>
+    </w:p>
+    <w:p/>
     <w:p>
       <w:r>
         <w:t xml:space="preserve">Функции:</w:t>
       </w:r>
     </w:p>
-    <w:p>
-      <w:r>
-        <w:t xml:space="preserve"/>
-      </w:r>
-    </w:p>
+    <w:p/>
     <w:p>
       <w:r>
         <w:t xml:space="preserve">```text</w:t>
@@ -2258,24 +1796,16 @@
         <w:t xml:space="preserve">```</w:t>
       </w:r>
     </w:p>
-    <w:p>
-      <w:r>
-        <w:t xml:space="preserve"/>
-      </w:r>
-    </w:p>
+    <w:p/>
     <w:p>
       <w:r>
         <w:t xml:space="preserve">Правила:</w:t>
       </w:r>
     </w:p>
-    <w:p>
-      <w:r>
-        <w:t xml:space="preserve"/>
-      </w:r>
-    </w:p>
-    <w:p>
-      <w:r>
-        <w:t xml:space="preserve">- prizePool нельзя использовать для gas reserve;</w:t>
+    <w:p/>
+    <w:p>
+      <w:r>
+        <w:t xml:space="preserve">- Daily Prize Pool нельзя использовать для gas reserve;</w:t>
       </w:r>
     </w:p>
     <w:p>
@@ -2290,6 +1820,21 @@
     </w:p>
     <w:p>
       <w:r>
+        <w:t xml:space="preserve">- activeJackpot выплачивается только при 15/15;</w:t>
+      </w:r>
+    </w:p>
+    <w:p>
+      <w:r>
+        <w:t xml:space="preserve">- Daily Prize Pool разыгрывается отдельно в текущем валидном тираже;</w:t>
+      </w:r>
+    </w:p>
+    <w:p>
+      <w:r>
+        <w:t xml:space="preserve">- jackpot и Daily Prize Pool нельзя смешивать в один общий призовой котел;</w:t>
+      </w:r>
+    </w:p>
+    <w:p>
+      <w:r>
         <w:t xml:space="preserve">- activeJackpot фиксируется до Open;</w:t>
       </w:r>
     </w:p>
@@ -2313,29 +1858,21 @@
         <w:t xml:space="preserve">- каждый перевод средств должен иметь событие.</w:t>
       </w:r>
     </w:p>
-    <w:p>
-      <w:r>
-        <w:t xml:space="preserve"/>
-      </w:r>
-    </w:p>
+    <w:p/>
     <w:p>
       <w:r>
         <w:t xml:space="preserve">События:</w:t>
       </w:r>
     </w:p>
-    <w:p>
-      <w:r>
-        <w:t xml:space="preserve"/>
-      </w:r>
-    </w:p>
-    <w:p>
-      <w:r>
-        <w:t xml:space="preserve">```text</w:t>
-      </w:r>
-    </w:p>
-    <w:p>
-      <w:r>
-        <w:t xml:space="preserve">TreasuryAccounted(drawId, handle, prizePool, platformFeeGross, jackpotContribution)</w:t>
+    <w:p/>
+    <w:p>
+      <w:r>
+        <w:t xml:space="preserve">```text</w:t>
+      </w:r>
+    </w:p>
+    <w:p>
+      <w:r>
+        <w:t xml:space="preserve">TreasuryAccounted(drawId, handle, dailyPrizePool, platformFeeGross, jackpotContribution)</w:t>
       </w:r>
     </w:p>
     <w:p>
@@ -2373,54 +1910,34 @@
         <w:t xml:space="preserve">```</w:t>
       </w:r>
     </w:p>
-    <w:p>
-      <w:r>
-        <w:t xml:space="preserve"/>
-      </w:r>
-    </w:p>
-    <w:p>
-      <w:r>
-        <w:t xml:space="preserve">────────────────────────</w:t>
-      </w:r>
-    </w:p>
-    <w:p>
-      <w:r>
-        <w:t xml:space="preserve"/>
-      </w:r>
-    </w:p>
-    <w:p>
-      <w:pPr>
-        <w:pStyle w:val="Heading2"/>
-      </w:pPr>
-      <w:r>
-        <w:t xml:space="preserve">8. ResultRegistry</w:t>
-      </w:r>
-    </w:p>
-    <w:p>
-      <w:r>
-        <w:t xml:space="preserve"/>
-      </w:r>
-    </w:p>
+    <w:p/>
+    <w:p>
+      <w:r>
+        <w:t xml:space="preserve">---</w:t>
+      </w:r>
+    </w:p>
+    <w:p/>
+    <w:p>
+      <w:pPr>
+        <w:pStyle w:val="Heading1"/>
+      </w:pPr>
+      <w:r>
+        <w:t xml:space="preserve">## 8. ResultRegistry</w:t>
+      </w:r>
+    </w:p>
+    <w:p/>
     <w:p>
       <w:r>
         <w:t xml:space="preserve">ResultRegistry фиксирует финальный результат тиража.</w:t>
       </w:r>
     </w:p>
-    <w:p>
-      <w:r>
-        <w:t xml:space="preserve"/>
-      </w:r>
-    </w:p>
+    <w:p/>
     <w:p>
       <w:r>
         <w:t xml:space="preserve">Минимальные данные:</w:t>
       </w:r>
     </w:p>
-    <w:p>
-      <w:r>
-        <w:t xml:space="preserve"/>
-      </w:r>
-    </w:p>
+    <w:p/>
     <w:p>
       <w:r>
         <w:t xml:space="preserve">```text</w:t>
@@ -2471,21 +1988,13 @@
         <w:t xml:space="preserve">```</w:t>
       </w:r>
     </w:p>
-    <w:p>
-      <w:r>
-        <w:t xml:space="preserve"/>
-      </w:r>
-    </w:p>
+    <w:p/>
     <w:p>
       <w:r>
         <w:t xml:space="preserve">Функции:</w:t>
       </w:r>
     </w:p>
-    <w:p>
-      <w:r>
-        <w:t xml:space="preserve"/>
-      </w:r>
-    </w:p>
+    <w:p/>
     <w:p>
       <w:r>
         <w:t xml:space="preserve">```text</w:t>
@@ -2516,41 +2025,25 @@
         <w:t xml:space="preserve">```</w:t>
       </w:r>
     </w:p>
-    <w:p>
-      <w:r>
-        <w:t xml:space="preserve"/>
-      </w:r>
-    </w:p>
+    <w:p/>
     <w:p>
       <w:r>
         <w:t xml:space="preserve">Публичный on-chain challenge (оспаривание результата в контракте) в MVP не реализуется.</w:t>
       </w:r>
     </w:p>
-    <w:p>
-      <w:r>
-        <w:t xml:space="preserve"/>
-      </w:r>
-    </w:p>
+    <w:p/>
     <w:p>
       <w:r>
         <w:t xml:space="preserve">Причина: в этапе 7 апелляции пользователей обрабатываются off-chain через интерфейс, ResultOperator и multisig. Контракт не должен открывать публичный спам-вектор для оспаривания root.</w:t>
       </w:r>
     </w:p>
-    <w:p>
-      <w:r>
-        <w:t xml:space="preserve"/>
-      </w:r>
-    </w:p>
+    <w:p/>
     <w:p>
       <w:r>
         <w:t xml:space="preserve">Правила:</w:t>
       </w:r>
     </w:p>
-    <w:p>
-      <w:r>
-        <w:t xml:space="preserve"/>
-      </w:r>
-    </w:p>
+    <w:p/>
     <w:p>
       <w:r>
         <w:t xml:space="preserve">- result root нельзя публиковать до закрытия продаж;</w:t>
@@ -2581,21 +2074,13 @@
         <w:t xml:space="preserve">- validEventsCount может быть только 15, 14, 13 или 0 для void/refund.</w:t>
       </w:r>
     </w:p>
-    <w:p>
-      <w:r>
-        <w:t xml:space="preserve"/>
-      </w:r>
-    </w:p>
+    <w:p/>
     <w:p>
       <w:r>
         <w:t xml:space="preserve">События:</w:t>
       </w:r>
     </w:p>
-    <w:p>
-      <w:r>
-        <w:t xml:space="preserve"/>
-      </w:r>
-    </w:p>
+    <w:p/>
     <w:p>
       <w:r>
         <w:t xml:space="preserve">```text</w:t>
@@ -2621,54 +2106,34 @@
         <w:t xml:space="preserve">```</w:t>
       </w:r>
     </w:p>
-    <w:p>
-      <w:r>
-        <w:t xml:space="preserve"/>
-      </w:r>
-    </w:p>
-    <w:p>
-      <w:r>
-        <w:t xml:space="preserve">────────────────────────</w:t>
-      </w:r>
-    </w:p>
-    <w:p>
-      <w:r>
-        <w:t xml:space="preserve"/>
-      </w:r>
-    </w:p>
-    <w:p>
-      <w:pPr>
-        <w:pStyle w:val="Heading2"/>
-      </w:pPr>
-      <w:r>
-        <w:t xml:space="preserve">9. PayoutVault</w:t>
-      </w:r>
-    </w:p>
-    <w:p>
-      <w:r>
-        <w:t xml:space="preserve"/>
-      </w:r>
-    </w:p>
+    <w:p/>
+    <w:p>
+      <w:r>
+        <w:t xml:space="preserve">---</w:t>
+      </w:r>
+    </w:p>
+    <w:p/>
+    <w:p>
+      <w:pPr>
+        <w:pStyle w:val="Heading1"/>
+      </w:pPr>
+      <w:r>
+        <w:t xml:space="preserve">## 9. PayoutVault</w:t>
+      </w:r>
+    </w:p>
+    <w:p/>
     <w:p>
       <w:r>
         <w:t xml:space="preserve">PayoutVault реализует выплаты через Merkle proof.</w:t>
       </w:r>
     </w:p>
-    <w:p>
-      <w:r>
-        <w:t xml:space="preserve"/>
-      </w:r>
-    </w:p>
+    <w:p/>
     <w:p>
       <w:r>
         <w:t xml:space="preserve">Архитектура из этапа 6:</w:t>
       </w:r>
     </w:p>
-    <w:p>
-      <w:r>
-        <w:t xml:space="preserve"/>
-      </w:r>
-    </w:p>
+    <w:p/>
     <w:p>
       <w:r>
         <w:t xml:space="preserve">```text</w:t>
@@ -2684,21 +2149,13 @@
         <w:t xml:space="preserve">```</w:t>
       </w:r>
     </w:p>
-    <w:p>
-      <w:r>
-        <w:t xml:space="preserve"/>
-      </w:r>
-    </w:p>
+    <w:p/>
     <w:p>
       <w:r>
         <w:t xml:space="preserve">Функции:</w:t>
       </w:r>
     </w:p>
-    <w:p>
-      <w:r>
-        <w:t xml:space="preserve"/>
-      </w:r>
-    </w:p>
+    <w:p/>
     <w:p>
       <w:r>
         <w:t xml:space="preserve">```text</w:t>
@@ -2744,21 +2201,13 @@
         <w:t xml:space="preserve">```</w:t>
       </w:r>
     </w:p>
-    <w:p>
-      <w:r>
-        <w:t xml:space="preserve"/>
-      </w:r>
-    </w:p>
+    <w:p/>
     <w:p>
       <w:r>
         <w:t xml:space="preserve">Leaf data:</w:t>
       </w:r>
     </w:p>
-    <w:p>
-      <w:r>
-        <w:t xml:space="preserve"/>
-      </w:r>
-    </w:p>
+    <w:p/>
     <w:p>
       <w:r>
         <w:t xml:space="preserve">```text</w:t>
@@ -2829,31 +2278,19 @@
         <w:t xml:space="preserve">```</w:t>
       </w:r>
     </w:p>
-    <w:p>
-      <w:r>
-        <w:t xml:space="preserve"/>
-      </w:r>
-    </w:p>
+    <w:p/>
     <w:p>
       <w:r>
         <w:t xml:space="preserve">`claimDeadline` - timestamp, после которого claim невозможен, если срок не продлен контролируемой процедурой.</w:t>
       </w:r>
     </w:p>
-    <w:p>
-      <w:r>
-        <w:t xml:space="preserve"/>
-      </w:r>
-    </w:p>
+    <w:p/>
     <w:p>
       <w:r>
         <w:t xml:space="preserve">Проверки:</w:t>
       </w:r>
     </w:p>
-    <w:p>
-      <w:r>
-        <w:t xml:space="preserve"/>
-      </w:r>
-    </w:p>
+    <w:p/>
     <w:p>
       <w:r>
         <w:t xml:space="preserve">- drawId совпадает;</w:t>
@@ -2904,21 +2341,13 @@
         <w:t xml:space="preserve">- KYC/compliance блокировка не позволяет исполнить claim/claimFor.</w:t>
       </w:r>
     </w:p>
-    <w:p>
-      <w:r>
-        <w:t xml:space="preserve"/>
-      </w:r>
-    </w:p>
+    <w:p/>
     <w:p>
       <w:r>
         <w:t xml:space="preserve">Техническая модель блокировки:</w:t>
       </w:r>
     </w:p>
-    <w:p>
-      <w:r>
-        <w:t xml:space="preserve"/>
-      </w:r>
-    </w:p>
+    <w:p/>
     <w:p>
       <w:r>
         <w:t xml:space="preserve">- базовый вариант MVP: blocked payout остается в settlement report / payout manifest как pending entitlement, но не включается в активный claimable payoutRoot;</w:t>
@@ -2939,21 +2368,13 @@
         <w:t xml:space="preserve">- KYC/compliance не меняет amount и не используется как скрытый отказ от выплаты.</w:t>
       </w:r>
     </w:p>
-    <w:p>
-      <w:r>
-        <w:t xml:space="preserve"/>
-      </w:r>
-    </w:p>
+    <w:p/>
     <w:p>
       <w:r>
         <w:t xml:space="preserve">Контрактная проверка срока claim:</w:t>
       </w:r>
     </w:p>
-    <w:p>
-      <w:r>
-        <w:t xml:space="preserve"/>
-      </w:r>
-    </w:p>
+    <w:p/>
     <w:p>
       <w:r>
         <w:t xml:space="preserve">```text</w:t>
@@ -2969,21 +2390,13 @@
         <w:t xml:space="preserve">```</w:t>
       </w:r>
     </w:p>
-    <w:p>
-      <w:r>
-        <w:t xml:space="preserve"/>
-      </w:r>
-    </w:p>
+    <w:p/>
     <w:p>
       <w:r>
         <w:t xml:space="preserve">Защита от повторной выплаты:</w:t>
       </w:r>
     </w:p>
-    <w:p>
-      <w:r>
-        <w:t xml:space="preserve"/>
-      </w:r>
-    </w:p>
+    <w:p/>
     <w:p>
       <w:r>
         <w:t xml:space="preserve">```text</w:t>
@@ -2999,21 +2412,13 @@
         <w:t xml:space="preserve">```</w:t>
       </w:r>
     </w:p>
-    <w:p>
-      <w:r>
-        <w:t xml:space="preserve"/>
-      </w:r>
-    </w:p>
+    <w:p/>
     <w:p>
       <w:r>
         <w:t xml:space="preserve">События:</w:t>
       </w:r>
     </w:p>
-    <w:p>
-      <w:r>
-        <w:t xml:space="preserve"/>
-      </w:r>
-    </w:p>
+    <w:p/>
     <w:p>
       <w:r>
         <w:t xml:space="preserve">```text</w:t>
@@ -3064,54 +2469,34 @@
         <w:t xml:space="preserve">```</w:t>
       </w:r>
     </w:p>
-    <w:p>
-      <w:r>
-        <w:t xml:space="preserve"/>
-      </w:r>
-    </w:p>
-    <w:p>
-      <w:r>
-        <w:t xml:space="preserve">────────────────────────</w:t>
-      </w:r>
-    </w:p>
-    <w:p>
-      <w:r>
-        <w:t xml:space="preserve"/>
-      </w:r>
-    </w:p>
-    <w:p>
-      <w:pPr>
-        <w:pStyle w:val="Heading2"/>
-      </w:pPr>
-      <w:r>
-        <w:t xml:space="preserve">10. Refund</w:t>
-      </w:r>
-    </w:p>
-    <w:p>
-      <w:r>
-        <w:t xml:space="preserve"/>
-      </w:r>
-    </w:p>
+    <w:p/>
+    <w:p>
+      <w:r>
+        <w:t xml:space="preserve">---</w:t>
+      </w:r>
+    </w:p>
+    <w:p/>
+    <w:p>
+      <w:pPr>
+        <w:pStyle w:val="Heading1"/>
+      </w:pPr>
+      <w:r>
+        <w:t xml:space="preserve">## 10. Refund</w:t>
+      </w:r>
+    </w:p>
+    <w:p/>
     <w:p>
       <w:r>
         <w:t xml:space="preserve">Если 3+ события исключены, тираж становится void.</w:t>
       </w:r>
     </w:p>
-    <w:p>
-      <w:r>
-        <w:t xml:space="preserve"/>
-      </w:r>
-    </w:p>
+    <w:p/>
     <w:p>
       <w:r>
         <w:t xml:space="preserve">Правило:</w:t>
       </w:r>
     </w:p>
-    <w:p>
-      <w:r>
-        <w:t xml:space="preserve"/>
-      </w:r>
-    </w:p>
+    <w:p/>
     <w:p>
       <w:r>
         <w:t xml:space="preserve">```text</w:t>
@@ -3137,21 +2522,13 @@
         <w:t xml:space="preserve">```</w:t>
       </w:r>
     </w:p>
-    <w:p>
-      <w:r>
-        <w:t xml:space="preserve"/>
-      </w:r>
-    </w:p>
+    <w:p/>
     <w:p>
       <w:r>
         <w:t xml:space="preserve">Refund выполняется через ту же архитектуру:</w:t>
       </w:r>
     </w:p>
-    <w:p>
-      <w:r>
-        <w:t xml:space="preserve"/>
-      </w:r>
-    </w:p>
+    <w:p/>
     <w:p>
       <w:r>
         <w:t xml:space="preserve">```text</w:t>
@@ -3167,21 +2544,13 @@
         <w:t xml:space="preserve">```</w:t>
       </w:r>
     </w:p>
-    <w:p>
-      <w:r>
-        <w:t xml:space="preserve"/>
-      </w:r>
-    </w:p>
+    <w:p/>
     <w:p>
       <w:r>
         <w:t xml:space="preserve">Смарт-контракт не должен смешивать refund и выигрыш:</w:t>
       </w:r>
     </w:p>
-    <w:p>
-      <w:r>
-        <w:t xml:space="preserve"/>
-      </w:r>
-    </w:p>
+    <w:p/>
     <w:p>
       <w:r>
         <w:t xml:space="preserve">- refund имеет payoutLevel = Refund;</w:t>
@@ -3202,54 +2571,34 @@
         <w:t xml:space="preserve">- refund должен быть проверяемым через Merkle proof.</w:t>
       </w:r>
     </w:p>
-    <w:p>
-      <w:r>
-        <w:t xml:space="preserve"/>
-      </w:r>
-    </w:p>
-    <w:p>
-      <w:r>
-        <w:t xml:space="preserve">────────────────────────</w:t>
-      </w:r>
-    </w:p>
-    <w:p>
-      <w:r>
-        <w:t xml:space="preserve"/>
-      </w:r>
-    </w:p>
-    <w:p>
-      <w:pPr>
-        <w:pStyle w:val="Heading2"/>
-      </w:pPr>
-      <w:r>
-        <w:t xml:space="preserve">11. Сокращенные тиражи 14/13</w:t>
-      </w:r>
-    </w:p>
-    <w:p>
-      <w:r>
-        <w:t xml:space="preserve"/>
-      </w:r>
-    </w:p>
+    <w:p/>
+    <w:p>
+      <w:r>
+        <w:t xml:space="preserve">---</w:t>
+      </w:r>
+    </w:p>
+    <w:p/>
+    <w:p>
+      <w:pPr>
+        <w:pStyle w:val="Heading1"/>
+      </w:pPr>
+      <w:r>
+        <w:t xml:space="preserve">## 11. Сокращенные тиражи 14/13</w:t>
+      </w:r>
+    </w:p>
+    <w:p/>
     <w:p>
       <w:r>
         <w:t xml:space="preserve">Если исключено 1-2 события, тираж может быть валидным сокращенным тиражом.</w:t>
       </w:r>
     </w:p>
-    <w:p>
-      <w:r>
-        <w:t xml:space="preserve"/>
-      </w:r>
-    </w:p>
+    <w:p/>
     <w:p>
       <w:r>
         <w:t xml:space="preserve">Правила:</w:t>
       </w:r>
     </w:p>
-    <w:p>
-      <w:r>
-        <w:t xml:space="preserve"/>
-      </w:r>
-    </w:p>
+    <w:p/>
     <w:p>
       <w:r>
         <w:t xml:space="preserve">- при 14/13 activeJackpot 15/15 не разыгрывается;</w:t>
@@ -3267,7 +2616,7 @@
     </w:p>
     <w:p>
       <w:r>
-        <w:t xml:space="preserve">- 80% prizePool распределяется по сокращенной сетке;</w:t>
+        <w:t xml:space="preserve">- 80% Daily Prize Pool распределяется по сокращенной сетке;</w:t>
       </w:r>
     </w:p>
     <w:p>
@@ -3280,54 +2629,34 @@
         <w:t xml:space="preserve">- payout root публикуется уже по сокращенной сетке.</w:t>
       </w:r>
     </w:p>
-    <w:p>
-      <w:r>
-        <w:t xml:space="preserve"/>
-      </w:r>
-    </w:p>
+    <w:p/>
     <w:p>
       <w:r>
         <w:t xml:space="preserve">Контракт PayoutVault не обязан знать все формулы сокращенной сетки. Он проверяет Merkle proof и сумму из утвержденного payout root.</w:t>
       </w:r>
     </w:p>
-    <w:p>
-      <w:r>
-        <w:t xml:space="preserve"/>
-      </w:r>
-    </w:p>
-    <w:p>
-      <w:r>
-        <w:t xml:space="preserve">────────────────────────</w:t>
-      </w:r>
-    </w:p>
-    <w:p>
-      <w:r>
-        <w:t xml:space="preserve"/>
-      </w:r>
-    </w:p>
-    <w:p>
-      <w:pPr>
-        <w:pStyle w:val="Heading2"/>
-      </w:pPr>
-      <w:r>
-        <w:t xml:space="preserve">12. AccessControl и роли</w:t>
-      </w:r>
-    </w:p>
-    <w:p>
-      <w:r>
-        <w:t xml:space="preserve"/>
-      </w:r>
-    </w:p>
+    <w:p/>
+    <w:p>
+      <w:r>
+        <w:t xml:space="preserve">---</w:t>
+      </w:r>
+    </w:p>
+    <w:p/>
+    <w:p>
+      <w:pPr>
+        <w:pStyle w:val="Heading1"/>
+      </w:pPr>
+      <w:r>
+        <w:t xml:space="preserve">## 12. AccessControl и роли</w:t>
+      </w:r>
+    </w:p>
+    <w:p/>
     <w:p>
       <w:r>
         <w:t xml:space="preserve">Роли:</w:t>
       </w:r>
     </w:p>
-    <w:p>
-      <w:r>
-        <w:t xml:space="preserve"/>
-      </w:r>
-    </w:p>
+    <w:p/>
     <w:p>
       <w:r>
         <w:t xml:space="preserve">| Роль | Назначение |</w:t>
@@ -3393,21 +2722,13 @@
         <w:t xml:space="preserve">| AUDITOR_ROLE | read-only доступ через backend/индексатор |</w:t>
       </w:r>
     </w:p>
-    <w:p>
-      <w:r>
-        <w:t xml:space="preserve"/>
-      </w:r>
-    </w:p>
+    <w:p/>
     <w:p>
       <w:r>
         <w:t xml:space="preserve">Критические действия через multisig 2 из 3:</w:t>
       </w:r>
     </w:p>
-    <w:p>
-      <w:r>
-        <w:t xml:space="preserve"/>
-      </w:r>
-    </w:p>
+    <w:p/>
     <w:p>
       <w:r>
         <w:t xml:space="preserve">- смена ролей;</w:t>
@@ -3448,31 +2769,19 @@
         <w:t xml:space="preserve">- миграция средств.</w:t>
       </w:r>
     </w:p>
-    <w:p>
-      <w:r>
-        <w:t xml:space="preserve"/>
-      </w:r>
-    </w:p>
+    <w:p/>
     <w:p>
       <w:r>
         <w:t xml:space="preserve">Для MVP emergency withdrawal из пользовательских средств запрещен.</w:t>
       </w:r>
     </w:p>
-    <w:p>
-      <w:r>
-        <w:t xml:space="preserve"/>
-      </w:r>
-    </w:p>
+    <w:p/>
     <w:p>
       <w:r>
         <w:t xml:space="preserve">Запрещенные источники для emergency withdrawal:</w:t>
       </w:r>
     </w:p>
-    <w:p>
-      <w:r>
-        <w:t xml:space="preserve"/>
-      </w:r>
-    </w:p>
+    <w:p/>
     <w:p>
       <w:r>
         <w:t xml:space="preserve">- prizePool;</w:t>
@@ -3498,31 +2807,19 @@
         <w:t xml:space="preserve">- funded payout vault.</w:t>
       </w:r>
     </w:p>
-    <w:p>
-      <w:r>
-        <w:t xml:space="preserve"/>
-      </w:r>
-    </w:p>
+    <w:p/>
     <w:p>
       <w:r>
         <w:t xml:space="preserve">Если в будущем потребуется аварийная миграция средств, она должна быть вынесена в отдельное решение: multisig, timelock, публичное событие, юридическое основание и заранее описанная процедура.</w:t>
       </w:r>
     </w:p>
-    <w:p>
-      <w:r>
-        <w:t xml:space="preserve"/>
-      </w:r>
-    </w:p>
+    <w:p/>
     <w:p>
       <w:r>
         <w:t xml:space="preserve">Executor не должен иметь права:</w:t>
       </w:r>
     </w:p>
-    <w:p>
-      <w:r>
-        <w:t xml:space="preserve"/>
-      </w:r>
-    </w:p>
+    <w:p/>
     <w:p>
       <w:r>
         <w:t xml:space="preserve">- публиковать payout root;</w:t>
@@ -3548,44 +2845,28 @@
         <w:t xml:space="preserve">- менять роли.</w:t>
       </w:r>
     </w:p>
-    <w:p>
-      <w:r>
-        <w:t xml:space="preserve"/>
-      </w:r>
-    </w:p>
-    <w:p>
-      <w:r>
-        <w:t xml:space="preserve">────────────────────────</w:t>
-      </w:r>
-    </w:p>
-    <w:p>
-      <w:r>
-        <w:t xml:space="preserve"/>
-      </w:r>
-    </w:p>
-    <w:p>
-      <w:pPr>
-        <w:pStyle w:val="Heading2"/>
-      </w:pPr>
-      <w:r>
-        <w:t xml:space="preserve">13. Pause и аварийные сценарии</w:t>
-      </w:r>
-    </w:p>
-    <w:p>
-      <w:r>
-        <w:t xml:space="preserve"/>
-      </w:r>
-    </w:p>
+    <w:p/>
+    <w:p>
+      <w:r>
+        <w:t xml:space="preserve">---</w:t>
+      </w:r>
+    </w:p>
+    <w:p/>
+    <w:p>
+      <w:pPr>
+        <w:pStyle w:val="Heading1"/>
+      </w:pPr>
+      <w:r>
+        <w:t xml:space="preserve">## 13. Pause и аварийные сценарии</w:t>
+      </w:r>
+    </w:p>
+    <w:p/>
     <w:p>
       <w:r>
         <w:t xml:space="preserve">Нужны разные типы pause:</w:t>
       </w:r>
     </w:p>
-    <w:p>
-      <w:r>
-        <w:t xml:space="preserve"/>
-      </w:r>
-    </w:p>
+    <w:p/>
     <w:p>
       <w:r>
         <w:t xml:space="preserve">| Пауза | Что блокирует |</w:t>
@@ -3621,31 +2902,19 @@
         <w:t xml:space="preserve">| Global pause | критическая остановка системы |</w:t>
       </w:r>
     </w:p>
-    <w:p>
-      <w:r>
-        <w:t xml:space="preserve"/>
-      </w:r>
-    </w:p>
+    <w:p/>
     <w:p>
       <w:r>
         <w:t xml:space="preserve">Pause не дает право менять правила открытого тиража.</w:t>
       </w:r>
     </w:p>
-    <w:p>
-      <w:r>
-        <w:t xml:space="preserve"/>
-      </w:r>
-    </w:p>
+    <w:p/>
     <w:p>
       <w:r>
         <w:t xml:space="preserve">Причины pause:</w:t>
       </w:r>
     </w:p>
-    <w:p>
-      <w:r>
-        <w:t xml:space="preserve"/>
-      </w:r>
-    </w:p>
+    <w:p/>
     <w:p>
       <w:r>
         <w:t xml:space="preserve">- ошибка контракта;</w:t>
@@ -3686,54 +2955,34 @@
         <w:t xml:space="preserve">- аномальная активность кита.</w:t>
       </w:r>
     </w:p>
-    <w:p>
-      <w:r>
-        <w:t xml:space="preserve"/>
-      </w:r>
-    </w:p>
+    <w:p/>
     <w:p>
       <w:r>
         <w:t xml:space="preserve">Каждый pause должен иметь `reasonCode` и событие.</w:t>
       </w:r>
     </w:p>
-    <w:p>
-      <w:r>
-        <w:t xml:space="preserve"/>
-      </w:r>
-    </w:p>
-    <w:p>
-      <w:r>
-        <w:t xml:space="preserve">────────────────────────</w:t>
-      </w:r>
-    </w:p>
-    <w:p>
-      <w:r>
-        <w:t xml:space="preserve"/>
-      </w:r>
-    </w:p>
-    <w:p>
-      <w:pPr>
-        <w:pStyle w:val="Heading2"/>
-      </w:pPr>
-      <w:r>
-        <w:t xml:space="preserve">14. Upgradeability</w:t>
-      </w:r>
-    </w:p>
-    <w:p>
-      <w:r>
-        <w:t xml:space="preserve"/>
-      </w:r>
-    </w:p>
+    <w:p/>
+    <w:p>
+      <w:r>
+        <w:t xml:space="preserve">---</w:t>
+      </w:r>
+    </w:p>
+    <w:p/>
+    <w:p>
+      <w:pPr>
+        <w:pStyle w:val="Heading1"/>
+      </w:pPr>
+      <w:r>
+        <w:t xml:space="preserve">## 14. Upgradeability</w:t>
+      </w:r>
+    </w:p>
+    <w:p/>
     <w:p>
       <w:r>
         <w:t xml:space="preserve">Для MVP фиксируется базовое решение:</w:t>
       </w:r>
     </w:p>
-    <w:p>
-      <w:r>
-        <w:t xml:space="preserve"/>
-      </w:r>
-    </w:p>
+    <w:p/>
     <w:p>
       <w:r>
         <w:t xml:space="preserve">```text</w:t>
@@ -3749,41 +2998,25 @@
         <w:t xml:space="preserve">```</w:t>
       </w:r>
     </w:p>
-    <w:p>
-      <w:r>
-        <w:t xml:space="preserve"/>
-      </w:r>
-    </w:p>
+    <w:p/>
     <w:p>
       <w:r>
         <w:t xml:space="preserve">То есть стартовые контракты не должны обновляться через proxy (прокси).</w:t>
       </w:r>
     </w:p>
-    <w:p>
-      <w:r>
-        <w:t xml:space="preserve"/>
-      </w:r>
-    </w:p>
+    <w:p/>
     <w:p>
       <w:r>
         <w:t xml:space="preserve">Вариант A: non-upgradeable contracts (необновляемые контракты).</w:t>
       </w:r>
     </w:p>
-    <w:p>
-      <w:r>
-        <w:t xml:space="preserve"/>
-      </w:r>
-    </w:p>
+    <w:p/>
     <w:p>
       <w:r>
         <w:t xml:space="preserve">Плюсы:</w:t>
       </w:r>
     </w:p>
-    <w:p>
-      <w:r>
-        <w:t xml:space="preserve"/>
-      </w:r>
-    </w:p>
+    <w:p/>
     <w:p>
       <w:r>
         <w:t xml:space="preserve">- проще доверие;</w:t>
@@ -3799,21 +3032,13 @@
         <w:t xml:space="preserve">- меньше admin risk.</w:t>
       </w:r>
     </w:p>
-    <w:p>
-      <w:r>
-        <w:t xml:space="preserve"/>
-      </w:r>
-    </w:p>
+    <w:p/>
     <w:p>
       <w:r>
         <w:t xml:space="preserve">Минусы:</w:t>
       </w:r>
     </w:p>
-    <w:p>
-      <w:r>
-        <w:t xml:space="preserve"/>
-      </w:r>
-    </w:p>
+    <w:p/>
     <w:p>
       <w:r>
         <w:t xml:space="preserve">- ошибка требует миграции;</w:t>
@@ -3824,31 +3049,19 @@
         <w:t xml:space="preserve">- сложнее развивать продукт.</w:t>
       </w:r>
     </w:p>
-    <w:p>
-      <w:r>
-        <w:t xml:space="preserve"/>
-      </w:r>
-    </w:p>
+    <w:p/>
     <w:p>
       <w:r>
         <w:t xml:space="preserve">Вариант B: upgradeable proxy (обновляемые прокси).</w:t>
       </w:r>
     </w:p>
-    <w:p>
-      <w:r>
-        <w:t xml:space="preserve"/>
-      </w:r>
-    </w:p>
+    <w:p/>
     <w:p>
       <w:r>
         <w:t xml:space="preserve">Плюсы:</w:t>
       </w:r>
     </w:p>
-    <w:p>
-      <w:r>
-        <w:t xml:space="preserve"/>
-      </w:r>
-    </w:p>
+    <w:p/>
     <w:p>
       <w:r>
         <w:t xml:space="preserve">- можно исправлять ошибки;</w:t>
@@ -3859,21 +3072,13 @@
         <w:t xml:space="preserve">- проще добавлять новые продукты.</w:t>
       </w:r>
     </w:p>
-    <w:p>
-      <w:r>
-        <w:t xml:space="preserve"/>
-      </w:r>
-    </w:p>
+    <w:p/>
     <w:p>
       <w:r>
         <w:t xml:space="preserve">Минусы:</w:t>
       </w:r>
     </w:p>
-    <w:p>
-      <w:r>
-        <w:t xml:space="preserve"/>
-      </w:r>
-    </w:p>
+    <w:p/>
     <w:p>
       <w:r>
         <w:t xml:space="preserve">- выше риск админского контроля;</w:t>
@@ -3889,21 +3094,13 @@
         <w:t xml:space="preserve">- пользователю нужно доверять механизму upgrade.</w:t>
       </w:r>
     </w:p>
-    <w:p>
-      <w:r>
-        <w:t xml:space="preserve"/>
-      </w:r>
-    </w:p>
+    <w:p/>
     <w:p>
       <w:r>
         <w:t xml:space="preserve">Решение MVP:</w:t>
       </w:r>
     </w:p>
-    <w:p>
-      <w:r>
-        <w:t xml:space="preserve"/>
-      </w:r>
-    </w:p>
+    <w:p/>
     <w:p>
       <w:r>
         <w:t xml:space="preserve">```text</w:t>
@@ -3924,54 +3121,34 @@
         <w:t xml:space="preserve">```</w:t>
       </w:r>
     </w:p>
-    <w:p>
-      <w:r>
-        <w:t xml:space="preserve"/>
-      </w:r>
-    </w:p>
+    <w:p/>
     <w:p>
       <w:r>
         <w:t xml:space="preserve">Upgradeable proxy можно рассматривать после MVP, но только через отдельное решение, аудит, multisig, timelock и публичные события.</w:t>
       </w:r>
     </w:p>
-    <w:p>
-      <w:r>
-        <w:t xml:space="preserve"/>
-      </w:r>
-    </w:p>
-    <w:p>
-      <w:r>
-        <w:t xml:space="preserve">────────────────────────</w:t>
-      </w:r>
-    </w:p>
-    <w:p>
-      <w:r>
-        <w:t xml:space="preserve"/>
-      </w:r>
-    </w:p>
-    <w:p>
-      <w:pPr>
-        <w:pStyle w:val="Heading2"/>
-      </w:pPr>
-      <w:r>
-        <w:t xml:space="preserve">15. Инварианты</w:t>
-      </w:r>
-    </w:p>
-    <w:p>
-      <w:r>
-        <w:t xml:space="preserve"/>
-      </w:r>
-    </w:p>
+    <w:p/>
+    <w:p>
+      <w:r>
+        <w:t xml:space="preserve">---</w:t>
+      </w:r>
+    </w:p>
+    <w:p/>
+    <w:p>
+      <w:pPr>
+        <w:pStyle w:val="Heading1"/>
+      </w:pPr>
+      <w:r>
+        <w:t xml:space="preserve">## 15. Инварианты</w:t>
+      </w:r>
+    </w:p>
+    <w:p/>
     <w:p>
       <w:r>
         <w:t xml:space="preserve">Контракты должны выполнять:</w:t>
       </w:r>
     </w:p>
-    <w:p>
-      <w:r>
-        <w:t xml:space="preserve"/>
-      </w:r>
-    </w:p>
+    <w:p/>
     <w:p>
       <w:r>
         <w:t xml:space="preserve">```text</w:t>
@@ -3987,11 +3164,7 @@
         <w:t xml:space="preserve">```</w:t>
       </w:r>
     </w:p>
-    <w:p>
-      <w:r>
-        <w:t xml:space="preserve"/>
-      </w:r>
-    </w:p>
+    <w:p/>
     <w:p>
       <w:r>
         <w:t xml:space="preserve">```text</w:t>
@@ -4007,11 +3180,7 @@
         <w:t xml:space="preserve">```</w:t>
       </w:r>
     </w:p>
-    <w:p>
-      <w:r>
-        <w:t xml:space="preserve"/>
-      </w:r>
-    </w:p>
+    <w:p/>
     <w:p>
       <w:r>
         <w:t xml:space="preserve">```text</w:t>
@@ -4027,11 +3196,7 @@
         <w:t xml:space="preserve">```</w:t>
       </w:r>
     </w:p>
-    <w:p>
-      <w:r>
-        <w:t xml:space="preserve"/>
-      </w:r>
-    </w:p>
+    <w:p/>
     <w:p>
       <w:r>
         <w:t xml:space="preserve">```text</w:t>
@@ -4047,31 +3212,23 @@
         <w:t xml:space="preserve">```</w:t>
       </w:r>
     </w:p>
-    <w:p>
-      <w:r>
-        <w:t xml:space="preserve"/>
-      </w:r>
-    </w:p>
-    <w:p>
-      <w:r>
-        <w:t xml:space="preserve">```text</w:t>
-      </w:r>
-    </w:p>
-    <w:p>
-      <w:r>
-        <w:t xml:space="preserve">sum(prizePool + platformFeeGross + jackpotContribution) == handle</w:t>
-      </w:r>
-    </w:p>
-    <w:p>
-      <w:r>
-        <w:t xml:space="preserve">```</w:t>
-      </w:r>
-    </w:p>
-    <w:p>
-      <w:r>
-        <w:t xml:space="preserve"/>
-      </w:r>
-    </w:p>
+    <w:p/>
+    <w:p>
+      <w:r>
+        <w:t xml:space="preserve">```text</w:t>
+      </w:r>
+    </w:p>
+    <w:p>
+      <w:r>
+        <w:t xml:space="preserve">sum(dailyPrizePool + platformFeeGross + jackpotContribution) == handle</w:t>
+      </w:r>
+    </w:p>
+    <w:p>
+      <w:r>
+        <w:t xml:space="preserve">```</w:t>
+      </w:r>
+    </w:p>
+    <w:p/>
     <w:p>
       <w:r>
         <w:t xml:space="preserve">```text</w:t>
@@ -4087,11 +3244,7 @@
         <w:t xml:space="preserve">```</w:t>
       </w:r>
     </w:p>
-    <w:p>
-      <w:r>
-        <w:t xml:space="preserve"/>
-      </w:r>
-    </w:p>
+    <w:p/>
     <w:p>
       <w:r>
         <w:t xml:space="preserve">```text</w:t>
@@ -4107,11 +3260,7 @@
         <w:t xml:space="preserve">```</w:t>
       </w:r>
     </w:p>
-    <w:p>
-      <w:r>
-        <w:t xml:space="preserve"/>
-      </w:r>
-    </w:p>
+    <w:p/>
     <w:p>
       <w:r>
         <w:t xml:space="preserve">```text</w:t>
@@ -4127,11 +3276,7 @@
         <w:t xml:space="preserve">```</w:t>
       </w:r>
     </w:p>
-    <w:p>
-      <w:r>
-        <w:t xml:space="preserve"/>
-      </w:r>
-    </w:p>
+    <w:p/>
     <w:p>
       <w:r>
         <w:t xml:space="preserve">```text</w:t>
@@ -4147,11 +3292,7 @@
         <w:t xml:space="preserve">```</w:t>
       </w:r>
     </w:p>
-    <w:p>
-      <w:r>
-        <w:t xml:space="preserve"/>
-      </w:r>
-    </w:p>
+    <w:p/>
     <w:p>
       <w:r>
         <w:t xml:space="preserve">```text</w:t>
@@ -4167,11 +3308,7 @@
         <w:t xml:space="preserve">```</w:t>
       </w:r>
     </w:p>
-    <w:p>
-      <w:r>
-        <w:t xml:space="preserve"/>
-      </w:r>
-    </w:p>
+    <w:p/>
     <w:p>
       <w:r>
         <w:t xml:space="preserve">```text</w:t>
@@ -4187,44 +3324,28 @@
         <w:t xml:space="preserve">```</w:t>
       </w:r>
     </w:p>
-    <w:p>
-      <w:r>
-        <w:t xml:space="preserve"/>
-      </w:r>
-    </w:p>
-    <w:p>
-      <w:r>
-        <w:t xml:space="preserve">────────────────────────</w:t>
-      </w:r>
-    </w:p>
-    <w:p>
-      <w:r>
-        <w:t xml:space="preserve"/>
-      </w:r>
-    </w:p>
-    <w:p>
-      <w:pPr>
-        <w:pStyle w:val="Heading2"/>
-      </w:pPr>
-      <w:r>
-        <w:t xml:space="preserve">16. События</w:t>
-      </w:r>
-    </w:p>
-    <w:p>
-      <w:r>
-        <w:t xml:space="preserve"/>
-      </w:r>
-    </w:p>
+    <w:p/>
+    <w:p>
+      <w:r>
+        <w:t xml:space="preserve">---</w:t>
+      </w:r>
+    </w:p>
+    <w:p/>
+    <w:p>
+      <w:pPr>
+        <w:pStyle w:val="Heading1"/>
+      </w:pPr>
+      <w:r>
+        <w:t xml:space="preserve">## 16. События</w:t>
+      </w:r>
+    </w:p>
+    <w:p/>
     <w:p>
       <w:r>
         <w:t xml:space="preserve">Минимальные события:</w:t>
       </w:r>
     </w:p>
-    <w:p>
-      <w:r>
-        <w:t xml:space="preserve"/>
-      </w:r>
-    </w:p>
+    <w:p/>
     <w:p>
       <w:r>
         <w:t xml:space="preserve">```text</w:t>
@@ -4270,24 +3391,16 @@
         <w:t xml:space="preserve">DrawCancelled(drawId, reasonCode)</w:t>
       </w:r>
     </w:p>
-    <w:p>
-      <w:r>
-        <w:t xml:space="preserve"/>
-      </w:r>
-    </w:p>
+    <w:p/>
     <w:p>
       <w:r>
         <w:t xml:space="preserve">TicketPurchased(drawId, ticketId, buyer, ticketHash, combinationsCount, ticketPrice, operatorIdHash, jurisdictionIdHash, poolScope)</w:t>
       </w:r>
     </w:p>
-    <w:p>
-      <w:r>
-        <w:t xml:space="preserve"/>
-      </w:r>
-    </w:p>
-    <w:p>
-      <w:r>
-        <w:t xml:space="preserve">TreasuryAccounted(drawId, handle, prizePool, platformFeeGross, jackpotContribution)</w:t>
+    <w:p/>
+    <w:p>
+      <w:r>
+        <w:t xml:space="preserve">TreasuryAccounted(drawId, handle, dailyPrizePool, platformFeeGross, jackpotContribution)</w:t>
       </w:r>
     </w:p>
     <w:p>
@@ -4310,11 +3423,7 @@
         <w:t xml:space="preserve">JackpotContributionMoved(drawId, nextDrawId, amount)</w:t>
       </w:r>
     </w:p>
-    <w:p>
-      <w:r>
-        <w:t xml:space="preserve"/>
-      </w:r>
-    </w:p>
+    <w:p/>
     <w:p>
       <w:r>
         <w:t xml:space="preserve">ResultRootPublished(drawId, resultVersion, resultRoot, manifestHash, validEventsCount)</w:t>
@@ -4330,11 +3439,7 @@
         <w:t xml:space="preserve">ResultRootCancelled(drawId, resultVersion, reasonCode)</w:t>
       </w:r>
     </w:p>
-    <w:p>
-      <w:r>
-        <w:t xml:space="preserve"/>
-      </w:r>
-    </w:p>
+    <w:p/>
     <w:p>
       <w:r>
         <w:t xml:space="preserve">PayoutRootPublished(drawId, rootVersion, root, totalAmount, manifestHash)</w:t>
@@ -4355,11 +3460,7 @@
         <w:t xml:space="preserve">RefundClaimed(drawId, rootVersion, leafIndex, user, amount, executor)</w:t>
       </w:r>
     </w:p>
-    <w:p>
-      <w:r>
-        <w:t xml:space="preserve"/>
-      </w:r>
-    </w:p>
+    <w:p/>
     <w:p>
       <w:r>
         <w:t xml:space="preserve">RoleGranted(role, account, sender)</w:t>
@@ -4380,54 +3481,34 @@
         <w:t xml:space="preserve">```</w:t>
       </w:r>
     </w:p>
-    <w:p>
-      <w:r>
-        <w:t xml:space="preserve"/>
-      </w:r>
-    </w:p>
+    <w:p/>
     <w:p>
       <w:r>
         <w:t xml:space="preserve">События должны позволять восстановить историю тиража через индексатор.</w:t>
       </w:r>
     </w:p>
-    <w:p>
-      <w:r>
-        <w:t xml:space="preserve"/>
-      </w:r>
-    </w:p>
-    <w:p>
-      <w:r>
-        <w:t xml:space="preserve">────────────────────────</w:t>
-      </w:r>
-    </w:p>
-    <w:p>
-      <w:r>
-        <w:t xml:space="preserve"/>
-      </w:r>
-    </w:p>
-    <w:p>
-      <w:pPr>
-        <w:pStyle w:val="Heading2"/>
-      </w:pPr>
-      <w:r>
-        <w:t xml:space="preserve">17. Безопасность</w:t>
-      </w:r>
-    </w:p>
-    <w:p>
-      <w:r>
-        <w:t xml:space="preserve"/>
-      </w:r>
-    </w:p>
+    <w:p/>
+    <w:p>
+      <w:r>
+        <w:t xml:space="preserve">---</w:t>
+      </w:r>
+    </w:p>
+    <w:p/>
+    <w:p>
+      <w:pPr>
+        <w:pStyle w:val="Heading1"/>
+      </w:pPr>
+      <w:r>
+        <w:t xml:space="preserve">## 17. Безопасность</w:t>
+      </w:r>
+    </w:p>
+    <w:p/>
     <w:p>
       <w:r>
         <w:t xml:space="preserve">Обязательные меры:</w:t>
       </w:r>
     </w:p>
-    <w:p>
-      <w:r>
-        <w:t xml:space="preserve"/>
-      </w:r>
-    </w:p>
+    <w:p/>
     <w:p>
       <w:r>
         <w:t xml:space="preserve">- SafeERC20 для USDC;</w:t>
@@ -4498,21 +3579,13 @@
         <w:t xml:space="preserve">- тесты на USDC decimals = 6.</w:t>
       </w:r>
     </w:p>
-    <w:p>
-      <w:r>
-        <w:t xml:space="preserve"/>
-      </w:r>
-    </w:p>
+    <w:p/>
     <w:p>
       <w:r>
         <w:t xml:space="preserve">Запрещено:</w:t>
       </w:r>
     </w:p>
-    <w:p>
-      <w:r>
-        <w:t xml:space="preserve"/>
-      </w:r>
-    </w:p>
+    <w:p/>
     <w:p>
       <w:r>
         <w:t xml:space="preserve">- admin withdrawal из prizePool;</w:t>
@@ -4568,217 +3641,266 @@
         <w:t xml:space="preserve">- изменение result root без версии и события.</w:t>
       </w:r>
     </w:p>
-    <w:p>
-      <w:r>
-        <w:t xml:space="preserve"/>
-      </w:r>
-    </w:p>
-    <w:p>
-      <w:r>
-        <w:t xml:space="preserve">────────────────────────</w:t>
-      </w:r>
-    </w:p>
-    <w:p>
-      <w:r>
-        <w:t xml:space="preserve"/>
-      </w:r>
-    </w:p>
-    <w:p>
-      <w:pPr>
-        <w:pStyle w:val="Heading2"/>
-      </w:pPr>
-      <w:r>
-        <w:t xml:space="preserve">18. Тестовые сценарии</w:t>
-      </w:r>
-    </w:p>
-    <w:p>
-      <w:r>
-        <w:t xml:space="preserve"/>
-      </w:r>
-    </w:p>
+    <w:p/>
+    <w:p>
+      <w:r>
+        <w:t xml:space="preserve">---</w:t>
+      </w:r>
+    </w:p>
+    <w:p/>
+    <w:p>
+      <w:pPr>
+        <w:pStyle w:val="Heading1"/>
+      </w:pPr>
+      <w:r>
+        <w:t xml:space="preserve">## 18. Тестовые сценарии</w:t>
+      </w:r>
+    </w:p>
+    <w:p/>
     <w:p>
       <w:r>
         <w:t xml:space="preserve">Минимальные сценарии:</w:t>
       </w:r>
     </w:p>
-    <w:p>
-      <w:r>
-        <w:t xml:space="preserve"/>
-      </w:r>
-    </w:p>
-    <w:p>
+    <w:p/>
+    <w:p>
+      <w:pPr>
+        <w:pStyle w:val="Heading1"/>
+      </w:pPr>
       <w:r>
         <w:t xml:space="preserve">1. Создание тиража.</w:t>
       </w:r>
     </w:p>
     <w:p>
+      <w:pPr>
+        <w:pStyle w:val="Heading1"/>
+      </w:pPr>
       <w:r>
         <w:t xml:space="preserve">2. Подготовка параметров.</w:t>
       </w:r>
     </w:p>
     <w:p>
+      <w:pPr>
+        <w:pStyle w:val="Heading1"/>
+      </w:pPr>
       <w:r>
         <w:t xml:space="preserve">3. Запрет Open без risk params.</w:t>
       </w:r>
     </w:p>
     <w:p>
+      <w:pPr>
+        <w:pStyle w:val="Heading1"/>
+      </w:pPr>
       <w:r>
         <w:t xml:space="preserve">4. Покупка одиночного билета.</w:t>
       </w:r>
     </w:p>
     <w:p>
+      <w:pPr>
+        <w:pStyle w:val="Heading1"/>
+      </w:pPr>
       <w:r>
         <w:t xml:space="preserve">5. Покупка системного билета.</w:t>
       </w:r>
     </w:p>
     <w:p>
+      <w:pPr>
+        <w:pStyle w:val="Heading1"/>
+      </w:pPr>
       <w:r>
         <w:t xml:space="preserve">6. Превышение maxTicketAmount.</w:t>
       </w:r>
     </w:p>
     <w:p>
+      <w:pPr>
+        <w:pStyle w:val="Heading1"/>
+      </w:pPr>
       <w:r>
         <w:t xml:space="preserve">7. Превышение maxWalletAmountPerDraw.</w:t>
       </w:r>
     </w:p>
     <w:p>
+      <w:pPr>
+        <w:pStyle w:val="Heading1"/>
+      </w:pPr>
       <w:r>
         <w:t xml:space="preserve">8. Неверный ticketPrice.</w:t>
       </w:r>
     </w:p>
     <w:p>
+      <w:pPr>
+        <w:pStyle w:val="Heading1"/>
+      </w:pPr>
       <w:r>
         <w:t xml:space="preserve">9. Попытка изменить comboPrice после Open.</w:t>
       </w:r>
     </w:p>
     <w:p>
+      <w:pPr>
+        <w:pStyle w:val="Heading1"/>
+      </w:pPr>
       <w:r>
         <w:t xml:space="preserve">10. Закрытие продаж.</w:t>
       </w:r>
     </w:p>
     <w:p>
+      <w:pPr>
+        <w:pStyle w:val="Heading1"/>
+      </w:pPr>
       <w:r>
         <w:t xml:space="preserve">11. Публикация result root.</w:t>
       </w:r>
     </w:p>
     <w:p>
+      <w:pPr>
+        <w:pStyle w:val="Heading1"/>
+      </w:pPr>
       <w:r>
         <w:t xml:space="preserve">12. Финализация result root.</w:t>
       </w:r>
     </w:p>
     <w:p>
+      <w:pPr>
+        <w:pStyle w:val="Heading1"/>
+      </w:pPr>
       <w:r>
         <w:t xml:space="preserve">13. Публикация payout root.</w:t>
       </w:r>
     </w:p>
     <w:p>
+      <w:pPr>
+        <w:pStyle w:val="Heading1"/>
+      </w:pPr>
       <w:r>
         <w:t xml:space="preserve">14. claim с корректным proof.</w:t>
       </w:r>
     </w:p>
     <w:p>
+      <w:pPr>
+        <w:pStyle w:val="Heading1"/>
+      </w:pPr>
       <w:r>
         <w:t xml:space="preserve">15. claimFor executor-ом.</w:t>
       </w:r>
     </w:p>
     <w:p>
+      <w:pPr>
+        <w:pStyle w:val="Heading1"/>
+      </w:pPr>
       <w:r>
         <w:t xml:space="preserve">16. повторный claim того же leaf.</w:t>
       </w:r>
     </w:p>
     <w:p>
+      <w:pPr>
+        <w:pStyle w:val="Heading1"/>
+      </w:pPr>
       <w:r>
         <w:t xml:space="preserve">17. claim с неверным proof.</w:t>
       </w:r>
     </w:p>
     <w:p>
+      <w:pPr>
+        <w:pStyle w:val="Heading1"/>
+      </w:pPr>
       <w:r>
         <w:t xml:space="preserve">18. refund при void.</w:t>
       </w:r>
     </w:p>
     <w:p>
+      <w:pPr>
+        <w:pStyle w:val="Heading1"/>
+      </w:pPr>
       <w:r>
         <w:t xml:space="preserve">19. 14/13 без выплаты джекпота.</w:t>
       </w:r>
     </w:p>
     <w:p>
+      <w:pPr>
+        <w:pStyle w:val="Heading1"/>
+      </w:pPr>
       <w:r>
         <w:t xml:space="preserve">20. pause и resume.</w:t>
       </w:r>
     </w:p>
     <w:p>
+      <w:pPr>
+        <w:pStyle w:val="Heading1"/>
+      </w:pPr>
       <w:r>
         <w:t xml:space="preserve">21. отмена root до активации.</w:t>
       </w:r>
     </w:p>
     <w:p>
+      <w:pPr>
+        <w:pStyle w:val="Heading1"/>
+      </w:pPr>
       <w:r>
         <w:t xml:space="preserve">22. попытка executor опубликовать root.</w:t>
       </w:r>
     </w:p>
     <w:p>
+      <w:pPr>
+        <w:pStyle w:val="Heading1"/>
+      </w:pPr>
       <w:r>
         <w:t xml:space="preserve">23. проверка распределения 80/10/10.</w:t>
       </w:r>
     </w:p>
     <w:p>
+      <w:pPr>
+        <w:pStyle w:val="Heading1"/>
+      </w:pPr>
       <w:r>
         <w:t xml:space="preserve">24. проверка rounding dust.</w:t>
       </w:r>
     </w:p>
     <w:p>
+      <w:pPr>
+        <w:pStyle w:val="Heading1"/>
+      </w:pPr>
       <w:r>
         <w:t xml:space="preserve">25. emergency scenario через multisig.</w:t>
       </w:r>
     </w:p>
     <w:p>
+      <w:pPr>
+        <w:pStyle w:val="Heading1"/>
+      </w:pPr>
       <w:r>
         <w:t xml:space="preserve">26. Попытка emergency withdrawal из пользовательских средств.</w:t>
       </w:r>
     </w:p>
     <w:p>
+      <w:pPr>
+        <w:pStyle w:val="Heading1"/>
+      </w:pPr>
       <w:r>
         <w:t xml:space="preserve">27. Попытка публичного challengeResultRoot в MVP.</w:t>
       </w:r>
     </w:p>
-    <w:p>
-      <w:r>
-        <w:t xml:space="preserve"/>
-      </w:r>
-    </w:p>
-    <w:p>
-      <w:r>
-        <w:t xml:space="preserve">────────────────────────</w:t>
-      </w:r>
-    </w:p>
-    <w:p>
-      <w:r>
-        <w:t xml:space="preserve"/>
-      </w:r>
-    </w:p>
-    <w:p>
-      <w:pPr>
-        <w:pStyle w:val="Heading2"/>
-      </w:pPr>
-      <w:r>
-        <w:t xml:space="preserve">19. Аудит</w:t>
-      </w:r>
-    </w:p>
-    <w:p>
-      <w:r>
-        <w:t xml:space="preserve"/>
-      </w:r>
-    </w:p>
+    <w:p/>
+    <w:p>
+      <w:r>
+        <w:t xml:space="preserve">---</w:t>
+      </w:r>
+    </w:p>
+    <w:p/>
+    <w:p>
+      <w:pPr>
+        <w:pStyle w:val="Heading1"/>
+      </w:pPr>
+      <w:r>
+        <w:t xml:space="preserve">## 19. Аудит</w:t>
+      </w:r>
+    </w:p>
+    <w:p/>
     <w:p>
       <w:r>
         <w:t xml:space="preserve">Перед mainnet запуском обязательно:</w:t>
       </w:r>
     </w:p>
-    <w:p>
-      <w:r>
-        <w:t xml:space="preserve"/>
-      </w:r>
-    </w:p>
+    <w:p/>
     <w:p>
       <w:r>
         <w:t xml:space="preserve">- internal review (внутренний код-ревью);</w:t>
@@ -4824,21 +3946,13 @@
         <w:t xml:space="preserve">- bug bounty или закрытая проверка после аудита.</w:t>
       </w:r>
     </w:p>
-    <w:p>
-      <w:r>
-        <w:t xml:space="preserve"/>
-      </w:r>
-    </w:p>
+    <w:p/>
     <w:p>
       <w:r>
         <w:t xml:space="preserve">Аудит должен отдельно проверить:</w:t>
       </w:r>
     </w:p>
-    <w:p>
-      <w:r>
-        <w:t xml:space="preserve"/>
-      </w:r>
-    </w:p>
+    <w:p/>
     <w:p>
       <w:r>
         <w:t xml:space="preserve">- хранение и движение USDC;</w:t>
@@ -4884,34 +3998,22 @@
         <w:t xml:space="preserve">- соответствие этапам 2-7.</w:t>
       </w:r>
     </w:p>
-    <w:p>
-      <w:r>
-        <w:t xml:space="preserve"/>
-      </w:r>
-    </w:p>
-    <w:p>
-      <w:r>
-        <w:t xml:space="preserve">────────────────────────</w:t>
-      </w:r>
-    </w:p>
-    <w:p>
-      <w:r>
-        <w:t xml:space="preserve"/>
-      </w:r>
-    </w:p>
-    <w:p>
-      <w:pPr>
-        <w:pStyle w:val="Heading2"/>
-      </w:pPr>
-      <w:r>
-        <w:t xml:space="preserve">20. Открытые вопросы</w:t>
-      </w:r>
-    </w:p>
-    <w:p>
-      <w:r>
-        <w:t xml:space="preserve"/>
-      </w:r>
-    </w:p>
+    <w:p/>
+    <w:p>
+      <w:r>
+        <w:t xml:space="preserve">---</w:t>
+      </w:r>
+    </w:p>
+    <w:p/>
+    <w:p>
+      <w:pPr>
+        <w:pStyle w:val="Heading1"/>
+      </w:pPr>
+      <w:r>
+        <w:t xml:space="preserve">## 20. Открытые вопросы</w:t>
+      </w:r>
+    </w:p>
+    <w:p/>
     <w:p>
       <w:r>
         <w:t xml:space="preserve">| Вопрос | Куда переносится |</w:t>
@@ -4962,44 +4064,28 @@
         <w:t xml:space="preserve">| Формат payout leaf | Финализация этапа выплат и контрактов |</w:t>
       </w:r>
     </w:p>
-    <w:p>
-      <w:r>
-        <w:t xml:space="preserve"/>
-      </w:r>
-    </w:p>
-    <w:p>
-      <w:r>
-        <w:t xml:space="preserve">────────────────────────</w:t>
-      </w:r>
-    </w:p>
-    <w:p>
-      <w:r>
-        <w:t xml:space="preserve"/>
-      </w:r>
-    </w:p>
-    <w:p>
-      <w:pPr>
-        <w:pStyle w:val="Heading2"/>
-      </w:pPr>
-      <w:r>
-        <w:t xml:space="preserve">21. Критерии приемки</w:t>
-      </w:r>
-    </w:p>
-    <w:p>
-      <w:r>
-        <w:t xml:space="preserve"/>
-      </w:r>
-    </w:p>
+    <w:p/>
+    <w:p>
+      <w:r>
+        <w:t xml:space="preserve">---</w:t>
+      </w:r>
+    </w:p>
+    <w:p/>
+    <w:p>
+      <w:pPr>
+        <w:pStyle w:val="Heading1"/>
+      </w:pPr>
+      <w:r>
+        <w:t xml:space="preserve">## 21. Критерии приемки</w:t>
+      </w:r>
+    </w:p>
+    <w:p/>
     <w:p>
       <w:r>
         <w:t xml:space="preserve">Этап 8 считается согласованным, если:</w:t>
       </w:r>
     </w:p>
-    <w:p>
-      <w:r>
-        <w:t xml:space="preserve"/>
-      </w:r>
-    </w:p>
+    <w:p/>
     <w:p>
       <w:r>
         <w:t xml:space="preserve">- определен список контрактов MVP;</w:t>
@@ -5090,44 +4176,28 @@
         <w:t xml:space="preserve">- зафиксированы открытые вопросы.</w:t>
       </w:r>
     </w:p>
-    <w:p>
-      <w:r>
-        <w:t xml:space="preserve"/>
-      </w:r>
-    </w:p>
-    <w:p>
-      <w:r>
-        <w:t xml:space="preserve">────────────────────────</w:t>
-      </w:r>
-    </w:p>
-    <w:p>
-      <w:r>
-        <w:t xml:space="preserve"/>
-      </w:r>
-    </w:p>
-    <w:p>
-      <w:pPr>
-        <w:pStyle w:val="Heading2"/>
-      </w:pPr>
-      <w:r>
-        <w:t xml:space="preserve">22. Итоговое решение</w:t>
-      </w:r>
-    </w:p>
-    <w:p>
-      <w:r>
-        <w:t xml:space="preserve"/>
-      </w:r>
-    </w:p>
+    <w:p/>
+    <w:p>
+      <w:r>
+        <w:t xml:space="preserve">---</w:t>
+      </w:r>
+    </w:p>
+    <w:p/>
+    <w:p>
+      <w:pPr>
+        <w:pStyle w:val="Heading1"/>
+      </w:pPr>
+      <w:r>
+        <w:t xml:space="preserve">## 22. Итоговое решение</w:t>
+      </w:r>
+    </w:p>
+    <w:p/>
     <w:p>
       <w:r>
         <w:t xml:space="preserve">Для MVP принимается модульная smart contract architecture:</w:t>
       </w:r>
     </w:p>
-    <w:p>
-      <w:r>
-        <w:t xml:space="preserve"/>
-      </w:r>
-    </w:p>
+    <w:p/>
     <w:p>
       <w:r>
         <w:t xml:space="preserve">```text</w:t>
@@ -5143,21 +4213,13 @@
         <w:t xml:space="preserve">```</w:t>
       </w:r>
     </w:p>
-    <w:p>
-      <w:r>
-        <w:t xml:space="preserve"/>
-      </w:r>
-    </w:p>
+    <w:p/>
     <w:p>
       <w:r>
         <w:t xml:space="preserve">Ключевые решения:</w:t>
       </w:r>
     </w:p>
-    <w:p>
-      <w:r>
-        <w:t xml:space="preserve"/>
-      </w:r>
-    </w:p>
+    <w:p/>
     <w:p>
       <w:r>
         <w:t xml:space="preserve">- USDC является валютой MVP;</w:t>
@@ -5238,21 +4300,13 @@
         <w:t xml:space="preserve">- аудит обязателен до mainnet.</w:t>
       </w:r>
     </w:p>
-    <w:p>
-      <w:r>
-        <w:t xml:space="preserve"/>
-      </w:r>
-    </w:p>
+    <w:p/>
     <w:p>
       <w:r>
         <w:t xml:space="preserve">Главный принцип:</w:t>
       </w:r>
     </w:p>
-    <w:p>
-      <w:r>
-        <w:t xml:space="preserve"/>
-      </w:r>
-    </w:p>
+    <w:p/>
     <w:p>
       <w:r>
         <w:t xml:space="preserve">```text</w:t>
@@ -5268,14 +4322,10 @@
         <w:t xml:space="preserve">```</w:t>
       </w:r>
     </w:p>
-    <w:p>
-      <w:r>
-        <w:t xml:space="preserve"/>
-      </w:r>
-    </w:p>
+    <w:p/>
     <w:sectPr>
       <w:pgSz w:w="11906" w:h="16838"/>
-      <w:pgMar w:top="1440" w:right="1080" w:bottom="1440" w:left="1080" w:header="720" w:footer="720" w:gutter="0"/>
+      <w:pgMar w:top="1134" w:right="1134" w:bottom="1134" w:left="1134"/>
     </w:sectPr>
   </w:body>
 </w:document>
@@ -5285,49 +4335,24 @@
 <w:styles xmlns:w="http://schemas.openxmlformats.org/wordprocessingml/2006/main">
   <w:style w:type="paragraph" w:default="1" w:styleId="Normal">
     <w:name w:val="Normal"/>
-    <w:qFormat/>
     <w:rPr>
+      <w:rFonts w:ascii="Arial" w:hAnsi="Arial" w:cs="Arial"/>
       <w:sz w:val="22"/>
+    </w:rPr>
+  </w:style>
+  <w:style w:type="paragraph" w:styleId="Title">
+    <w:name w:val="Title"/>
+    <w:rPr>
+      <w:b/>
+      <w:sz w:val="30"/>
     </w:rPr>
   </w:style>
   <w:style w:type="paragraph" w:styleId="Heading1">
     <w:name w:val="heading 1"/>
-    <w:basedOn w:val="Normal"/>
-    <w:next w:val="Normal"/>
-    <w:qFormat/>
-    <w:pPr>
-      <w:spacing w:before="240" w:after="120"/>
-    </w:pPr>
-    <w:rPr>
-      <w:b/>
-      <w:sz w:val="32"/>
-    </w:rPr>
-  </w:style>
-  <w:style w:type="paragraph" w:styleId="Heading2">
-    <w:name w:val="heading 2"/>
-    <w:basedOn w:val="Normal"/>
-    <w:next w:val="Normal"/>
-    <w:qFormat/>
-    <w:pPr>
-      <w:spacing w:before="200" w:after="100"/>
-    </w:pPr>
     <w:rPr>
       <w:b/>
       <w:sz w:val="26"/>
     </w:rPr>
   </w:style>
-  <w:style w:type="paragraph" w:styleId="Heading3">
-    <w:name w:val="heading 3"/>
-    <w:basedOn w:val="Normal"/>
-    <w:next w:val="Normal"/>
-    <w:qFormat/>
-    <w:pPr>
-      <w:spacing w:before="160" w:after="80"/>
-    </w:pPr>
-    <w:rPr>
-      <w:b/>
-      <w:sz w:val="23"/>
-    </w:rPr>
-  </w:style>
 </w:styles>
 </file>